--- a/Bug report/Bug Report.docx
+++ b/Bug report/Bug Report.docx
@@ -1,10 +1,12 @@
 
 <file path=word/document.xml><?xml version="1.0" encoding="utf-8"?>
-<w:document xmlns:wpc="http://schemas.microsoft.com/office/word/2010/wordprocessingCanvas" xmlns:cx="http://schemas.microsoft.com/office/drawing/2014/chartex" xmlns:cx1="http://schemas.microsoft.com/office/drawing/2015/9/8/chartex" xmlns:cx2="http://schemas.microsoft.com/office/drawing/2015/10/21/chartex" xmlns:cx3="http://schemas.microsoft.com/office/drawing/2016/5/9/chartex" xmlns:cx4="http://schemas.microsoft.com/office/drawing/2016/5/10/chartex" xmlns:cx5="http://schemas.microsoft.com/office/drawing/2016/5/11/chartex" xmlns:cx6="http://schemas.microsoft.com/office/drawing/2016/5/12/chartex" xmlns:cx7="http://schemas.microsoft.com/office/drawing/2016/5/13/chartex" xmlns:cx8="http://schemas.microsoft.com/office/drawing/2016/5/14/chartex" xmlns:mc="http://schemas.openxmlformats.org/markup-compatibility/2006" xmlns:aink="http://schemas.microsoft.com/office/drawing/2016/ink" xmlns:am3d="http://schemas.microsoft.com/office/drawing/2017/model3d" xmlns:o="urn:schemas-microsoft-com:office:office" xmlns:oel="http://schemas.microsoft.com/office/2019/extlst" xmlns:r="http://schemas.openxmlformats.org/officeDocument/2006/relationships" xmlns:m="http://schemas.openxmlformats.org/officeDocument/2006/math" xmlns:v="urn:schemas-microsoft-com:vml" xmlns:wp14="http://schemas.microsoft.com/office/word/2010/wordprocessingDrawing" xmlns:wp="http://schemas.openxmlformats.org/drawingml/2006/wordprocessingDrawing" xmlns:w10="urn:schemas-microsoft-com:office:word" xmlns:w="http://schemas.openxmlformats.org/wordprocessingml/2006/main" xmlns:w14="http://schemas.microsoft.com/office/word/2010/wordml" xmlns:w15="http://schemas.microsoft.com/office/word/2012/wordml" xmlns:w16cex="http://schemas.microsoft.com/office/word/2018/wordml/cex" xmlns:w16cid="http://schemas.microsoft.com/office/word/2016/wordml/cid" xmlns:w16="http://schemas.microsoft.com/office/word/2018/wordml" xmlns:w16du="http://schemas.microsoft.com/office/word/2023/wordml/word16du" xmlns:w16sdtdh="http://schemas.microsoft.com/office/word/2020/wordml/sdtdatahash" xmlns:w16sdtfl="http://schemas.microsoft.com/office/word/2024/wordml/sdtformatlock" xmlns:w16se="http://schemas.microsoft.com/office/word/2015/wordml/symex" xmlns:wpg="http://schemas.microsoft.com/office/word/2010/wordprocessingGroup" xmlns:wpi="http://schemas.microsoft.com/office/word/2010/wordprocessingInk" xmlns:wne="http://schemas.microsoft.com/office/word/2006/wordml" xmlns:wps="http://schemas.microsoft.com/office/word/2010/wordprocessingShape" mc:Ignorable="w14 w15 w16se w16cid w16 w16cex w16sdtdh w16sdtfl w16du wp14">
+<w:document xmlns:o="urn:schemas-microsoft-com:office:office" xmlns:r="http://schemas.openxmlformats.org/officeDocument/2006/relationships" xmlns:v="urn:schemas-microsoft-com:vml" xmlns:w="http://schemas.openxmlformats.org/wordprocessingml/2006/main" xmlns:w10="urn:schemas-microsoft-com:office:word" xmlns:wp="http://schemas.openxmlformats.org/drawingml/2006/wordprocessingDrawing" xmlns:wps="http://schemas.microsoft.com/office/word/2010/wordprocessingShape" xmlns:wpg="http://schemas.microsoft.com/office/word/2010/wordprocessingGroup" xmlns:mc="http://schemas.openxmlformats.org/markup-compatibility/2006" xmlns:wp14="http://schemas.microsoft.com/office/word/2010/wordprocessingDrawing" xmlns:w14="http://schemas.microsoft.com/office/word/2010/wordml" xmlns:w15="http://schemas.microsoft.com/office/word/2012/wordml" mc:Ignorable="w14 wp14 w15">
   <w:body>
     <w:tbl>
       <w:tblPr>
         <w:tblW w:w="4121" w:type="dxa"/>
+        <w:jc w:val="left"/>
+        <w:tblInd w:w="0" w:type="dxa"/>
         <w:tblLayout w:type="fixed"/>
         <w:tblCellMar>
           <w:top w:w="15" w:type="dxa"/>
@@ -12,16 +14,18 @@
           <w:bottom w:w="15" w:type="dxa"/>
           <w:right w:w="15" w:type="dxa"/>
         </w:tblCellMar>
-        <w:tblLook w:val="04A0" w:firstRow="1" w:lastRow="0" w:firstColumn="1" w:lastColumn="0" w:noHBand="0" w:noVBand="1"/>
+        <w:tblLook w:val="04a0" w:noHBand="0" w:noVBand="1" w:firstColumn="1" w:lastRow="0" w:lastColumn="0" w:firstRow="1"/>
       </w:tblPr>
       <w:tblGrid>
         <w:gridCol w:w="1242"/>
-        <w:gridCol w:w="2879"/>
+        <w:gridCol w:w="2878"/>
       </w:tblGrid>
       <w:tr>
+        <w:trPr/>
         <w:tc>
           <w:tcPr>
             <w:tcW w:w="1242" w:type="dxa"/>
+            <w:tcBorders/>
             <w:vAlign w:val="center"/>
           </w:tcPr>
           <w:p>
@@ -35,7 +39,7 @@
             </w:pPr>
             <w:r>
               <w:rPr>
-                <w:rFonts w:ascii="Times New Roman" w:hAnsi="Times New Roman" w:cs="Times New Roman"/>
+                <w:rFonts w:cs="Times New Roman" w:ascii="Times New Roman" w:hAnsi="Times New Roman"/>
                 <w:b/>
                 <w:bCs/>
                 <w:sz w:val="20"/>
@@ -48,6 +52,7 @@
         <w:tc>
           <w:tcPr>
             <w:tcW w:w="2878" w:type="dxa"/>
+            <w:tcBorders/>
             <w:vAlign w:val="center"/>
           </w:tcPr>
           <w:p>
@@ -61,11 +66,19 @@
             </w:pPr>
             <w:r>
               <w:rPr>
-                <w:rFonts w:ascii="Times New Roman" w:hAnsi="Times New Roman" w:cs="Times New Roman"/>
+                <w:rFonts w:cs="Times New Roman" w:ascii="Times New Roman" w:hAnsi="Times New Roman"/>
                 <w:sz w:val="20"/>
                 <w:szCs w:val="20"/>
               </w:rPr>
-              <w:t xml:space="preserve">                    Tichi Web Application</w:t>
+              <w:t xml:space="preserve">                    </w:t>
+            </w:r>
+            <w:r>
+              <w:rPr>
+                <w:rFonts w:cs="Times New Roman" w:ascii="Times New Roman" w:hAnsi="Times New Roman"/>
+                <w:sz w:val="20"/>
+                <w:szCs w:val="20"/>
+              </w:rPr>
+              <w:t>Tichi Web Application</w:t>
             </w:r>
           </w:p>
         </w:tc>
@@ -81,10 +94,20 @@
           <w:szCs w:val="20"/>
         </w:rPr>
       </w:pPr>
+      <w:r>
+        <w:rPr>
+          <w:rFonts w:cs="Times New Roman" w:ascii="Times New Roman" w:hAnsi="Times New Roman"/>
+          <w:vanish/>
+          <w:sz w:val="20"/>
+          <w:szCs w:val="20"/>
+        </w:rPr>
+      </w:r>
     </w:p>
     <w:tbl>
       <w:tblPr>
         <w:tblW w:w="3240" w:type="dxa"/>
+        <w:jc w:val="left"/>
+        <w:tblInd w:w="0" w:type="dxa"/>
         <w:tblLayout w:type="fixed"/>
         <w:tblCellMar>
           <w:top w:w="15" w:type="dxa"/>
@@ -92,16 +115,18 @@
           <w:bottom w:w="15" w:type="dxa"/>
           <w:right w:w="15" w:type="dxa"/>
         </w:tblCellMar>
-        <w:tblLook w:val="04A0" w:firstRow="1" w:lastRow="0" w:firstColumn="1" w:lastColumn="0" w:noHBand="0" w:noVBand="1"/>
+        <w:tblLook w:val="04a0" w:noHBand="0" w:noVBand="1" w:firstColumn="1" w:lastRow="0" w:lastColumn="0" w:firstRow="1"/>
       </w:tblPr>
       <w:tblGrid>
         <w:gridCol w:w="1502"/>
-        <w:gridCol w:w="1738"/>
+        <w:gridCol w:w="1737"/>
       </w:tblGrid>
       <w:tr>
+        <w:trPr/>
         <w:tc>
           <w:tcPr>
             <w:tcW w:w="1502" w:type="dxa"/>
+            <w:tcBorders/>
             <w:vAlign w:val="center"/>
           </w:tcPr>
           <w:p>
@@ -115,7 +140,7 @@
             </w:pPr>
             <w:r>
               <w:rPr>
-                <w:rFonts w:ascii="Times New Roman" w:hAnsi="Times New Roman" w:cs="Times New Roman"/>
+                <w:rFonts w:cs="Times New Roman" w:ascii="Times New Roman" w:hAnsi="Times New Roman"/>
                 <w:b/>
                 <w:bCs/>
                 <w:sz w:val="20"/>
@@ -127,7 +152,8 @@
         </w:tc>
         <w:tc>
           <w:tcPr>
-            <w:tcW w:w="1738" w:type="dxa"/>
+            <w:tcW w:w="1737" w:type="dxa"/>
+            <w:tcBorders/>
             <w:vAlign w:val="center"/>
           </w:tcPr>
           <w:p>
@@ -141,19 +167,29 @@
             </w:pPr>
             <w:r>
               <w:rPr>
-                <w:rFonts w:ascii="Times New Roman" w:hAnsi="Times New Roman" w:cs="Times New Roman"/>
+                <w:rFonts w:cs="Times New Roman" w:ascii="Times New Roman" w:hAnsi="Times New Roman"/>
                 <w:sz w:val="20"/>
                 <w:szCs w:val="20"/>
               </w:rPr>
-              <w:t xml:space="preserve">               Bug Report</w:t>
+              <w:t xml:space="preserve">               </w:t>
+            </w:r>
+            <w:r>
+              <w:rPr>
+                <w:rFonts w:cs="Times New Roman" w:ascii="Times New Roman" w:hAnsi="Times New Roman"/>
+                <w:sz w:val="20"/>
+                <w:szCs w:val="20"/>
+              </w:rPr>
+              <w:t>Bug Report</w:t>
             </w:r>
           </w:p>
         </w:tc>
       </w:tr>
       <w:tr>
+        <w:trPr/>
         <w:tc>
           <w:tcPr>
             <w:tcW w:w="1502" w:type="dxa"/>
+            <w:tcBorders/>
             <w:vAlign w:val="center"/>
           </w:tcPr>
           <w:p>
@@ -169,7 +205,7 @@
             </w:pPr>
             <w:r>
               <w:rPr>
-                <w:rFonts w:ascii="Times New Roman" w:hAnsi="Times New Roman" w:cs="Times New Roman"/>
+                <w:rFonts w:cs="Times New Roman" w:ascii="Times New Roman" w:hAnsi="Times New Roman"/>
                 <w:b/>
                 <w:bCs/>
                 <w:sz w:val="20"/>
@@ -181,7 +217,8 @@
         </w:tc>
         <w:tc>
           <w:tcPr>
-            <w:tcW w:w="1738" w:type="dxa"/>
+            <w:tcW w:w="1737" w:type="dxa"/>
+            <w:tcBorders/>
             <w:vAlign w:val="center"/>
           </w:tcPr>
           <w:p>
@@ -195,11 +232,19 @@
             </w:pPr>
             <w:r>
               <w:rPr>
-                <w:rFonts w:ascii="Times New Roman" w:hAnsi="Times New Roman" w:cs="Times New Roman"/>
+                <w:rFonts w:cs="Times New Roman" w:ascii="Times New Roman" w:hAnsi="Times New Roman"/>
                 <w:sz w:val="20"/>
                 <w:szCs w:val="20"/>
               </w:rPr>
-              <w:t xml:space="preserve">               1.0</w:t>
+              <w:t xml:space="preserve">               </w:t>
+            </w:r>
+            <w:r>
+              <w:rPr>
+                <w:rFonts w:cs="Times New Roman" w:ascii="Times New Roman" w:hAnsi="Times New Roman"/>
+                <w:sz w:val="20"/>
+                <w:szCs w:val="20"/>
+              </w:rPr>
+              <w:t>1.0</w:t>
             </w:r>
           </w:p>
         </w:tc>
@@ -215,10 +260,20 @@
           <w:szCs w:val="20"/>
         </w:rPr>
       </w:pPr>
+      <w:r>
+        <w:rPr>
+          <w:rFonts w:cs="Times New Roman" w:ascii="Times New Roman" w:hAnsi="Times New Roman"/>
+          <w:vanish/>
+          <w:sz w:val="20"/>
+          <w:szCs w:val="20"/>
+        </w:rPr>
+      </w:r>
     </w:p>
     <w:tbl>
       <w:tblPr>
         <w:tblW w:w="2958" w:type="dxa"/>
+        <w:jc w:val="left"/>
+        <w:tblInd w:w="0" w:type="dxa"/>
         <w:tblLayout w:type="fixed"/>
         <w:tblCellMar>
           <w:top w:w="15" w:type="dxa"/>
@@ -226,16 +281,18 @@
           <w:bottom w:w="15" w:type="dxa"/>
           <w:right w:w="15" w:type="dxa"/>
         </w:tblCellMar>
-        <w:tblLook w:val="04A0" w:firstRow="1" w:lastRow="0" w:firstColumn="1" w:lastColumn="0" w:noHBand="0" w:noVBand="1"/>
+        <w:tblLook w:val="04a0" w:noHBand="0" w:noVBand="1" w:firstColumn="1" w:lastRow="0" w:lastColumn="0" w:firstRow="1"/>
       </w:tblPr>
       <w:tblGrid>
-        <w:gridCol w:w="1043"/>
+        <w:gridCol w:w="1042"/>
         <w:gridCol w:w="1915"/>
       </w:tblGrid>
       <w:tr>
+        <w:trPr/>
         <w:tc>
           <w:tcPr>
-            <w:tcW w:w="1043" w:type="dxa"/>
+            <w:tcW w:w="1042" w:type="dxa"/>
+            <w:tcBorders/>
             <w:vAlign w:val="center"/>
           </w:tcPr>
           <w:p>
@@ -249,7 +306,7 @@
             </w:pPr>
             <w:r>
               <w:rPr>
-                <w:rFonts w:ascii="Times New Roman" w:hAnsi="Times New Roman" w:cs="Times New Roman"/>
+                <w:rFonts w:cs="Times New Roman" w:ascii="Times New Roman" w:hAnsi="Times New Roman"/>
                 <w:b/>
                 <w:bCs/>
                 <w:sz w:val="20"/>
@@ -261,7 +318,8 @@
         </w:tc>
         <w:tc>
           <w:tcPr>
-            <w:tcW w:w="1914" w:type="dxa"/>
+            <w:tcW w:w="1915" w:type="dxa"/>
+            <w:tcBorders/>
             <w:vAlign w:val="center"/>
           </w:tcPr>
           <w:p>
@@ -275,11 +333,19 @@
             </w:pPr>
             <w:r>
               <w:rPr>
-                <w:rFonts w:ascii="Times New Roman" w:hAnsi="Times New Roman" w:cs="Times New Roman"/>
+                <w:rFonts w:cs="Times New Roman" w:ascii="Times New Roman" w:hAnsi="Times New Roman"/>
                 <w:sz w:val="20"/>
                 <w:szCs w:val="20"/>
               </w:rPr>
-              <w:t xml:space="preserve">                        Rohit K</w:t>
+              <w:t xml:space="preserve">                        </w:t>
+            </w:r>
+            <w:r>
+              <w:rPr>
+                <w:rFonts w:cs="Times New Roman" w:ascii="Times New Roman" w:hAnsi="Times New Roman"/>
+                <w:sz w:val="20"/>
+                <w:szCs w:val="20"/>
+              </w:rPr>
+              <w:t>Rohit K</w:t>
             </w:r>
           </w:p>
         </w:tc>
@@ -295,10 +361,20 @@
           <w:szCs w:val="20"/>
         </w:rPr>
       </w:pPr>
+      <w:r>
+        <w:rPr>
+          <w:rFonts w:cs="Times New Roman" w:ascii="Times New Roman" w:hAnsi="Times New Roman"/>
+          <w:vanish/>
+          <w:sz w:val="20"/>
+          <w:szCs w:val="20"/>
+        </w:rPr>
+      </w:r>
     </w:p>
     <w:tbl>
       <w:tblPr>
         <w:tblW w:w="3269" w:type="dxa"/>
+        <w:jc w:val="left"/>
+        <w:tblInd w:w="0" w:type="dxa"/>
         <w:tblLayout w:type="fixed"/>
         <w:tblCellMar>
           <w:top w:w="15" w:type="dxa"/>
@@ -306,16 +382,18 @@
           <w:bottom w:w="15" w:type="dxa"/>
           <w:right w:w="15" w:type="dxa"/>
         </w:tblCellMar>
-        <w:tblLook w:val="04A0" w:firstRow="1" w:lastRow="0" w:firstColumn="1" w:lastColumn="0" w:noHBand="0" w:noVBand="1"/>
+        <w:tblLook w:val="04a0" w:noHBand="0" w:noVBand="1" w:firstColumn="1" w:lastRow="0" w:lastColumn="0" w:firstRow="1"/>
       </w:tblPr>
       <w:tblGrid>
-        <w:gridCol w:w="1209"/>
+        <w:gridCol w:w="1208"/>
         <w:gridCol w:w="2060"/>
       </w:tblGrid>
       <w:tr>
+        <w:trPr/>
         <w:tc>
           <w:tcPr>
-            <w:tcW w:w="1209" w:type="dxa"/>
+            <w:tcW w:w="1208" w:type="dxa"/>
+            <w:tcBorders/>
             <w:vAlign w:val="center"/>
           </w:tcPr>
           <w:p>
@@ -329,7 +407,7 @@
             </w:pPr>
             <w:r>
               <w:rPr>
-                <w:rFonts w:ascii="Times New Roman" w:hAnsi="Times New Roman" w:cs="Times New Roman"/>
+                <w:rFonts w:cs="Times New Roman" w:ascii="Times New Roman" w:hAnsi="Times New Roman"/>
                 <w:b/>
                 <w:bCs/>
                 <w:sz w:val="20"/>
@@ -341,7 +419,8 @@
         </w:tc>
         <w:tc>
           <w:tcPr>
-            <w:tcW w:w="2059" w:type="dxa"/>
+            <w:tcW w:w="2060" w:type="dxa"/>
+            <w:tcBorders/>
             <w:vAlign w:val="center"/>
           </w:tcPr>
           <w:p>
@@ -355,11 +434,19 @@
             </w:pPr>
             <w:r>
               <w:rPr>
-                <w:rFonts w:ascii="Times New Roman" w:hAnsi="Times New Roman" w:cs="Times New Roman"/>
+                <w:rFonts w:cs="Times New Roman" w:ascii="Times New Roman" w:hAnsi="Times New Roman"/>
                 <w:sz w:val="20"/>
                 <w:szCs w:val="20"/>
               </w:rPr>
-              <w:t xml:space="preserve">                     03-07-2026</w:t>
+              <w:t xml:space="preserve">                     </w:t>
+            </w:r>
+            <w:r>
+              <w:rPr>
+                <w:rFonts w:cs="Times New Roman" w:ascii="Times New Roman" w:hAnsi="Times New Roman"/>
+                <w:sz w:val="20"/>
+                <w:szCs w:val="20"/>
+              </w:rPr>
+              <w:t>03-07-2026</w:t>
             </w:r>
           </w:p>
         </w:tc>
@@ -375,10 +462,20 @@
           <w:szCs w:val="20"/>
         </w:rPr>
       </w:pPr>
+      <w:r>
+        <w:rPr>
+          <w:rFonts w:cs="Times New Roman" w:ascii="Times New Roman" w:hAnsi="Times New Roman"/>
+          <w:vanish/>
+          <w:sz w:val="20"/>
+          <w:szCs w:val="20"/>
+        </w:rPr>
+      </w:r>
     </w:p>
     <w:tbl>
       <w:tblPr>
         <w:tblW w:w="9949" w:type="dxa"/>
+        <w:jc w:val="left"/>
+        <w:tblInd w:w="0" w:type="dxa"/>
         <w:tblLayout w:type="fixed"/>
         <w:tblCellMar>
           <w:top w:w="15" w:type="dxa"/>
@@ -386,16 +483,18 @@
           <w:bottom w:w="15" w:type="dxa"/>
           <w:right w:w="15" w:type="dxa"/>
         </w:tblCellMar>
-        <w:tblLook w:val="04A0" w:firstRow="1" w:lastRow="0" w:firstColumn="1" w:lastColumn="0" w:noHBand="0" w:noVBand="1"/>
+        <w:tblLook w:val="04a0" w:noHBand="0" w:noVBand="1" w:firstColumn="1" w:lastRow="0" w:lastColumn="0" w:firstRow="1"/>
       </w:tblPr>
       <w:tblGrid>
         <w:gridCol w:w="9869"/>
-        <w:gridCol w:w="80"/>
+        <w:gridCol w:w="79"/>
       </w:tblGrid>
       <w:tr>
+        <w:trPr/>
         <w:tc>
           <w:tcPr>
-            <w:tcW w:w="9868" w:type="dxa"/>
+            <w:tcW w:w="9869" w:type="dxa"/>
+            <w:tcBorders/>
             <w:vAlign w:val="center"/>
           </w:tcPr>
           <w:p>
@@ -411,7 +510,7 @@
             </w:pPr>
             <w:r>
               <w:rPr>
-                <w:rFonts w:ascii="Times New Roman" w:hAnsi="Times New Roman" w:cs="Times New Roman"/>
+                <w:rFonts w:cs="Times New Roman" w:ascii="Times New Roman" w:hAnsi="Times New Roman"/>
                 <w:b/>
                 <w:bCs/>
                 <w:sz w:val="20"/>
@@ -431,21 +530,38 @@
                 <w:szCs w:val="20"/>
               </w:rPr>
             </w:pPr>
-          </w:p>
-          <w:p>
-            <w:pPr>
-              <w:pStyle w:val="NoSpacing"/>
-              <w:rPr>
-                <w:rFonts w:ascii="Times New Roman" w:hAnsi="Times New Roman" w:cs="Times New Roman"/>
+            <w:r>
+              <w:rPr>
+                <w:rFonts w:cs="Times New Roman" w:ascii="Times New Roman" w:hAnsi="Times New Roman"/>
+                <w:b/>
+                <w:bCs/>
                 <w:sz w:val="20"/>
                 <w:szCs w:val="20"/>
               </w:rPr>
-            </w:pPr>
+            </w:r>
+          </w:p>
+          <w:p>
+            <w:pPr>
+              <w:pStyle w:val="NoSpacing"/>
+              <w:rPr>
+                <w:rFonts w:ascii="Times New Roman" w:hAnsi="Times New Roman" w:cs="Times New Roman"/>
+                <w:sz w:val="20"/>
+                <w:szCs w:val="20"/>
+              </w:rPr>
+            </w:pPr>
+            <w:r>
+              <w:rPr>
+                <w:rFonts w:cs="Times New Roman" w:ascii="Times New Roman" w:hAnsi="Times New Roman"/>
+                <w:sz w:val="20"/>
+                <w:szCs w:val="20"/>
+              </w:rPr>
+            </w:r>
           </w:p>
         </w:tc>
         <w:tc>
           <w:tcPr>
-            <w:tcW w:w="80" w:type="dxa"/>
+            <w:tcW w:w="79" w:type="dxa"/>
+            <w:tcBorders/>
             <w:vAlign w:val="center"/>
           </w:tcPr>
           <w:p>
@@ -459,7 +575,7 @@
             </w:pPr>
             <w:r>
               <w:rPr>
-                <w:rFonts w:ascii="Times New Roman" w:hAnsi="Times New Roman" w:cs="Times New Roman"/>
+                <w:rFonts w:cs="Times New Roman" w:ascii="Times New Roman" w:hAnsi="Times New Roman"/>
                 <w:sz w:val="20"/>
                 <w:szCs w:val="20"/>
               </w:rPr>
@@ -470,11 +586,12 @@
       </w:tr>
       <w:tr>
         <w:trPr>
-          <w:trHeight w:val="135"/>
+          <w:trHeight w:val="135" w:hRule="atLeast"/>
         </w:trPr>
         <w:tc>
           <w:tcPr>
-            <w:tcW w:w="9868" w:type="dxa"/>
+            <w:tcW w:w="9869" w:type="dxa"/>
+            <w:tcBorders/>
             <w:vAlign w:val="center"/>
           </w:tcPr>
           <w:p>
@@ -490,7 +607,7 @@
             </w:pPr>
             <w:r>
               <w:rPr>
-                <w:rFonts w:ascii="Times New Roman" w:hAnsi="Times New Roman" w:cs="Times New Roman"/>
+                <w:rFonts w:cs="Times New Roman" w:ascii="Times New Roman" w:hAnsi="Times New Roman"/>
                 <w:b/>
                 <w:bCs/>
                 <w:sz w:val="28"/>
@@ -510,18 +627,15 @@
                 <w:szCs w:val="28"/>
               </w:rPr>
             </w:pPr>
-          </w:p>
-          <w:p>
-            <w:pPr>
-              <w:pStyle w:val="NoSpacing"/>
-              <w:rPr>
-                <w:rFonts w:ascii="Times New Roman" w:hAnsi="Times New Roman" w:cs="Times New Roman"/>
+            <w:r>
+              <w:rPr>
+                <w:rFonts w:cs="Times New Roman" w:ascii="Times New Roman" w:hAnsi="Times New Roman"/>
                 <w:b/>
                 <w:bCs/>
                 <w:sz w:val="28"/>
                 <w:szCs w:val="28"/>
               </w:rPr>
-            </w:pPr>
+            </w:r>
           </w:p>
           <w:p>
             <w:pPr>
@@ -536,13 +650,12 @@
             </w:pPr>
             <w:r>
               <w:rPr>
-                <w:rFonts w:ascii="Times New Roman" w:hAnsi="Times New Roman" w:cs="Times New Roman"/>
+                <w:rFonts w:cs="Times New Roman" w:ascii="Times New Roman" w:hAnsi="Times New Roman"/>
                 <w:b/>
                 <w:bCs/>
                 <w:sz w:val="28"/>
                 <w:szCs w:val="28"/>
               </w:rPr>
-              <w:t xml:space="preserve">           Responsive UI layout issue across the application</w:t>
             </w:r>
           </w:p>
           <w:p>
@@ -556,19 +669,60 @@
                 <w:szCs w:val="28"/>
               </w:rPr>
             </w:pPr>
-          </w:p>
-          <w:p>
-            <w:pPr>
-              <w:pStyle w:val="NoSpacing"/>
-              <w:rPr>
-                <w:rFonts w:ascii="Times New Roman" w:hAnsi="Times New Roman" w:cs="Times New Roman"/>
-                <w:b/>
-                <w:bCs/>
-              </w:rPr>
-            </w:pPr>
-            <w:r>
-              <w:rPr>
-                <w:rFonts w:ascii="Times New Roman" w:hAnsi="Times New Roman" w:cs="Times New Roman"/>
+            <w:r>
+              <w:rPr>
+                <w:rFonts w:cs="Times New Roman" w:ascii="Times New Roman" w:hAnsi="Times New Roman"/>
+                <w:b/>
+                <w:bCs/>
+                <w:sz w:val="28"/>
+                <w:szCs w:val="28"/>
+              </w:rPr>
+              <w:t xml:space="preserve">           </w:t>
+            </w:r>
+            <w:r>
+              <w:rPr>
+                <w:rFonts w:cs="Times New Roman" w:ascii="Times New Roman" w:hAnsi="Times New Roman"/>
+                <w:b/>
+                <w:bCs/>
+                <w:sz w:val="28"/>
+                <w:szCs w:val="28"/>
+              </w:rPr>
+              <w:t>Responsive UI layout issue across the application</w:t>
+            </w:r>
+          </w:p>
+          <w:p>
+            <w:pPr>
+              <w:pStyle w:val="NoSpacing"/>
+              <w:rPr>
+                <w:rFonts w:ascii="Times New Roman" w:hAnsi="Times New Roman" w:cs="Times New Roman"/>
+                <w:b/>
+                <w:bCs/>
+                <w:sz w:val="28"/>
+                <w:szCs w:val="28"/>
+              </w:rPr>
+            </w:pPr>
+            <w:r>
+              <w:rPr>
+                <w:rFonts w:cs="Times New Roman" w:ascii="Times New Roman" w:hAnsi="Times New Roman"/>
+                <w:b/>
+                <w:bCs/>
+                <w:sz w:val="28"/>
+                <w:szCs w:val="28"/>
+              </w:rPr>
+            </w:r>
+          </w:p>
+          <w:p>
+            <w:pPr>
+              <w:pStyle w:val="NoSpacing"/>
+              <w:rPr>
+                <w:rFonts w:ascii="Times New Roman" w:hAnsi="Times New Roman" w:cs="Times New Roman"/>
+                <w:b/>
+                <w:bCs/>
+              </w:rPr>
+            </w:pPr>
+            <w:r>
+              <w:rPr>
+                <w:rFonts w:cs="Times New Roman" w:ascii="Times New Roman" w:hAnsi="Times New Roman"/>
                 <w:b/>
                 <w:bCs/>
               </w:rPr>
@@ -576,7 +730,7 @@
             </w:r>
             <w:r>
               <w:rPr>
-                <w:rFonts w:ascii="Times New Roman" w:hAnsi="Times New Roman" w:cs="Times New Roman"/>
+                <w:rFonts w:cs="Times New Roman" w:ascii="Times New Roman" w:hAnsi="Times New Roman"/>
               </w:rPr>
               <w:t>BUG_001</w:t>
             </w:r>
@@ -590,7 +744,7 @@
             </w:pPr>
             <w:r>
               <w:rPr>
-                <w:rFonts w:ascii="Times New Roman" w:hAnsi="Times New Roman" w:cs="Times New Roman"/>
+                <w:rFonts w:cs="Times New Roman" w:ascii="Times New Roman" w:hAnsi="Times New Roman"/>
                 <w:b/>
                 <w:bCs/>
               </w:rPr>
@@ -598,7 +752,7 @@
             </w:r>
             <w:r>
               <w:rPr>
-                <w:rFonts w:ascii="Times New Roman" w:hAnsi="Times New Roman" w:cs="Times New Roman"/>
+                <w:rFonts w:cs="Times New Roman" w:ascii="Times New Roman" w:hAnsi="Times New Roman"/>
               </w:rPr>
               <w:t>Landing page is not responsive at reduced browser width</w:t>
             </w:r>
@@ -614,7 +768,7 @@
             </w:pPr>
             <w:r>
               <w:rPr>
-                <w:rFonts w:ascii="Times New Roman" w:hAnsi="Times New Roman" w:cs="Times New Roman"/>
+                <w:rFonts w:cs="Times New Roman" w:ascii="Times New Roman" w:hAnsi="Times New Roman"/>
                 <w:b/>
                 <w:bCs/>
               </w:rPr>
@@ -622,7 +776,7 @@
             </w:r>
             <w:r>
               <w:rPr>
-                <w:rFonts w:ascii="Times New Roman" w:hAnsi="Times New Roman" w:cs="Times New Roman"/>
+                <w:rFonts w:cs="Times New Roman" w:ascii="Times New Roman" w:hAnsi="Times New Roman"/>
               </w:rPr>
               <w:t>Landing Page</w:t>
             </w:r>
@@ -638,7 +792,7 @@
             </w:pPr>
             <w:r>
               <w:rPr>
-                <w:rFonts w:ascii="Times New Roman" w:hAnsi="Times New Roman" w:cs="Times New Roman"/>
+                <w:rFonts w:cs="Times New Roman" w:ascii="Times New Roman" w:hAnsi="Times New Roman"/>
                 <w:b/>
                 <w:bCs/>
               </w:rPr>
@@ -646,7 +800,7 @@
             </w:r>
             <w:r>
               <w:rPr>
-                <w:rFonts w:ascii="Times New Roman" w:hAnsi="Times New Roman" w:cs="Times New Roman"/>
+                <w:rFonts w:cs="Times New Roman" w:ascii="Times New Roman" w:hAnsi="Times New Roman"/>
               </w:rPr>
               <w:t>Medium</w:t>
             </w:r>
@@ -662,7 +816,7 @@
             </w:pPr>
             <w:r>
               <w:rPr>
-                <w:rFonts w:ascii="Times New Roman" w:hAnsi="Times New Roman" w:cs="Times New Roman"/>
+                <w:rFonts w:cs="Times New Roman" w:ascii="Times New Roman" w:hAnsi="Times New Roman"/>
                 <w:b/>
                 <w:bCs/>
               </w:rPr>
@@ -670,7 +824,7 @@
             </w:r>
             <w:r>
               <w:rPr>
-                <w:rFonts w:ascii="Times New Roman" w:hAnsi="Times New Roman" w:cs="Times New Roman"/>
+                <w:rFonts w:cs="Times New Roman" w:ascii="Times New Roman" w:hAnsi="Times New Roman"/>
               </w:rPr>
               <w:t>Medium</w:t>
             </w:r>
@@ -686,7 +840,7 @@
             </w:pPr>
             <w:r>
               <w:rPr>
-                <w:rFonts w:ascii="Times New Roman" w:hAnsi="Times New Roman" w:cs="Times New Roman"/>
+                <w:rFonts w:cs="Times New Roman" w:ascii="Times New Roman" w:hAnsi="Times New Roman"/>
                 <w:b/>
                 <w:bCs/>
               </w:rPr>
@@ -706,7 +860,7 @@
             </w:pPr>
             <w:r>
               <w:rPr>
-                <w:rFonts w:ascii="Times New Roman" w:hAnsi="Times New Roman" w:cs="Times New Roman"/>
+                <w:rFonts w:cs="Times New Roman" w:ascii="Times New Roman" w:hAnsi="Times New Roman"/>
                 <w:b/>
                 <w:bCs/>
               </w:rPr>
@@ -714,7 +868,7 @@
             </w:r>
             <w:r>
               <w:rPr>
-                <w:rFonts w:ascii="Times New Roman" w:hAnsi="Times New Roman" w:cs="Times New Roman"/>
+                <w:rFonts w:cs="Times New Roman" w:ascii="Times New Roman" w:hAnsi="Times New Roman"/>
               </w:rPr>
               <w:t xml:space="preserve">Linux </w:t>
             </w:r>
@@ -734,7 +888,7 @@
             </w:pPr>
             <w:r>
               <w:rPr>
-                <w:rFonts w:ascii="Times New Roman" w:hAnsi="Times New Roman" w:cs="Times New Roman"/>
+                <w:rFonts w:cs="Times New Roman" w:ascii="Times New Roman" w:hAnsi="Times New Roman"/>
                 <w:b/>
                 <w:bCs/>
               </w:rPr>
@@ -742,7 +896,7 @@
             </w:r>
             <w:r>
               <w:rPr>
-                <w:rFonts w:ascii="Times New Roman" w:hAnsi="Times New Roman" w:cs="Times New Roman"/>
+                <w:rFonts w:cs="Times New Roman" w:ascii="Times New Roman" w:hAnsi="Times New Roman"/>
               </w:rPr>
               <w:t xml:space="preserve">Firefox </w:t>
             </w:r>
@@ -762,24 +916,24 @@
             </w:pPr>
             <w:r>
               <w:rPr>
-                <w:rFonts w:ascii="Times New Roman" w:hAnsi="Times New Roman" w:cs="Times New Roman"/>
+                <w:rFonts w:cs="Times New Roman" w:ascii="Times New Roman" w:hAnsi="Times New Roman"/>
                 <w:b/>
                 <w:bCs/>
               </w:rPr>
               <w:t xml:space="preserve">URL: </w:t>
             </w:r>
-            <w:hyperlink r:id="rId5" w:tgtFrame="_new">
+            <w:hyperlink r:id="rId2" w:tgtFrame="_new">
               <w:r>
                 <w:rPr>
                   <w:rStyle w:val="Hyperlink"/>
-                  <w:rFonts w:ascii="Times New Roman" w:hAnsi="Times New Roman" w:cs="Times New Roman"/>
+                  <w:rFonts w:cs="Times New Roman" w:ascii="Times New Roman" w:hAnsi="Times New Roman"/>
                 </w:rPr>
                 <w:t>https://tichi-app-webapp-stage.web.app/login</w:t>
               </w:r>
             </w:hyperlink>
             <w:r>
               <w:rPr>
-                <w:rFonts w:ascii="Times New Roman" w:hAnsi="Times New Roman" w:cs="Times New Roman"/>
+                <w:rFonts w:cs="Times New Roman" w:ascii="Times New Roman" w:hAnsi="Times New Roman"/>
                 <w:b/>
                 <w:bCs/>
               </w:rPr>
@@ -797,7 +951,7 @@
             </w:pPr>
             <w:r>
               <w:rPr>
-                <w:rFonts w:ascii="Times New Roman" w:hAnsi="Times New Roman" w:cs="Times New Roman"/>
+                <w:rFonts w:cs="Times New Roman" w:ascii="Times New Roman" w:hAnsi="Times New Roman"/>
                 <w:b/>
                 <w:bCs/>
               </w:rPr>
@@ -817,7 +971,7 @@
             </w:pPr>
             <w:r>
               <w:rPr>
-                <w:rFonts w:ascii="Times New Roman" w:hAnsi="Times New Roman" w:cs="Times New Roman"/>
+                <w:rFonts w:cs="Times New Roman" w:ascii="Times New Roman" w:hAnsi="Times New Roman"/>
               </w:rPr>
               <w:t xml:space="preserve">Login page is open. </w:t>
             </w:r>
@@ -833,7 +987,7 @@
             </w:pPr>
             <w:r>
               <w:rPr>
-                <w:rFonts w:ascii="Times New Roman" w:hAnsi="Times New Roman" w:cs="Times New Roman"/>
+                <w:rFonts w:cs="Times New Roman" w:ascii="Times New Roman" w:hAnsi="Times New Roman"/>
                 <w:b/>
                 <w:bCs/>
               </w:rPr>
@@ -853,7 +1007,7 @@
             </w:pPr>
             <w:r>
               <w:rPr>
-                <w:rFonts w:ascii="Times New Roman" w:hAnsi="Times New Roman" w:cs="Times New Roman"/>
+                <w:rFonts w:cs="Times New Roman" w:ascii="Times New Roman" w:hAnsi="Times New Roman"/>
               </w:rPr>
               <w:t xml:space="preserve">Open the Login page. </w:t>
             </w:r>
@@ -871,7 +1025,7 @@
             </w:pPr>
             <w:r>
               <w:rPr>
-                <w:rFonts w:ascii="Times New Roman" w:hAnsi="Times New Roman" w:cs="Times New Roman"/>
+                <w:rFonts w:cs="Times New Roman" w:ascii="Times New Roman" w:hAnsi="Times New Roman"/>
               </w:rPr>
               <w:t xml:space="preserve">Reduce the browser width (or test on tablet/mobile viewport). </w:t>
             </w:r>
@@ -889,7 +1043,7 @@
             </w:pPr>
             <w:r>
               <w:rPr>
-                <w:rFonts w:ascii="Times New Roman" w:hAnsi="Times New Roman" w:cs="Times New Roman"/>
+                <w:rFonts w:cs="Times New Roman" w:ascii="Times New Roman" w:hAnsi="Times New Roman"/>
               </w:rPr>
               <w:t xml:space="preserve">Observe the page layout. </w:t>
             </w:r>
@@ -905,23 +1059,16 @@
             </w:pPr>
             <w:r>
               <w:rPr>
-                <w:rFonts w:ascii="Times New Roman" w:hAnsi="Times New Roman" w:cs="Times New Roman"/>
+                <w:rFonts w:cs="Times New Roman" w:ascii="Times New Roman" w:hAnsi="Times New Roman"/>
                 <w:b/>
                 <w:bCs/>
               </w:rPr>
               <w:t>Expected Result:</w:t>
-            </w:r>
-            <w:r>
-              <w:rPr>
-                <w:rFonts w:ascii="Times New Roman" w:hAnsi="Times New Roman" w:cs="Times New Roman"/>
-                <w:b/>
-                <w:bCs/>
-              </w:rPr>
               <w:br/>
             </w:r>
             <w:r>
               <w:rPr>
-                <w:rFonts w:ascii="Times New Roman" w:hAnsi="Times New Roman" w:cs="Times New Roman"/>
+                <w:rFonts w:cs="Times New Roman" w:ascii="Times New Roman" w:hAnsi="Times New Roman"/>
               </w:rPr>
               <w:t xml:space="preserve">      The layout should adjust to the viewport without excessive empty space, clipping, or horizontal scrolling.</w:t>
             </w:r>
@@ -937,24 +1084,17 @@
             </w:pPr>
             <w:r>
               <w:rPr>
-                <w:rFonts w:ascii="Times New Roman" w:hAnsi="Times New Roman" w:cs="Times New Roman"/>
+                <w:rFonts w:cs="Times New Roman" w:ascii="Times New Roman" w:hAnsi="Times New Roman"/>
                 <w:b/>
                 <w:bCs/>
               </w:rPr>
               <w:t>Actual Result:</w:t>
-            </w:r>
-            <w:r>
-              <w:rPr>
-                <w:rFonts w:ascii="Times New Roman" w:hAnsi="Times New Roman" w:cs="Times New Roman"/>
-                <w:b/>
-                <w:bCs/>
-              </w:rPr>
               <w:br/>
               <w:t xml:space="preserve">      </w:t>
             </w:r>
             <w:r>
               <w:rPr>
-                <w:rFonts w:ascii="Times New Roman" w:hAnsi="Times New Roman" w:cs="Times New Roman"/>
+                <w:rFonts w:cs="Times New Roman" w:ascii="Times New Roman" w:hAnsi="Times New Roman"/>
               </w:rPr>
               <w:t>The layout does not adjust correctly and leaves excessive blank space, reducing usability.</w:t>
             </w:r>
@@ -970,7 +1110,7 @@
             </w:pPr>
             <w:r>
               <w:rPr>
-                <w:rFonts w:ascii="Times New Roman" w:hAnsi="Times New Roman" w:cs="Times New Roman"/>
+                <w:rFonts w:cs="Times New Roman" w:ascii="Times New Roman" w:hAnsi="Times New Roman"/>
                 <w:b/>
                 <w:bCs/>
               </w:rPr>
@@ -978,7 +1118,7 @@
             </w:r>
             <w:r>
               <w:rPr>
-                <w:rFonts w:ascii="Times New Roman" w:hAnsi="Times New Roman" w:cs="Times New Roman"/>
+                <w:rFonts w:cs="Times New Roman" w:ascii="Times New Roman" w:hAnsi="Times New Roman"/>
               </w:rPr>
               <w:t>Open</w:t>
             </w:r>
@@ -993,7 +1133,7 @@
             </w:pPr>
             <w:r>
               <w:rPr>
-                <w:rFonts w:ascii="Times New Roman" w:hAnsi="Times New Roman" w:cs="Times New Roman"/>
+                <w:rFonts w:cs="Times New Roman" w:ascii="Times New Roman" w:hAnsi="Times New Roman"/>
                 <w:b/>
                 <w:bCs/>
               </w:rPr>
@@ -1009,11 +1149,13 @@
               </w:numPr>
               <w:tabs>
                 <w:tab w:val="clear" w:pos="720"/>
-                <w:tab w:val="left" w:pos="0"/>
+                <w:tab w:val="left" w:pos="0" w:leader="none"/>
               </w:tabs>
-              <w:spacing w:after="0"/>
-            </w:pPr>
-            <w:r>
+              <w:spacing w:before="0" w:after="0"/>
+              <w:rPr/>
+            </w:pPr>
+            <w:r>
+              <w:rPr/>
               <w:t xml:space="preserve">Landing Page </w:t>
             </w:r>
           </w:p>
@@ -1026,11 +1168,13 @@
               </w:numPr>
               <w:tabs>
                 <w:tab w:val="clear" w:pos="720"/>
-                <w:tab w:val="left" w:pos="0"/>
+                <w:tab w:val="left" w:pos="0" w:leader="none"/>
               </w:tabs>
-              <w:spacing w:after="0"/>
-            </w:pPr>
-            <w:r>
+              <w:spacing w:before="0" w:after="0"/>
+              <w:rPr/>
+            </w:pPr>
+            <w:r>
+              <w:rPr/>
               <w:t>Login Page</w:t>
             </w:r>
           </w:p>
@@ -1043,11 +1187,13 @@
               </w:numPr>
               <w:tabs>
                 <w:tab w:val="clear" w:pos="720"/>
-                <w:tab w:val="left" w:pos="0"/>
+                <w:tab w:val="left" w:pos="0" w:leader="none"/>
               </w:tabs>
-              <w:spacing w:after="0"/>
-            </w:pPr>
-            <w:r>
+              <w:spacing w:before="0" w:after="0"/>
+              <w:rPr/>
+            </w:pPr>
+            <w:r>
+              <w:rPr/>
               <w:t xml:space="preserve">Sign Up Page </w:t>
             </w:r>
           </w:p>
@@ -1060,7 +1206,7 @@
               </w:numPr>
               <w:tabs>
                 <w:tab w:val="clear" w:pos="720"/>
-                <w:tab w:val="left" w:pos="0"/>
+                <w:tab w:val="left" w:pos="0" w:leader="none"/>
               </w:tabs>
               <w:rPr>
                 <w:rFonts w:ascii="Times New Roman" w:hAnsi="Times New Roman" w:cs="Times New Roman"/>
@@ -1069,6 +1215,7 @@
               </w:rPr>
             </w:pPr>
             <w:r>
+              <w:rPr/>
               <w:t>Forgot Password Page</w:t>
             </w:r>
           </w:p>
@@ -1083,7 +1230,7 @@
             </w:pPr>
             <w:r>
               <w:rPr>
-                <w:rFonts w:ascii="Times New Roman" w:hAnsi="Times New Roman" w:cs="Times New Roman"/>
+                <w:rFonts w:cs="Times New Roman" w:ascii="Times New Roman" w:hAnsi="Times New Roman"/>
                 <w:b/>
                 <w:bCs/>
               </w:rPr>
@@ -1099,13 +1246,13 @@
             </w:pPr>
             <w:r>
               <w:rPr>
-                <w:rFonts w:ascii="Times New Roman" w:hAnsi="Times New Roman" w:cs="Times New Roman"/>
+                <w:rFonts w:cs="Times New Roman" w:ascii="Times New Roman" w:hAnsi="Times New Roman"/>
               </w:rPr>
               <w:t xml:space="preserve">                </w:t>
             </w:r>
             <w:r>
               <w:rPr>
-                <w:rFonts w:ascii="Times New Roman" w:hAnsi="Times New Roman" w:cs="Times New Roman"/>
+                <w:rFonts w:cs="Times New Roman" w:ascii="Times New Roman" w:hAnsi="Times New Roman"/>
               </w:rPr>
               <w:t>Landing Page</w:t>
             </w:r>
@@ -1119,134 +1266,207 @@
                 <w:bCs/>
               </w:rPr>
             </w:pPr>
-          </w:p>
-          <w:p>
-            <w:pPr>
-              <w:pStyle w:val="NoSpacing"/>
-              <w:rPr>
-                <w:rFonts w:ascii="Times New Roman" w:hAnsi="Times New Roman" w:cs="Times New Roman"/>
-                <w:b/>
-                <w:bCs/>
-              </w:rPr>
-            </w:pPr>
-          </w:p>
-          <w:p>
-            <w:pPr>
-              <w:pStyle w:val="NoSpacing"/>
-              <w:rPr>
-                <w:rFonts w:ascii="Times New Roman" w:hAnsi="Times New Roman" w:cs="Times New Roman"/>
-                <w:b/>
-                <w:bCs/>
-              </w:rPr>
-            </w:pPr>
-          </w:p>
-          <w:p>
-            <w:pPr>
-              <w:pStyle w:val="NoSpacing"/>
-              <w:rPr>
-                <w:rFonts w:ascii="Times New Roman" w:hAnsi="Times New Roman" w:cs="Times New Roman"/>
-                <w:b/>
-                <w:bCs/>
-              </w:rPr>
-            </w:pPr>
-          </w:p>
-          <w:p>
-            <w:pPr>
-              <w:pStyle w:val="NoSpacing"/>
-              <w:rPr>
-                <w:rFonts w:ascii="Times New Roman" w:hAnsi="Times New Roman" w:cs="Times New Roman"/>
-                <w:b/>
-                <w:bCs/>
-              </w:rPr>
-            </w:pPr>
-          </w:p>
-          <w:p>
-            <w:pPr>
-              <w:pStyle w:val="NoSpacing"/>
-              <w:rPr>
-                <w:rFonts w:ascii="Times New Roman" w:hAnsi="Times New Roman" w:cs="Times New Roman"/>
-                <w:b/>
-                <w:bCs/>
-              </w:rPr>
-            </w:pPr>
-          </w:p>
-          <w:p>
-            <w:pPr>
-              <w:pStyle w:val="NoSpacing"/>
-              <w:rPr>
-                <w:rFonts w:ascii="Times New Roman" w:hAnsi="Times New Roman" w:cs="Times New Roman"/>
-                <w:b/>
-                <w:bCs/>
-              </w:rPr>
-            </w:pPr>
-          </w:p>
-          <w:p>
-            <w:pPr>
-              <w:pStyle w:val="NoSpacing"/>
-              <w:rPr>
-                <w:rFonts w:ascii="Times New Roman" w:hAnsi="Times New Roman" w:cs="Times New Roman"/>
-                <w:b/>
-                <w:bCs/>
-              </w:rPr>
-            </w:pPr>
-          </w:p>
-          <w:p>
-            <w:pPr>
-              <w:pStyle w:val="NoSpacing"/>
-              <w:rPr>
-                <w:rFonts w:ascii="Times New Roman" w:hAnsi="Times New Roman" w:cs="Times New Roman"/>
-                <w:b/>
-                <w:bCs/>
-              </w:rPr>
-            </w:pPr>
-          </w:p>
-          <w:p>
-            <w:pPr>
-              <w:pStyle w:val="NoSpacing"/>
-              <w:rPr>
-                <w:rFonts w:ascii="Times New Roman" w:hAnsi="Times New Roman" w:cs="Times New Roman"/>
-                <w:b/>
-                <w:bCs/>
-              </w:rPr>
-            </w:pPr>
-          </w:p>
-          <w:p>
-            <w:pPr>
-              <w:pStyle w:val="NoSpacing"/>
-              <w:rPr>
-                <w:rFonts w:ascii="Times New Roman" w:hAnsi="Times New Roman" w:cs="Times New Roman"/>
-                <w:noProof/>
-              </w:rPr>
-            </w:pPr>
-          </w:p>
-          <w:p>
-            <w:pPr>
-              <w:pStyle w:val="NoSpacing"/>
-              <w:rPr>
-                <w:rFonts w:ascii="Times New Roman" w:hAnsi="Times New Roman" w:cs="Times New Roman"/>
-                <w:noProof/>
-              </w:rPr>
-            </w:pPr>
-          </w:p>
-          <w:p>
-            <w:pPr>
-              <w:pStyle w:val="NoSpacing"/>
-              <w:rPr>
-                <w:rFonts w:ascii="Times New Roman" w:hAnsi="Times New Roman" w:cs="Times New Roman"/>
-                <w:noProof/>
-              </w:rPr>
-            </w:pPr>
-            <w:r>
-              <w:rPr>
-                <w:rFonts w:ascii="Times New Roman" w:hAnsi="Times New Roman" w:cs="Times New Roman"/>
-                <w:noProof/>
-              </w:rPr>
-              <w:lastRenderedPageBreak/>
+            <w:r>
+              <w:rPr>
+                <w:rFonts w:cs="Times New Roman" w:ascii="Times New Roman" w:hAnsi="Times New Roman"/>
+                <w:b/>
+                <w:bCs/>
+              </w:rPr>
+            </w:r>
+          </w:p>
+          <w:p>
+            <w:pPr>
+              <w:pStyle w:val="NoSpacing"/>
+              <w:rPr>
+                <w:rFonts w:ascii="Times New Roman" w:hAnsi="Times New Roman" w:cs="Times New Roman"/>
+                <w:b/>
+                <w:bCs/>
+              </w:rPr>
+            </w:pPr>
+            <w:r>
+              <w:rPr>
+                <w:rFonts w:cs="Times New Roman" w:ascii="Times New Roman" w:hAnsi="Times New Roman"/>
+                <w:b/>
+                <w:bCs/>
+              </w:rPr>
+            </w:r>
+          </w:p>
+          <w:p>
+            <w:pPr>
+              <w:pStyle w:val="NoSpacing"/>
+              <w:rPr>
+                <w:rFonts w:ascii="Times New Roman" w:hAnsi="Times New Roman" w:cs="Times New Roman"/>
+                <w:b/>
+                <w:bCs/>
+              </w:rPr>
+            </w:pPr>
+            <w:r>
+              <w:rPr>
+                <w:rFonts w:cs="Times New Roman" w:ascii="Times New Roman" w:hAnsi="Times New Roman"/>
+                <w:b/>
+                <w:bCs/>
+              </w:rPr>
+            </w:r>
+          </w:p>
+          <w:p>
+            <w:pPr>
+              <w:pStyle w:val="NoSpacing"/>
+              <w:rPr>
+                <w:rFonts w:ascii="Times New Roman" w:hAnsi="Times New Roman" w:cs="Times New Roman"/>
+                <w:b/>
+                <w:bCs/>
+              </w:rPr>
+            </w:pPr>
+            <w:r>
+              <w:rPr>
+                <w:rFonts w:cs="Times New Roman" w:ascii="Times New Roman" w:hAnsi="Times New Roman"/>
+                <w:b/>
+                <w:bCs/>
+              </w:rPr>
+            </w:r>
+          </w:p>
+          <w:p>
+            <w:pPr>
+              <w:pStyle w:val="NoSpacing"/>
+              <w:rPr>
+                <w:rFonts w:ascii="Times New Roman" w:hAnsi="Times New Roman" w:cs="Times New Roman"/>
+                <w:b/>
+                <w:bCs/>
+              </w:rPr>
+            </w:pPr>
+            <w:r>
+              <w:rPr>
+                <w:rFonts w:cs="Times New Roman" w:ascii="Times New Roman" w:hAnsi="Times New Roman"/>
+                <w:b/>
+                <w:bCs/>
+              </w:rPr>
+            </w:r>
+          </w:p>
+          <w:p>
+            <w:pPr>
+              <w:pStyle w:val="NoSpacing"/>
+              <w:rPr>
+                <w:rFonts w:ascii="Times New Roman" w:hAnsi="Times New Roman" w:cs="Times New Roman"/>
+                <w:b/>
+                <w:bCs/>
+              </w:rPr>
+            </w:pPr>
+            <w:r>
+              <w:rPr>
+                <w:rFonts w:cs="Times New Roman" w:ascii="Times New Roman" w:hAnsi="Times New Roman"/>
+                <w:b/>
+                <w:bCs/>
+              </w:rPr>
+            </w:r>
+          </w:p>
+          <w:p>
+            <w:pPr>
+              <w:pStyle w:val="NoSpacing"/>
+              <w:rPr>
+                <w:rFonts w:ascii="Times New Roman" w:hAnsi="Times New Roman" w:cs="Times New Roman"/>
+                <w:b/>
+                <w:bCs/>
+              </w:rPr>
+            </w:pPr>
+            <w:r>
+              <w:rPr>
+                <w:rFonts w:cs="Times New Roman" w:ascii="Times New Roman" w:hAnsi="Times New Roman"/>
+                <w:b/>
+                <w:bCs/>
+              </w:rPr>
+            </w:r>
+          </w:p>
+          <w:p>
+            <w:pPr>
+              <w:pStyle w:val="NoSpacing"/>
+              <w:rPr>
+                <w:rFonts w:ascii="Times New Roman" w:hAnsi="Times New Roman" w:cs="Times New Roman"/>
+                <w:b/>
+                <w:bCs/>
+              </w:rPr>
+            </w:pPr>
+            <w:r>
+              <w:rPr>
+                <w:rFonts w:cs="Times New Roman" w:ascii="Times New Roman" w:hAnsi="Times New Roman"/>
+                <w:b/>
+                <w:bCs/>
+              </w:rPr>
+            </w:r>
+          </w:p>
+          <w:p>
+            <w:pPr>
+              <w:pStyle w:val="NoSpacing"/>
+              <w:rPr>
+                <w:rFonts w:ascii="Times New Roman" w:hAnsi="Times New Roman" w:cs="Times New Roman"/>
+                <w:b/>
+                <w:bCs/>
+              </w:rPr>
+            </w:pPr>
+            <w:r>
+              <w:rPr>
+                <w:rFonts w:cs="Times New Roman" w:ascii="Times New Roman" w:hAnsi="Times New Roman"/>
+                <w:b/>
+                <w:bCs/>
+              </w:rPr>
+            </w:r>
+          </w:p>
+          <w:p>
+            <w:pPr>
+              <w:pStyle w:val="NoSpacing"/>
+              <w:rPr>
+                <w:rFonts w:ascii="Times New Roman" w:hAnsi="Times New Roman" w:cs="Times New Roman"/>
+                <w:b/>
+                <w:bCs/>
+              </w:rPr>
+            </w:pPr>
+            <w:r>
+              <w:rPr>
+                <w:rFonts w:cs="Times New Roman" w:ascii="Times New Roman" w:hAnsi="Times New Roman"/>
+                <w:b/>
+                <w:bCs/>
+              </w:rPr>
+            </w:r>
+          </w:p>
+          <w:p>
+            <w:pPr>
+              <w:pStyle w:val="NoSpacing"/>
+              <w:rPr>
+                <w:rFonts w:ascii="Times New Roman" w:hAnsi="Times New Roman" w:cs="Times New Roman"/>
+              </w:rPr>
+            </w:pPr>
+            <w:r>
+              <w:rPr>
+                <w:rFonts w:cs="Times New Roman" w:ascii="Times New Roman" w:hAnsi="Times New Roman"/>
+              </w:rPr>
+            </w:r>
+          </w:p>
+          <w:p>
+            <w:pPr>
+              <w:pStyle w:val="NoSpacing"/>
+              <w:rPr>
+                <w:rFonts w:ascii="Times New Roman" w:hAnsi="Times New Roman" w:cs="Times New Roman"/>
+              </w:rPr>
+            </w:pPr>
+            <w:r>
+              <w:rPr>
+                <w:rFonts w:cs="Times New Roman" w:ascii="Times New Roman" w:hAnsi="Times New Roman"/>
+              </w:rPr>
+            </w:r>
+          </w:p>
+          <w:p>
+            <w:pPr>
+              <w:pStyle w:val="NoSpacing"/>
+              <w:rPr>
+                <w:rFonts w:ascii="Times New Roman" w:hAnsi="Times New Roman" w:cs="Times New Roman"/>
+              </w:rPr>
+            </w:pPr>
+            <w:r>
+              <w:rPr/>
               <w:drawing>
-                <wp:inline distT="0" distB="0" distL="0" distR="0" wp14:anchorId="7ED6557C" wp14:editId="7F9A62B0">
-                  <wp:extent cx="6697228" cy="9250878"/>
+                <wp:inline distT="0" distB="0" distL="0" distR="0">
+                  <wp:extent cx="6697345" cy="9250680"/>
                   <wp:effectExtent l="0" t="0" r="0" b="0"/>
-                  <wp:docPr id="652521048" name="Picture 5"/>
+                  <wp:docPr id="1" name="Picture 5" descr=""/>
                   <wp:cNvGraphicFramePr>
                     <a:graphicFrameLocks xmlns:a="http://schemas.openxmlformats.org/drawingml/2006/main" noChangeAspect="1"/>
                   </wp:cNvGraphicFramePr>
@@ -1254,25 +1474,21 @@
                     <a:graphicData uri="http://schemas.openxmlformats.org/drawingml/2006/picture">
                       <pic:pic xmlns:pic="http://schemas.openxmlformats.org/drawingml/2006/picture">
                         <pic:nvPicPr>
-                          <pic:cNvPr id="652521048" name="Picture 652521048"/>
-                          <pic:cNvPicPr/>
+                          <pic:cNvPr id="1" name="Picture 5" descr=""/>
+                          <pic:cNvPicPr>
+                            <a:picLocks noChangeAspect="1" noChangeArrowheads="1"/>
+                          </pic:cNvPicPr>
                         </pic:nvPicPr>
                         <pic:blipFill>
-                          <a:blip r:embed="rId6" cstate="print">
-                            <a:extLst>
-                              <a:ext uri="{28A0092B-C50C-407E-A947-70E740481C1C}">
-                                <a14:useLocalDpi xmlns:a14="http://schemas.microsoft.com/office/drawing/2010/main" val="0"/>
-                              </a:ext>
-                            </a:extLst>
-                          </a:blip>
+                          <a:blip r:embed="rId3"/>
                           <a:stretch>
                             <a:fillRect/>
                           </a:stretch>
                         </pic:blipFill>
-                        <pic:spPr>
+                        <pic:spPr bwMode="auto">
                           <a:xfrm>
                             <a:off x="0" y="0"/>
-                            <a:ext cx="6737123" cy="9305985"/>
+                            <a:ext cx="6697345" cy="9250680"/>
                           </a:xfrm>
                           <a:prstGeom prst="rect">
                             <a:avLst/>
@@ -1285,16 +1501,12 @@
               </w:drawing>
             </w:r>
             <w:r>
-              <w:rPr>
-                <w:rFonts w:ascii="Times New Roman" w:hAnsi="Times New Roman" w:cs="Times New Roman"/>
-                <w:noProof/>
-              </w:rPr>
-              <w:lastRenderedPageBreak/>
+              <w:rPr/>
               <w:drawing>
-                <wp:inline distT="0" distB="0" distL="0" distR="0" wp14:anchorId="42F14B34" wp14:editId="6346D5F2">
+                <wp:inline distT="0" distB="0" distL="0" distR="0">
                   <wp:extent cx="6247765" cy="9384030"/>
                   <wp:effectExtent l="0" t="0" r="0" b="0"/>
-                  <wp:docPr id="1311031210" name="Picture 11"/>
+                  <wp:docPr id="2" name="Picture 11" descr=""/>
                   <wp:cNvGraphicFramePr>
                     <a:graphicFrameLocks xmlns:a="http://schemas.openxmlformats.org/drawingml/2006/main" noChangeAspect="1"/>
                   </wp:cNvGraphicFramePr>
@@ -1302,22 +1514,18 @@
                     <a:graphicData uri="http://schemas.openxmlformats.org/drawingml/2006/picture">
                       <pic:pic xmlns:pic="http://schemas.openxmlformats.org/drawingml/2006/picture">
                         <pic:nvPicPr>
-                          <pic:cNvPr id="1311031210" name="Picture 1311031210"/>
-                          <pic:cNvPicPr/>
+                          <pic:cNvPr id="2" name="Picture 11" descr=""/>
+                          <pic:cNvPicPr>
+                            <a:picLocks noChangeAspect="1" noChangeArrowheads="1"/>
+                          </pic:cNvPicPr>
                         </pic:nvPicPr>
                         <pic:blipFill>
-                          <a:blip r:embed="rId7">
-                            <a:extLst>
-                              <a:ext uri="{28A0092B-C50C-407E-A947-70E740481C1C}">
-                                <a14:useLocalDpi xmlns:a14="http://schemas.microsoft.com/office/drawing/2010/main" val="0"/>
-                              </a:ext>
-                            </a:extLst>
-                          </a:blip>
+                          <a:blip r:embed="rId4"/>
                           <a:stretch>
                             <a:fillRect/>
                           </a:stretch>
                         </pic:blipFill>
-                        <pic:spPr>
+                        <pic:spPr bwMode="auto">
                           <a:xfrm>
                             <a:off x="0" y="0"/>
                             <a:ext cx="6247765" cy="9384030"/>
@@ -1338,40 +1546,52 @@
               <w:pStyle w:val="NoSpacing"/>
               <w:rPr>
                 <w:rFonts w:ascii="Times New Roman" w:hAnsi="Times New Roman" w:cs="Times New Roman"/>
-                <w:noProof/>
-              </w:rPr>
-            </w:pPr>
-          </w:p>
-          <w:p>
-            <w:pPr>
-              <w:pStyle w:val="NoSpacing"/>
-              <w:rPr>
-                <w:rFonts w:ascii="Times New Roman" w:hAnsi="Times New Roman" w:cs="Times New Roman"/>
-                <w:noProof/>
-              </w:rPr>
-            </w:pPr>
-          </w:p>
-          <w:p>
-            <w:pPr>
-              <w:pStyle w:val="NoSpacing"/>
-              <w:rPr>
-                <w:rFonts w:ascii="Times New Roman" w:hAnsi="Times New Roman" w:cs="Times New Roman"/>
-                <w:noProof/>
-              </w:rPr>
-            </w:pPr>
-          </w:p>
-          <w:p>
-            <w:pPr>
-              <w:pStyle w:val="NoSpacing"/>
-              <w:rPr>
-                <w:rFonts w:ascii="Times New Roman" w:hAnsi="Times New Roman" w:cs="Times New Roman"/>
-                <w:b/>
-                <w:bCs/>
-              </w:rPr>
-            </w:pPr>
-            <w:r>
-              <w:rPr>
-                <w:rFonts w:ascii="Times New Roman" w:hAnsi="Times New Roman" w:cs="Times New Roman"/>
+              </w:rPr>
+            </w:pPr>
+            <w:r>
+              <w:rPr>
+                <w:rFonts w:cs="Times New Roman" w:ascii="Times New Roman" w:hAnsi="Times New Roman"/>
+              </w:rPr>
+            </w:r>
+          </w:p>
+          <w:p>
+            <w:pPr>
+              <w:pStyle w:val="NoSpacing"/>
+              <w:rPr>
+                <w:rFonts w:ascii="Times New Roman" w:hAnsi="Times New Roman" w:cs="Times New Roman"/>
+              </w:rPr>
+            </w:pPr>
+            <w:r>
+              <w:rPr>
+                <w:rFonts w:cs="Times New Roman" w:ascii="Times New Roman" w:hAnsi="Times New Roman"/>
+              </w:rPr>
+            </w:r>
+          </w:p>
+          <w:p>
+            <w:pPr>
+              <w:pStyle w:val="NoSpacing"/>
+              <w:rPr>
+                <w:rFonts w:ascii="Times New Roman" w:hAnsi="Times New Roman" w:cs="Times New Roman"/>
+              </w:rPr>
+            </w:pPr>
+            <w:r>
+              <w:rPr>
+                <w:rFonts w:cs="Times New Roman" w:ascii="Times New Roman" w:hAnsi="Times New Roman"/>
+              </w:rPr>
+            </w:r>
+          </w:p>
+          <w:p>
+            <w:pPr>
+              <w:pStyle w:val="NoSpacing"/>
+              <w:rPr>
+                <w:rFonts w:ascii="Times New Roman" w:hAnsi="Times New Roman" w:cs="Times New Roman"/>
+                <w:b/>
+                <w:bCs/>
+              </w:rPr>
+            </w:pPr>
+            <w:r>
+              <w:rPr>
+                <w:rFonts w:cs="Times New Roman" w:ascii="Times New Roman" w:hAnsi="Times New Roman"/>
                 <w:b/>
                 <w:bCs/>
               </w:rPr>
@@ -1379,29 +1599,23 @@
             </w:r>
             <w:r>
               <w:rPr>
-                <w:rFonts w:ascii="Times New Roman" w:hAnsi="Times New Roman" w:cs="Times New Roman"/>
-              </w:rPr>
-              <w:t>BUG_00</w:t>
-            </w:r>
-            <w:r>
-              <w:rPr>
-                <w:rFonts w:ascii="Times New Roman" w:hAnsi="Times New Roman" w:cs="Times New Roman"/>
-              </w:rPr>
-              <w:t>2</w:t>
-            </w:r>
-          </w:p>
-          <w:p>
-            <w:pPr>
-              <w:pStyle w:val="NoSpacing"/>
-              <w:rPr>
-                <w:rFonts w:ascii="Times New Roman" w:hAnsi="Times New Roman" w:cs="Times New Roman"/>
-                <w:b/>
-                <w:bCs/>
-              </w:rPr>
-            </w:pPr>
-            <w:r>
-              <w:rPr>
-                <w:rFonts w:ascii="Times New Roman" w:hAnsi="Times New Roman" w:cs="Times New Roman"/>
+                <w:rFonts w:cs="Times New Roman" w:ascii="Times New Roman" w:hAnsi="Times New Roman"/>
+              </w:rPr>
+              <w:t>BUG_002</w:t>
+            </w:r>
+          </w:p>
+          <w:p>
+            <w:pPr>
+              <w:pStyle w:val="NoSpacing"/>
+              <w:rPr>
+                <w:rFonts w:ascii="Times New Roman" w:hAnsi="Times New Roman" w:cs="Times New Roman"/>
+                <w:b/>
+                <w:bCs/>
+              </w:rPr>
+            </w:pPr>
+            <w:r>
+              <w:rPr>
+                <w:rFonts w:cs="Times New Roman" w:ascii="Times New Roman" w:hAnsi="Times New Roman"/>
                 <w:b/>
                 <w:bCs/>
               </w:rPr>
@@ -1409,7 +1623,7 @@
             </w:r>
             <w:r>
               <w:rPr>
-                <w:rFonts w:ascii="Times New Roman" w:hAnsi="Times New Roman" w:cs="Times New Roman"/>
+                <w:rFonts w:cs="Times New Roman" w:ascii="Times New Roman" w:hAnsi="Times New Roman"/>
               </w:rPr>
               <w:t>: Unregistered email redirects to Sign Up page and allows account creation without clear registration flow</w:t>
             </w:r>
@@ -1425,7 +1639,7 @@
             </w:pPr>
             <w:r>
               <w:rPr>
-                <w:rFonts w:ascii="Times New Roman" w:hAnsi="Times New Roman" w:cs="Times New Roman"/>
+                <w:rFonts w:cs="Times New Roman" w:ascii="Times New Roman" w:hAnsi="Times New Roman"/>
                 <w:b/>
                 <w:bCs/>
               </w:rPr>
@@ -1433,7 +1647,7 @@
             </w:r>
             <w:r>
               <w:rPr>
-                <w:rFonts w:ascii="Times New Roman" w:hAnsi="Times New Roman" w:cs="Times New Roman"/>
+                <w:rFonts w:cs="Times New Roman" w:ascii="Times New Roman" w:hAnsi="Times New Roman"/>
               </w:rPr>
               <w:t>Login / Sign Up</w:t>
             </w:r>
@@ -1449,7 +1663,7 @@
             </w:pPr>
             <w:r>
               <w:rPr>
-                <w:rFonts w:ascii="Times New Roman" w:hAnsi="Times New Roman" w:cs="Times New Roman"/>
+                <w:rFonts w:cs="Times New Roman" w:ascii="Times New Roman" w:hAnsi="Times New Roman"/>
                 <w:b/>
                 <w:bCs/>
               </w:rPr>
@@ -1457,7 +1671,7 @@
             </w:r>
             <w:r>
               <w:rPr>
-                <w:rFonts w:ascii="Times New Roman" w:hAnsi="Times New Roman" w:cs="Times New Roman"/>
+                <w:rFonts w:cs="Times New Roman" w:ascii="Times New Roman" w:hAnsi="Times New Roman"/>
               </w:rPr>
               <w:t xml:space="preserve"> High</w:t>
             </w:r>
@@ -1471,7 +1685,7 @@
             </w:pPr>
             <w:r>
               <w:rPr>
-                <w:rFonts w:ascii="Times New Roman" w:hAnsi="Times New Roman" w:cs="Times New Roman"/>
+                <w:rFonts w:cs="Times New Roman" w:ascii="Times New Roman" w:hAnsi="Times New Roman"/>
                 <w:b/>
                 <w:bCs/>
               </w:rPr>
@@ -1479,7 +1693,7 @@
             </w:r>
             <w:r>
               <w:rPr>
-                <w:rFonts w:ascii="Times New Roman" w:hAnsi="Times New Roman" w:cs="Times New Roman"/>
+                <w:rFonts w:cs="Times New Roman" w:ascii="Times New Roman" w:hAnsi="Times New Roman"/>
               </w:rPr>
               <w:t>High</w:t>
             </w:r>
@@ -1493,7 +1707,7 @@
             </w:pPr>
             <w:r>
               <w:rPr>
-                <w:rFonts w:ascii="Times New Roman" w:hAnsi="Times New Roman" w:cs="Times New Roman"/>
+                <w:rFonts w:cs="Times New Roman" w:ascii="Times New Roman" w:hAnsi="Times New Roman"/>
                 <w:b/>
                 <w:bCs/>
               </w:rPr>
@@ -1501,7 +1715,7 @@
             </w:r>
             <w:r>
               <w:rPr>
-                <w:rFonts w:ascii="Times New Roman" w:hAnsi="Times New Roman" w:cs="Times New Roman"/>
+                <w:rFonts w:cs="Times New Roman" w:ascii="Times New Roman" w:hAnsi="Times New Roman"/>
               </w:rPr>
               <w:t>Open</w:t>
             </w:r>
@@ -1517,11 +1731,47 @@
             </w:pPr>
             <w:r>
               <w:rPr>
-                <w:rFonts w:ascii="Times New Roman" w:hAnsi="Times New Roman" w:cs="Times New Roman"/>
+                <w:rFonts w:cs="Times New Roman" w:ascii="Times New Roman" w:hAnsi="Times New Roman"/>
                 <w:b/>
                 <w:bCs/>
               </w:rPr>
               <w:t>Preconditions</w:t>
+            </w:r>
+          </w:p>
+          <w:p>
+            <w:pPr>
+              <w:pStyle w:val="NoSpacing"/>
+              <w:numPr>
+                <w:ilvl w:val="0"/>
+                <w:numId w:val="7"/>
+              </w:numPr>
+              <w:rPr>
+                <w:rFonts w:ascii="Times New Roman" w:hAnsi="Times New Roman" w:cs="Times New Roman"/>
+              </w:rPr>
+            </w:pPr>
+            <w:r>
+              <w:rPr>
+                <w:rFonts w:cs="Times New Roman" w:ascii="Times New Roman" w:hAnsi="Times New Roman"/>
+              </w:rPr>
+              <w:t xml:space="preserve">User is on the Login page. </w:t>
+            </w:r>
+          </w:p>
+          <w:p>
+            <w:pPr>
+              <w:pStyle w:val="NoSpacing"/>
+              <w:rPr>
+                <w:rFonts w:ascii="Times New Roman" w:hAnsi="Times New Roman" w:cs="Times New Roman"/>
+                <w:b/>
+                <w:bCs/>
+              </w:rPr>
+            </w:pPr>
+            <w:r>
+              <w:rPr>
+                <w:rFonts w:cs="Times New Roman" w:ascii="Times New Roman" w:hAnsi="Times New Roman"/>
+                <w:b/>
+                <w:bCs/>
+              </w:rPr>
+              <w:t>Steps to Reproduce</w:t>
             </w:r>
           </w:p>
           <w:p>
@@ -1537,27 +1787,9 @@
             </w:pPr>
             <w:r>
               <w:rPr>
-                <w:rFonts w:ascii="Times New Roman" w:hAnsi="Times New Roman" w:cs="Times New Roman"/>
-              </w:rPr>
-              <w:t xml:space="preserve">User is on the Login page. </w:t>
-            </w:r>
-          </w:p>
-          <w:p>
-            <w:pPr>
-              <w:pStyle w:val="NoSpacing"/>
-              <w:rPr>
-                <w:rFonts w:ascii="Times New Roman" w:hAnsi="Times New Roman" w:cs="Times New Roman"/>
-                <w:b/>
-                <w:bCs/>
-              </w:rPr>
-            </w:pPr>
-            <w:r>
-              <w:rPr>
-                <w:rFonts w:ascii="Times New Roman" w:hAnsi="Times New Roman" w:cs="Times New Roman"/>
-                <w:b/>
-                <w:bCs/>
-              </w:rPr>
-              <w:t>Steps to Reproduce</w:t>
+                <w:rFonts w:cs="Times New Roman" w:ascii="Times New Roman" w:hAnsi="Times New Roman"/>
+              </w:rPr>
+              <w:t xml:space="preserve">Open the Login page. </w:t>
             </w:r>
           </w:p>
           <w:p>
@@ -1565,7 +1797,7 @@
               <w:pStyle w:val="NoSpacing"/>
               <w:numPr>
                 <w:ilvl w:val="0"/>
-                <w:numId w:val="9"/>
+                <w:numId w:val="8"/>
               </w:numPr>
               <w:rPr>
                 <w:rFonts w:ascii="Times New Roman" w:hAnsi="Times New Roman" w:cs="Times New Roman"/>
@@ -1573,9 +1805,9 @@
             </w:pPr>
             <w:r>
               <w:rPr>
-                <w:rFonts w:ascii="Times New Roman" w:hAnsi="Times New Roman" w:cs="Times New Roman"/>
-              </w:rPr>
-              <w:t xml:space="preserve">Open the Login page. </w:t>
+                <w:rFonts w:cs="Times New Roman" w:ascii="Times New Roman" w:hAnsi="Times New Roman"/>
+              </w:rPr>
+              <w:t xml:space="preserve">Enter an unregistered but valid email address (e.g., author@otakureads.com). </w:t>
             </w:r>
           </w:p>
           <w:p>
@@ -1583,7 +1815,7 @@
               <w:pStyle w:val="NoSpacing"/>
               <w:numPr>
                 <w:ilvl w:val="0"/>
-                <w:numId w:val="9"/>
+                <w:numId w:val="8"/>
               </w:numPr>
               <w:rPr>
                 <w:rFonts w:ascii="Times New Roman" w:hAnsi="Times New Roman" w:cs="Times New Roman"/>
@@ -1591,33 +1823,9 @@
             </w:pPr>
             <w:r>
               <w:rPr>
-                <w:rFonts w:ascii="Times New Roman" w:hAnsi="Times New Roman" w:cs="Times New Roman"/>
-              </w:rPr>
-              <w:t xml:space="preserve">Enter an unregistered but valid email address (e.g., </w:t>
-            </w:r>
-            <w:r>
-              <w:rPr>
-                <w:rFonts w:ascii="Times New Roman" w:hAnsi="Times New Roman" w:cs="Times New Roman"/>
-              </w:rPr>
-              <w:t>author</w:t>
-            </w:r>
-            <w:r>
-              <w:rPr>
-                <w:rFonts w:ascii="Times New Roman" w:hAnsi="Times New Roman" w:cs="Times New Roman"/>
-              </w:rPr>
-              <w:t>@</w:t>
-            </w:r>
-            <w:r>
-              <w:rPr>
-                <w:rFonts w:ascii="Times New Roman" w:hAnsi="Times New Roman" w:cs="Times New Roman"/>
-              </w:rPr>
-              <w:t>otakureads</w:t>
-            </w:r>
-            <w:r>
-              <w:rPr>
-                <w:rFonts w:ascii="Times New Roman" w:hAnsi="Times New Roman" w:cs="Times New Roman"/>
-              </w:rPr>
-              <w:t xml:space="preserve">.com). </w:t>
+                <w:rFonts w:cs="Times New Roman" w:ascii="Times New Roman" w:hAnsi="Times New Roman"/>
+              </w:rPr>
+              <w:t xml:space="preserve">Click Continue. </w:t>
             </w:r>
           </w:p>
           <w:p>
@@ -1625,7 +1833,7 @@
               <w:pStyle w:val="NoSpacing"/>
               <w:numPr>
                 <w:ilvl w:val="0"/>
-                <w:numId w:val="9"/>
+                <w:numId w:val="8"/>
               </w:numPr>
               <w:rPr>
                 <w:rFonts w:ascii="Times New Roman" w:hAnsi="Times New Roman" w:cs="Times New Roman"/>
@@ -1633,9 +1841,23 @@
             </w:pPr>
             <w:r>
               <w:rPr>
-                <w:rFonts w:ascii="Times New Roman" w:hAnsi="Times New Roman" w:cs="Times New Roman"/>
-              </w:rPr>
-              <w:t xml:space="preserve">Click Continue. </w:t>
+                <w:rFonts w:cs="Times New Roman" w:ascii="Times New Roman" w:hAnsi="Times New Roman"/>
+              </w:rPr>
+              <w:t>Enter the required</w:t>
+            </w:r>
+            <w:r>
+              <w:rPr>
+                <w:rFonts w:cs="Times New Roman" w:ascii="Times New Roman" w:hAnsi="Times New Roman"/>
+                <w:b/>
+                <w:bCs/>
+              </w:rPr>
+              <w:t xml:space="preserve"> </w:t>
+            </w:r>
+            <w:r>
+              <w:rPr>
+                <w:rFonts w:cs="Times New Roman" w:ascii="Times New Roman" w:hAnsi="Times New Roman"/>
+              </w:rPr>
+              <w:t xml:space="preserve">signup details and any valid password. </w:t>
             </w:r>
           </w:p>
           <w:p>
@@ -1643,7 +1865,7 @@
               <w:pStyle w:val="NoSpacing"/>
               <w:numPr>
                 <w:ilvl w:val="0"/>
-                <w:numId w:val="9"/>
+                <w:numId w:val="8"/>
               </w:numPr>
               <w:rPr>
                 <w:rFonts w:ascii="Times New Roman" w:hAnsi="Times New Roman" w:cs="Times New Roman"/>
@@ -1651,39 +1873,7 @@
             </w:pPr>
             <w:r>
               <w:rPr>
-                <w:rFonts w:ascii="Times New Roman" w:hAnsi="Times New Roman" w:cs="Times New Roman"/>
-              </w:rPr>
-              <w:t>Enter the required</w:t>
-            </w:r>
-            <w:r>
-              <w:rPr>
-                <w:rFonts w:ascii="Times New Roman" w:hAnsi="Times New Roman" w:cs="Times New Roman"/>
-                <w:b/>
-                <w:bCs/>
-              </w:rPr>
-              <w:t xml:space="preserve"> </w:t>
-            </w:r>
-            <w:r>
-              <w:rPr>
-                <w:rFonts w:ascii="Times New Roman" w:hAnsi="Times New Roman" w:cs="Times New Roman"/>
-              </w:rPr>
-              <w:t xml:space="preserve">signup details and any valid password. </w:t>
-            </w:r>
-          </w:p>
-          <w:p>
-            <w:pPr>
-              <w:pStyle w:val="NoSpacing"/>
-              <w:numPr>
-                <w:ilvl w:val="0"/>
-                <w:numId w:val="9"/>
-              </w:numPr>
-              <w:rPr>
-                <w:rFonts w:ascii="Times New Roman" w:hAnsi="Times New Roman" w:cs="Times New Roman"/>
-              </w:rPr>
-            </w:pPr>
-            <w:r>
-              <w:rPr>
-                <w:rFonts w:ascii="Times New Roman" w:hAnsi="Times New Roman" w:cs="Times New Roman"/>
+                <w:rFonts w:cs="Times New Roman" w:ascii="Times New Roman" w:hAnsi="Times New Roman"/>
               </w:rPr>
               <w:t xml:space="preserve">Click Sign Up. </w:t>
             </w:r>
@@ -1699,7 +1889,7 @@
             </w:pPr>
             <w:r>
               <w:rPr>
-                <w:rFonts w:ascii="Times New Roman" w:hAnsi="Times New Roman" w:cs="Times New Roman"/>
+                <w:rFonts w:cs="Times New Roman" w:ascii="Times New Roman" w:hAnsi="Times New Roman"/>
                 <w:b/>
                 <w:bCs/>
               </w:rPr>
@@ -1717,13 +1907,13 @@
             </w:pPr>
             <w:r>
               <w:rPr>
-                <w:rFonts w:ascii="Times New Roman" w:hAnsi="Times New Roman" w:cs="Times New Roman"/>
+                <w:rFonts w:cs="Times New Roman" w:ascii="Times New Roman" w:hAnsi="Times New Roman"/>
               </w:rPr>
               <w:t>The application should clearly indicate that the email is not registered and explicitly guide the user to the registration process. The transition between login and registration should be clear and intentional</w:t>
             </w:r>
             <w:r>
               <w:rPr>
-                <w:rFonts w:ascii="Times New Roman" w:hAnsi="Times New Roman" w:cs="Times New Roman"/>
+                <w:rFonts w:cs="Times New Roman" w:ascii="Times New Roman" w:hAnsi="Times New Roman"/>
                 <w:b/>
                 <w:bCs/>
               </w:rPr>
@@ -1741,7 +1931,7 @@
             </w:pPr>
             <w:r>
               <w:rPr>
-                <w:rFonts w:ascii="Times New Roman" w:hAnsi="Times New Roman" w:cs="Times New Roman"/>
+                <w:rFonts w:cs="Times New Roman" w:ascii="Times New Roman" w:hAnsi="Times New Roman"/>
                 <w:b/>
                 <w:bCs/>
               </w:rPr>
@@ -1759,27 +1949,13 @@
             </w:pPr>
             <w:r>
               <w:rPr>
-                <w:rFonts w:ascii="Times New Roman" w:hAnsi="Times New Roman" w:cs="Times New Roman"/>
-              </w:rPr>
-              <w:t xml:space="preserve">The application redirects directly to the </w:t>
-            </w:r>
-            <w:proofErr w:type="gramStart"/>
-            <w:r>
-              <w:rPr>
-                <w:rFonts w:ascii="Times New Roman" w:hAnsi="Times New Roman" w:cs="Times New Roman"/>
-              </w:rPr>
-              <w:t>Sign Up</w:t>
-            </w:r>
-            <w:proofErr w:type="gramEnd"/>
-            <w:r>
-              <w:rPr>
-                <w:rFonts w:ascii="Times New Roman" w:hAnsi="Times New Roman" w:cs="Times New Roman"/>
-              </w:rPr>
-              <w:t xml:space="preserve"> page and allows the user to register the account after entering the required details, without clearly indicating that the login flow has switched to registration</w:t>
-            </w:r>
-            <w:r>
-              <w:rPr>
-                <w:rFonts w:ascii="Times New Roman" w:hAnsi="Times New Roman" w:cs="Times New Roman"/>
+                <w:rFonts w:cs="Times New Roman" w:ascii="Times New Roman" w:hAnsi="Times New Roman"/>
+              </w:rPr>
+              <w:t>The application redirects directly to the Sign Up page and allows the user to register the account after entering the required details, without clearly indicating that the login flow has switched to registration</w:t>
+            </w:r>
+            <w:r>
+              <w:rPr>
+                <w:rFonts w:cs="Times New Roman" w:ascii="Times New Roman" w:hAnsi="Times New Roman"/>
                 <w:b/>
                 <w:bCs/>
               </w:rPr>
@@ -1795,19 +1971,26 @@
                 <w:bCs/>
               </w:rPr>
             </w:pPr>
-          </w:p>
-          <w:p>
-            <w:pPr>
-              <w:pStyle w:val="NoSpacing"/>
-              <w:rPr>
-                <w:rFonts w:ascii="Times New Roman" w:hAnsi="Times New Roman" w:cs="Times New Roman"/>
-                <w:b/>
-                <w:bCs/>
-              </w:rPr>
-            </w:pPr>
-            <w:r>
-              <w:rPr>
-                <w:rFonts w:ascii="Times New Roman" w:hAnsi="Times New Roman" w:cs="Times New Roman"/>
+            <w:r>
+              <w:rPr>
+                <w:rFonts w:cs="Times New Roman" w:ascii="Times New Roman" w:hAnsi="Times New Roman"/>
+                <w:b/>
+                <w:bCs/>
+              </w:rPr>
+            </w:r>
+          </w:p>
+          <w:p>
+            <w:pPr>
+              <w:pStyle w:val="NoSpacing"/>
+              <w:rPr>
+                <w:rFonts w:ascii="Times New Roman" w:hAnsi="Times New Roman" w:cs="Times New Roman"/>
+                <w:b/>
+                <w:bCs/>
+              </w:rPr>
+            </w:pPr>
+            <w:r>
+              <w:rPr>
+                <w:rFonts w:cs="Times New Roman" w:ascii="Times New Roman" w:hAnsi="Times New Roman"/>
                 <w:b/>
                 <w:bCs/>
               </w:rPr>
@@ -1823,7 +2006,7 @@
             </w:pPr>
             <w:r>
               <w:rPr>
-                <w:rFonts w:ascii="Times New Roman" w:hAnsi="Times New Roman" w:cs="Times New Roman"/>
+                <w:rFonts w:cs="Times New Roman" w:ascii="Times New Roman" w:hAnsi="Times New Roman"/>
               </w:rPr>
               <w:t>Sign-Up Page</w:t>
             </w:r>
@@ -1835,24 +2018,26 @@
                 <w:rFonts w:ascii="Times New Roman" w:hAnsi="Times New Roman" w:cs="Times New Roman"/>
               </w:rPr>
             </w:pPr>
-          </w:p>
-          <w:p>
-            <w:pPr>
-              <w:pStyle w:val="NoSpacing"/>
-              <w:rPr>
-                <w:rFonts w:ascii="Times New Roman" w:hAnsi="Times New Roman" w:cs="Times New Roman"/>
-              </w:rPr>
-            </w:pPr>
-            <w:r>
-              <w:rPr>
-                <w:rFonts w:ascii="Times New Roman" w:hAnsi="Times New Roman" w:cs="Times New Roman"/>
-                <w:noProof/>
-              </w:rPr>
+            <w:r>
+              <w:rPr>
+                <w:rFonts w:cs="Times New Roman" w:ascii="Times New Roman" w:hAnsi="Times New Roman"/>
+              </w:rPr>
+            </w:r>
+          </w:p>
+          <w:p>
+            <w:pPr>
+              <w:pStyle w:val="NoSpacing"/>
+              <w:rPr>
+                <w:rFonts w:ascii="Times New Roman" w:hAnsi="Times New Roman" w:cs="Times New Roman"/>
+              </w:rPr>
+            </w:pPr>
+            <w:r>
+              <w:rPr/>
               <w:drawing>
-                <wp:inline distT="0" distB="0" distL="0" distR="0" wp14:anchorId="68CB9588" wp14:editId="2F8A989B">
+                <wp:inline distT="0" distB="0" distL="0" distR="0">
                   <wp:extent cx="6526530" cy="4320540"/>
                   <wp:effectExtent l="0" t="0" r="0" b="0"/>
-                  <wp:docPr id="642387183" name="Picture 7"/>
+                  <wp:docPr id="3" name="Picture 7" descr=""/>
                   <wp:cNvGraphicFramePr>
                     <a:graphicFrameLocks xmlns:a="http://schemas.openxmlformats.org/drawingml/2006/main" noChangeAspect="1"/>
                   </wp:cNvGraphicFramePr>
@@ -1860,22 +2045,18 @@
                     <a:graphicData uri="http://schemas.openxmlformats.org/drawingml/2006/picture">
                       <pic:pic xmlns:pic="http://schemas.openxmlformats.org/drawingml/2006/picture">
                         <pic:nvPicPr>
-                          <pic:cNvPr id="642387183" name="Picture 642387183"/>
-                          <pic:cNvPicPr/>
+                          <pic:cNvPr id="3" name="Picture 7" descr=""/>
+                          <pic:cNvPicPr>
+                            <a:picLocks noChangeAspect="1" noChangeArrowheads="1"/>
+                          </pic:cNvPicPr>
                         </pic:nvPicPr>
                         <pic:blipFill>
-                          <a:blip r:embed="rId8" cstate="print">
-                            <a:extLst>
-                              <a:ext uri="{28A0092B-C50C-407E-A947-70E740481C1C}">
-                                <a14:useLocalDpi xmlns:a14="http://schemas.microsoft.com/office/drawing/2010/main" val="0"/>
-                              </a:ext>
-                            </a:extLst>
-                          </a:blip>
+                          <a:blip r:embed="rId5"/>
                           <a:stretch>
                             <a:fillRect/>
                           </a:stretch>
                         </pic:blipFill>
-                        <pic:spPr>
+                        <pic:spPr bwMode="auto">
                           <a:xfrm>
                             <a:off x="0" y="0"/>
                             <a:ext cx="6526530" cy="4320540"/>
@@ -1898,49 +2079,74 @@
                 <w:rFonts w:ascii="Times New Roman" w:hAnsi="Times New Roman" w:cs="Times New Roman"/>
               </w:rPr>
             </w:pPr>
-          </w:p>
-          <w:p>
-            <w:pPr>
-              <w:pStyle w:val="NoSpacing"/>
-              <w:rPr>
-                <w:rFonts w:ascii="Times New Roman" w:hAnsi="Times New Roman" w:cs="Times New Roman"/>
-              </w:rPr>
-            </w:pPr>
-          </w:p>
-          <w:p>
-            <w:pPr>
-              <w:pStyle w:val="NoSpacing"/>
-              <w:rPr>
-                <w:rFonts w:ascii="Times New Roman" w:hAnsi="Times New Roman" w:cs="Times New Roman"/>
-              </w:rPr>
-            </w:pPr>
-          </w:p>
-          <w:p>
-            <w:pPr>
-              <w:pStyle w:val="NoSpacing"/>
-              <w:rPr>
-                <w:rFonts w:ascii="Times New Roman" w:hAnsi="Times New Roman" w:cs="Times New Roman"/>
-              </w:rPr>
-            </w:pPr>
-          </w:p>
-          <w:p>
-            <w:pPr>
-              <w:pStyle w:val="NoSpacing"/>
-              <w:rPr>
-                <w:rFonts w:ascii="Times New Roman" w:hAnsi="Times New Roman" w:cs="Times New Roman"/>
-              </w:rPr>
-            </w:pPr>
-          </w:p>
-          <w:p>
-            <w:pPr>
-              <w:pStyle w:val="NoSpacing"/>
-              <w:rPr>
-                <w:rFonts w:ascii="Times New Roman" w:hAnsi="Times New Roman" w:cs="Times New Roman"/>
-              </w:rPr>
-            </w:pPr>
-            <w:r>
-              <w:rPr>
-                <w:rFonts w:ascii="Times New Roman" w:hAnsi="Times New Roman" w:cs="Times New Roman"/>
+            <w:r>
+              <w:rPr>
+                <w:rFonts w:cs="Times New Roman" w:ascii="Times New Roman" w:hAnsi="Times New Roman"/>
+              </w:rPr>
+            </w:r>
+          </w:p>
+          <w:p>
+            <w:pPr>
+              <w:pStyle w:val="NoSpacing"/>
+              <w:rPr>
+                <w:rFonts w:ascii="Times New Roman" w:hAnsi="Times New Roman" w:cs="Times New Roman"/>
+              </w:rPr>
+            </w:pPr>
+            <w:r>
+              <w:rPr>
+                <w:rFonts w:cs="Times New Roman" w:ascii="Times New Roman" w:hAnsi="Times New Roman"/>
+              </w:rPr>
+            </w:r>
+          </w:p>
+          <w:p>
+            <w:pPr>
+              <w:pStyle w:val="NoSpacing"/>
+              <w:rPr>
+                <w:rFonts w:ascii="Times New Roman" w:hAnsi="Times New Roman" w:cs="Times New Roman"/>
+              </w:rPr>
+            </w:pPr>
+            <w:r>
+              <w:rPr>
+                <w:rFonts w:cs="Times New Roman" w:ascii="Times New Roman" w:hAnsi="Times New Roman"/>
+              </w:rPr>
+            </w:r>
+          </w:p>
+          <w:p>
+            <w:pPr>
+              <w:pStyle w:val="NoSpacing"/>
+              <w:rPr>
+                <w:rFonts w:ascii="Times New Roman" w:hAnsi="Times New Roman" w:cs="Times New Roman"/>
+              </w:rPr>
+            </w:pPr>
+            <w:r>
+              <w:rPr>
+                <w:rFonts w:cs="Times New Roman" w:ascii="Times New Roman" w:hAnsi="Times New Roman"/>
+              </w:rPr>
+            </w:r>
+          </w:p>
+          <w:p>
+            <w:pPr>
+              <w:pStyle w:val="NoSpacing"/>
+              <w:rPr>
+                <w:rFonts w:ascii="Times New Roman" w:hAnsi="Times New Roman" w:cs="Times New Roman"/>
+              </w:rPr>
+            </w:pPr>
+            <w:r>
+              <w:rPr>
+                <w:rFonts w:cs="Times New Roman" w:ascii="Times New Roman" w:hAnsi="Times New Roman"/>
+              </w:rPr>
+            </w:r>
+          </w:p>
+          <w:p>
+            <w:pPr>
+              <w:pStyle w:val="NoSpacing"/>
+              <w:rPr>
+                <w:rFonts w:ascii="Times New Roman" w:hAnsi="Times New Roman" w:cs="Times New Roman"/>
+              </w:rPr>
+            </w:pPr>
+            <w:r>
+              <w:rPr>
+                <w:rFonts w:cs="Times New Roman" w:ascii="Times New Roman" w:hAnsi="Times New Roman"/>
                 <w:b/>
                 <w:bCs/>
               </w:rPr>
@@ -1948,27 +2154,21 @@
             </w:r>
             <w:r>
               <w:rPr>
-                <w:rFonts w:ascii="Times New Roman" w:hAnsi="Times New Roman" w:cs="Times New Roman"/>
-              </w:rPr>
-              <w:t xml:space="preserve"> BUG_00</w:t>
-            </w:r>
-            <w:r>
-              <w:rPr>
-                <w:rFonts w:ascii="Times New Roman" w:hAnsi="Times New Roman" w:cs="Times New Roman"/>
-              </w:rPr>
-              <w:t>3</w:t>
-            </w:r>
-          </w:p>
-          <w:p>
-            <w:pPr>
-              <w:pStyle w:val="NoSpacing"/>
-              <w:rPr>
-                <w:rFonts w:ascii="Times New Roman" w:hAnsi="Times New Roman" w:cs="Times New Roman"/>
-              </w:rPr>
-            </w:pPr>
-            <w:r>
-              <w:rPr>
-                <w:rFonts w:ascii="Times New Roman" w:hAnsi="Times New Roman" w:cs="Times New Roman"/>
+                <w:rFonts w:cs="Times New Roman" w:ascii="Times New Roman" w:hAnsi="Times New Roman"/>
+              </w:rPr>
+              <w:t xml:space="preserve"> BUG_003</w:t>
+            </w:r>
+          </w:p>
+          <w:p>
+            <w:pPr>
+              <w:pStyle w:val="NoSpacing"/>
+              <w:rPr>
+                <w:rFonts w:ascii="Times New Roman" w:hAnsi="Times New Roman" w:cs="Times New Roman"/>
+              </w:rPr>
+            </w:pPr>
+            <w:r>
+              <w:rPr>
+                <w:rFonts w:cs="Times New Roman" w:ascii="Times New Roman" w:hAnsi="Times New Roman"/>
                 <w:b/>
                 <w:bCs/>
               </w:rPr>
@@ -1976,7 +2176,7 @@
             </w:r>
             <w:r>
               <w:rPr>
-                <w:rFonts w:ascii="Times New Roman" w:hAnsi="Times New Roman" w:cs="Times New Roman"/>
+                <w:rFonts w:cs="Times New Roman" w:ascii="Times New Roman" w:hAnsi="Times New Roman"/>
               </w:rPr>
               <w:t xml:space="preserve"> User email address is exposed in the Forgot Password URL</w:t>
             </w:r>
@@ -1990,7 +2190,7 @@
             </w:pPr>
             <w:r>
               <w:rPr>
-                <w:rFonts w:ascii="Times New Roman" w:hAnsi="Times New Roman" w:cs="Times New Roman"/>
+                <w:rFonts w:cs="Times New Roman" w:ascii="Times New Roman" w:hAnsi="Times New Roman"/>
                 <w:b/>
                 <w:bCs/>
               </w:rPr>
@@ -1998,7 +2198,7 @@
             </w:r>
             <w:r>
               <w:rPr>
-                <w:rFonts w:ascii="Times New Roman" w:hAnsi="Times New Roman" w:cs="Times New Roman"/>
+                <w:rFonts w:cs="Times New Roman" w:ascii="Times New Roman" w:hAnsi="Times New Roman"/>
               </w:rPr>
               <w:t xml:space="preserve"> Forgot Password</w:t>
             </w:r>
@@ -2012,7 +2212,7 @@
             </w:pPr>
             <w:r>
               <w:rPr>
-                <w:rFonts w:ascii="Times New Roman" w:hAnsi="Times New Roman" w:cs="Times New Roman"/>
+                <w:rFonts w:cs="Times New Roman" w:ascii="Times New Roman" w:hAnsi="Times New Roman"/>
                 <w:b/>
                 <w:bCs/>
               </w:rPr>
@@ -2020,7 +2220,7 @@
             </w:r>
             <w:r>
               <w:rPr>
-                <w:rFonts w:ascii="Times New Roman" w:hAnsi="Times New Roman" w:cs="Times New Roman"/>
+                <w:rFonts w:cs="Times New Roman" w:ascii="Times New Roman" w:hAnsi="Times New Roman"/>
               </w:rPr>
               <w:t xml:space="preserve"> Medium</w:t>
             </w:r>
@@ -2034,7 +2234,7 @@
             </w:pPr>
             <w:r>
               <w:rPr>
-                <w:rFonts w:ascii="Times New Roman" w:hAnsi="Times New Roman" w:cs="Times New Roman"/>
+                <w:rFonts w:cs="Times New Roman" w:ascii="Times New Roman" w:hAnsi="Times New Roman"/>
                 <w:b/>
                 <w:bCs/>
               </w:rPr>
@@ -2042,7 +2242,7 @@
             </w:r>
             <w:r>
               <w:rPr>
-                <w:rFonts w:ascii="Times New Roman" w:hAnsi="Times New Roman" w:cs="Times New Roman"/>
+                <w:rFonts w:cs="Times New Roman" w:ascii="Times New Roman" w:hAnsi="Times New Roman"/>
               </w:rPr>
               <w:t xml:space="preserve"> Medium</w:t>
             </w:r>
@@ -2056,7 +2256,7 @@
             </w:pPr>
             <w:r>
               <w:rPr>
-                <w:rFonts w:ascii="Times New Roman" w:hAnsi="Times New Roman" w:cs="Times New Roman"/>
+                <w:rFonts w:cs="Times New Roman" w:ascii="Times New Roman" w:hAnsi="Times New Roman"/>
                 <w:b/>
                 <w:bCs/>
               </w:rPr>
@@ -2064,7 +2264,7 @@
             </w:r>
             <w:r>
               <w:rPr>
-                <w:rFonts w:ascii="Times New Roman" w:hAnsi="Times New Roman" w:cs="Times New Roman"/>
+                <w:rFonts w:cs="Times New Roman" w:ascii="Times New Roman" w:hAnsi="Times New Roman"/>
               </w:rPr>
               <w:t xml:space="preserve"> Security / Privacy</w:t>
             </w:r>
@@ -2078,7 +2278,7 @@
             </w:pPr>
             <w:r>
               <w:rPr>
-                <w:rFonts w:ascii="Times New Roman" w:hAnsi="Times New Roman" w:cs="Times New Roman"/>
+                <w:rFonts w:cs="Times New Roman" w:ascii="Times New Roman" w:hAnsi="Times New Roman"/>
                 <w:b/>
                 <w:bCs/>
               </w:rPr>
@@ -2086,7 +2286,7 @@
             </w:r>
             <w:r>
               <w:rPr>
-                <w:rFonts w:ascii="Times New Roman" w:hAnsi="Times New Roman" w:cs="Times New Roman"/>
+                <w:rFonts w:cs="Times New Roman" w:ascii="Times New Roman" w:hAnsi="Times New Roman"/>
               </w:rPr>
               <w:t xml:space="preserve"> Open</w:t>
             </w:r>
@@ -2102,11 +2302,65 @@
             </w:pPr>
             <w:r>
               <w:rPr>
-                <w:rFonts w:ascii="Times New Roman" w:hAnsi="Times New Roman" w:cs="Times New Roman"/>
+                <w:rFonts w:cs="Times New Roman" w:ascii="Times New Roman" w:hAnsi="Times New Roman"/>
                 <w:b/>
                 <w:bCs/>
               </w:rPr>
               <w:t>Preconditions</w:t>
+            </w:r>
+          </w:p>
+          <w:p>
+            <w:pPr>
+              <w:pStyle w:val="NoSpacing"/>
+              <w:numPr>
+                <w:ilvl w:val="0"/>
+                <w:numId w:val="9"/>
+              </w:numPr>
+              <w:rPr>
+                <w:rFonts w:ascii="Times New Roman" w:hAnsi="Times New Roman" w:cs="Times New Roman"/>
+              </w:rPr>
+            </w:pPr>
+            <w:r>
+              <w:rPr>
+                <w:rFonts w:cs="Times New Roman" w:ascii="Times New Roman" w:hAnsi="Times New Roman"/>
+              </w:rPr>
+              <w:t xml:space="preserve">User is on the Login page. </w:t>
+            </w:r>
+          </w:p>
+          <w:p>
+            <w:pPr>
+              <w:pStyle w:val="NoSpacing"/>
+              <w:numPr>
+                <w:ilvl w:val="0"/>
+                <w:numId w:val="9"/>
+              </w:numPr>
+              <w:rPr>
+                <w:rFonts w:ascii="Times New Roman" w:hAnsi="Times New Roman" w:cs="Times New Roman"/>
+              </w:rPr>
+            </w:pPr>
+            <w:r>
+              <w:rPr>
+                <w:rFonts w:cs="Times New Roman" w:ascii="Times New Roman" w:hAnsi="Times New Roman"/>
+              </w:rPr>
+              <w:t xml:space="preserve">A valid email address has been entered. </w:t>
+            </w:r>
+          </w:p>
+          <w:p>
+            <w:pPr>
+              <w:pStyle w:val="NoSpacing"/>
+              <w:rPr>
+                <w:rFonts w:ascii="Times New Roman" w:hAnsi="Times New Roman" w:cs="Times New Roman"/>
+                <w:b/>
+                <w:bCs/>
+              </w:rPr>
+            </w:pPr>
+            <w:r>
+              <w:rPr>
+                <w:rFonts w:cs="Times New Roman" w:ascii="Times New Roman" w:hAnsi="Times New Roman"/>
+                <w:b/>
+                <w:bCs/>
+              </w:rPr>
+              <w:t>Steps to Reproduce</w:t>
             </w:r>
           </w:p>
           <w:p>
@@ -2122,9 +2376,9 @@
             </w:pPr>
             <w:r>
               <w:rPr>
-                <w:rFonts w:ascii="Times New Roman" w:hAnsi="Times New Roman" w:cs="Times New Roman"/>
-              </w:rPr>
-              <w:t xml:space="preserve">User is on the Login page. </w:t>
+                <w:rFonts w:cs="Times New Roman" w:ascii="Times New Roman" w:hAnsi="Times New Roman"/>
+              </w:rPr>
+              <w:t xml:space="preserve">Open the Login page. </w:t>
             </w:r>
           </w:p>
           <w:p>
@@ -2140,27 +2394,9 @@
             </w:pPr>
             <w:r>
               <w:rPr>
-                <w:rFonts w:ascii="Times New Roman" w:hAnsi="Times New Roman" w:cs="Times New Roman"/>
-              </w:rPr>
-              <w:t xml:space="preserve">A valid email address has been entered. </w:t>
-            </w:r>
-          </w:p>
-          <w:p>
-            <w:pPr>
-              <w:pStyle w:val="NoSpacing"/>
-              <w:rPr>
-                <w:rFonts w:ascii="Times New Roman" w:hAnsi="Times New Roman" w:cs="Times New Roman"/>
-                <w:b/>
-                <w:bCs/>
-              </w:rPr>
-            </w:pPr>
-            <w:r>
-              <w:rPr>
-                <w:rFonts w:ascii="Times New Roman" w:hAnsi="Times New Roman" w:cs="Times New Roman"/>
-                <w:b/>
-                <w:bCs/>
-              </w:rPr>
-              <w:t>Steps to Reproduce</w:t>
+                <w:rFonts w:cs="Times New Roman" w:ascii="Times New Roman" w:hAnsi="Times New Roman"/>
+              </w:rPr>
+              <w:t xml:space="preserve">Enter a valid registered email address. </w:t>
             </w:r>
           </w:p>
           <w:p>
@@ -2168,7 +2404,7 @@
               <w:pStyle w:val="NoSpacing"/>
               <w:numPr>
                 <w:ilvl w:val="0"/>
-                <w:numId w:val="11"/>
+                <w:numId w:val="10"/>
               </w:numPr>
               <w:rPr>
                 <w:rFonts w:ascii="Times New Roman" w:hAnsi="Times New Roman" w:cs="Times New Roman"/>
@@ -2176,9 +2412,23 @@
             </w:pPr>
             <w:r>
               <w:rPr>
-                <w:rFonts w:ascii="Times New Roman" w:hAnsi="Times New Roman" w:cs="Times New Roman"/>
-              </w:rPr>
-              <w:t xml:space="preserve">Open the Login page. </w:t>
+                <w:rFonts w:cs="Times New Roman" w:ascii="Times New Roman" w:hAnsi="Times New Roman"/>
+              </w:rPr>
+              <w:t xml:space="preserve">Click </w:t>
+            </w:r>
+            <w:r>
+              <w:rPr>
+                <w:rFonts w:cs="Times New Roman" w:ascii="Times New Roman" w:hAnsi="Times New Roman"/>
+                <w:b/>
+                <w:bCs/>
+              </w:rPr>
+              <w:t>Continue</w:t>
+            </w:r>
+            <w:r>
+              <w:rPr>
+                <w:rFonts w:cs="Times New Roman" w:ascii="Times New Roman" w:hAnsi="Times New Roman"/>
+              </w:rPr>
+              <w:t xml:space="preserve">. </w:t>
             </w:r>
           </w:p>
           <w:p>
@@ -2186,7 +2436,7 @@
               <w:pStyle w:val="NoSpacing"/>
               <w:numPr>
                 <w:ilvl w:val="0"/>
-                <w:numId w:val="11"/>
+                <w:numId w:val="10"/>
               </w:numPr>
               <w:rPr>
                 <w:rFonts w:ascii="Times New Roman" w:hAnsi="Times New Roman" w:cs="Times New Roman"/>
@@ -2194,9 +2444,23 @@
             </w:pPr>
             <w:r>
               <w:rPr>
-                <w:rFonts w:ascii="Times New Roman" w:hAnsi="Times New Roman" w:cs="Times New Roman"/>
-              </w:rPr>
-              <w:t xml:space="preserve">Enter a valid registered email address. </w:t>
+                <w:rFonts w:cs="Times New Roman" w:ascii="Times New Roman" w:hAnsi="Times New Roman"/>
+              </w:rPr>
+              <w:t xml:space="preserve">Click </w:t>
+            </w:r>
+            <w:r>
+              <w:rPr>
+                <w:rFonts w:cs="Times New Roman" w:ascii="Times New Roman" w:hAnsi="Times New Roman"/>
+                <w:b/>
+                <w:bCs/>
+              </w:rPr>
+              <w:t>Forgot Password</w:t>
+            </w:r>
+            <w:r>
+              <w:rPr>
+                <w:rFonts w:cs="Times New Roman" w:ascii="Times New Roman" w:hAnsi="Times New Roman"/>
+              </w:rPr>
+              <w:t xml:space="preserve">. </w:t>
             </w:r>
           </w:p>
           <w:p>
@@ -2204,7 +2468,7 @@
               <w:pStyle w:val="NoSpacing"/>
               <w:numPr>
                 <w:ilvl w:val="0"/>
-                <w:numId w:val="11"/>
+                <w:numId w:val="10"/>
               </w:numPr>
               <w:rPr>
                 <w:rFonts w:ascii="Times New Roman" w:hAnsi="Times New Roman" w:cs="Times New Roman"/>
@@ -2212,71 +2476,7 @@
             </w:pPr>
             <w:r>
               <w:rPr>
-                <w:rFonts w:ascii="Times New Roman" w:hAnsi="Times New Roman" w:cs="Times New Roman"/>
-              </w:rPr>
-              <w:t xml:space="preserve">Click </w:t>
-            </w:r>
-            <w:r>
-              <w:rPr>
-                <w:rFonts w:ascii="Times New Roman" w:hAnsi="Times New Roman" w:cs="Times New Roman"/>
-                <w:b/>
-                <w:bCs/>
-              </w:rPr>
-              <w:t>Continue</w:t>
-            </w:r>
-            <w:r>
-              <w:rPr>
-                <w:rFonts w:ascii="Times New Roman" w:hAnsi="Times New Roman" w:cs="Times New Roman"/>
-              </w:rPr>
-              <w:t xml:space="preserve">. </w:t>
-            </w:r>
-          </w:p>
-          <w:p>
-            <w:pPr>
-              <w:pStyle w:val="NoSpacing"/>
-              <w:numPr>
-                <w:ilvl w:val="0"/>
-                <w:numId w:val="11"/>
-              </w:numPr>
-              <w:rPr>
-                <w:rFonts w:ascii="Times New Roman" w:hAnsi="Times New Roman" w:cs="Times New Roman"/>
-              </w:rPr>
-            </w:pPr>
-            <w:r>
-              <w:rPr>
-                <w:rFonts w:ascii="Times New Roman" w:hAnsi="Times New Roman" w:cs="Times New Roman"/>
-              </w:rPr>
-              <w:t xml:space="preserve">Click </w:t>
-            </w:r>
-            <w:r>
-              <w:rPr>
-                <w:rFonts w:ascii="Times New Roman" w:hAnsi="Times New Roman" w:cs="Times New Roman"/>
-                <w:b/>
-                <w:bCs/>
-              </w:rPr>
-              <w:t>Forgot Password</w:t>
-            </w:r>
-            <w:r>
-              <w:rPr>
-                <w:rFonts w:ascii="Times New Roman" w:hAnsi="Times New Roman" w:cs="Times New Roman"/>
-              </w:rPr>
-              <w:t xml:space="preserve">. </w:t>
-            </w:r>
-          </w:p>
-          <w:p>
-            <w:pPr>
-              <w:pStyle w:val="NoSpacing"/>
-              <w:numPr>
-                <w:ilvl w:val="0"/>
-                <w:numId w:val="11"/>
-              </w:numPr>
-              <w:rPr>
-                <w:rFonts w:ascii="Times New Roman" w:hAnsi="Times New Roman" w:cs="Times New Roman"/>
-              </w:rPr>
-            </w:pPr>
-            <w:r>
-              <w:rPr>
-                <w:rFonts w:ascii="Times New Roman" w:hAnsi="Times New Roman" w:cs="Times New Roman"/>
+                <w:rFonts w:cs="Times New Roman" w:ascii="Times New Roman" w:hAnsi="Times New Roman"/>
               </w:rPr>
               <w:t xml:space="preserve">Observe the browser URL. </w:t>
             </w:r>
@@ -2292,7 +2492,7 @@
             </w:pPr>
             <w:r>
               <w:rPr>
-                <w:rFonts w:ascii="Times New Roman" w:hAnsi="Times New Roman" w:cs="Times New Roman"/>
+                <w:rFonts w:cs="Times New Roman" w:ascii="Times New Roman" w:hAnsi="Times New Roman"/>
                 <w:b/>
                 <w:bCs/>
               </w:rPr>
@@ -2308,7 +2508,7 @@
             </w:pPr>
             <w:r>
               <w:rPr>
-                <w:rFonts w:ascii="Times New Roman" w:hAnsi="Times New Roman" w:cs="Times New Roman"/>
+                <w:rFonts w:cs="Times New Roman" w:ascii="Times New Roman" w:hAnsi="Times New Roman"/>
               </w:rPr>
               <w:t>The Forgot Password page should open without exposing the user's email address in the URL. Sensitive information should be maintained in the application state, session, or passed securely.</w:t>
             </w:r>
@@ -2324,7 +2524,7 @@
             </w:pPr>
             <w:r>
               <w:rPr>
-                <w:rFonts w:ascii="Times New Roman" w:hAnsi="Times New Roman" w:cs="Times New Roman"/>
+                <w:rFonts w:cs="Times New Roman" w:ascii="Times New Roman" w:hAnsi="Times New Roman"/>
                 <w:b/>
                 <w:bCs/>
               </w:rPr>
@@ -2340,7 +2540,7 @@
             </w:pPr>
             <w:r>
               <w:rPr>
-                <w:rFonts w:ascii="Times New Roman" w:hAnsi="Times New Roman" w:cs="Times New Roman"/>
+                <w:rFonts w:cs="Times New Roman" w:ascii="Times New Roman" w:hAnsi="Times New Roman"/>
               </w:rPr>
               <w:t>The email address is included in the URL as a query parameter.</w:t>
             </w:r>
@@ -2354,7 +2554,7 @@
             </w:pPr>
             <w:r>
               <w:rPr>
-                <w:rFonts w:ascii="Times New Roman" w:hAnsi="Times New Roman" w:cs="Times New Roman"/>
+                <w:rFonts w:cs="Times New Roman" w:ascii="Times New Roman" w:hAnsi="Times New Roman"/>
                 <w:b/>
                 <w:bCs/>
               </w:rPr>
@@ -2370,7 +2570,7 @@
             </w:pPr>
             <w:r>
               <w:rPr>
-                <w:rFonts w:ascii="Times New Roman" w:hAnsi="Times New Roman" w:cs="Times New Roman"/>
+                <w:rFonts w:cs="Times New Roman" w:ascii="Times New Roman" w:hAnsi="Times New Roman"/>
               </w:rPr>
               <w:t>/forgot-password?email=rohitk06102005%40gmail.com</w:t>
             </w:r>
@@ -2386,88 +2586,62 @@
             </w:pPr>
             <w:r>
               <w:rPr>
-                <w:rFonts w:ascii="Times New Roman" w:hAnsi="Times New Roman" w:cs="Times New Roman"/>
-                <w:b/>
-                <w:bCs/>
-              </w:rPr>
-              <w:t>Evidence</w:t>
-            </w:r>
-            <w:r>
-              <w:rPr>
-                <w:rFonts w:ascii="Times New Roman" w:hAnsi="Times New Roman" w:cs="Times New Roman"/>
-                <w:b/>
-                <w:bCs/>
-              </w:rPr>
-              <w:t>:</w:t>
-            </w:r>
-          </w:p>
-          <w:p>
-            <w:pPr>
-              <w:pStyle w:val="NoSpacing"/>
-              <w:rPr>
-                <w:rFonts w:ascii="Times New Roman" w:hAnsi="Times New Roman" w:cs="Times New Roman"/>
-              </w:rPr>
-            </w:pPr>
-            <w:r>
-              <w:rPr>
-                <w:rFonts w:ascii="Times New Roman" w:hAnsi="Times New Roman" w:cs="Times New Roman"/>
+                <w:rFonts w:cs="Times New Roman" w:ascii="Times New Roman" w:hAnsi="Times New Roman"/>
+                <w:b/>
+                <w:bCs/>
+              </w:rPr>
+              <w:t>Evidence:</w:t>
+            </w:r>
+          </w:p>
+          <w:p>
+            <w:pPr>
+              <w:pStyle w:val="NoSpacing"/>
+              <w:rPr>
+                <w:rFonts w:ascii="Times New Roman" w:hAnsi="Times New Roman" w:cs="Times New Roman"/>
+              </w:rPr>
+            </w:pPr>
+            <w:r>
+              <w:rPr>
+                <w:rFonts w:cs="Times New Roman" w:ascii="Times New Roman" w:hAnsi="Times New Roman"/>
                 <w:b/>
                 <w:bCs/>
               </w:rPr>
               <w:t xml:space="preserve"> </w:t>
             </w:r>
-            <w:proofErr w:type="spellStart"/>
-            <w:r>
-              <w:rPr>
-                <w:rFonts w:ascii="Times New Roman" w:hAnsi="Times New Roman" w:cs="Times New Roman"/>
-              </w:rPr>
-              <w:t>Forgot</w:t>
-            </w:r>
-            <w:r>
-              <w:rPr>
-                <w:rFonts w:ascii="Times New Roman" w:hAnsi="Times New Roman" w:cs="Times New Roman"/>
-              </w:rPr>
-              <w:t>Password</w:t>
-            </w:r>
-            <w:proofErr w:type="spellEnd"/>
-            <w:r>
-              <w:rPr>
-                <w:rFonts w:ascii="Times New Roman" w:hAnsi="Times New Roman" w:cs="Times New Roman"/>
-              </w:rPr>
-              <w:t xml:space="preserve"> Page</w:t>
-            </w:r>
-            <w:r>
-              <w:rPr>
-                <w:rFonts w:ascii="Times New Roman" w:hAnsi="Times New Roman" w:cs="Times New Roman"/>
-              </w:rPr>
-              <w:t xml:space="preserve"> </w:t>
-            </w:r>
-          </w:p>
-          <w:p>
-            <w:pPr>
-              <w:pStyle w:val="NoSpacing"/>
-              <w:rPr>
-                <w:rFonts w:ascii="Times New Roman" w:hAnsi="Times New Roman" w:cs="Times New Roman"/>
-              </w:rPr>
-            </w:pPr>
-          </w:p>
-          <w:p>
-            <w:pPr>
-              <w:pStyle w:val="NoSpacing"/>
-              <w:rPr>
-                <w:rFonts w:ascii="Times New Roman" w:hAnsi="Times New Roman" w:cs="Times New Roman"/>
-              </w:rPr>
-            </w:pPr>
-            <w:r>
-              <w:rPr>
-                <w:rFonts w:ascii="Times New Roman" w:hAnsi="Times New Roman" w:cs="Times New Roman"/>
-                <w:noProof/>
-              </w:rPr>
+            <w:r>
+              <w:rPr>
+                <w:rFonts w:cs="Times New Roman" w:ascii="Times New Roman" w:hAnsi="Times New Roman"/>
+              </w:rPr>
+              <w:t xml:space="preserve">ForgotPassword Page </w:t>
+            </w:r>
+          </w:p>
+          <w:p>
+            <w:pPr>
+              <w:pStyle w:val="NoSpacing"/>
+              <w:rPr>
+                <w:rFonts w:ascii="Times New Roman" w:hAnsi="Times New Roman" w:cs="Times New Roman"/>
+              </w:rPr>
+            </w:pPr>
+            <w:r>
+              <w:rPr>
+                <w:rFonts w:cs="Times New Roman" w:ascii="Times New Roman" w:hAnsi="Times New Roman"/>
+              </w:rPr>
+            </w:r>
+          </w:p>
+          <w:p>
+            <w:pPr>
+              <w:pStyle w:val="NoSpacing"/>
+              <w:rPr>
+                <w:rFonts w:ascii="Times New Roman" w:hAnsi="Times New Roman" w:cs="Times New Roman"/>
+              </w:rPr>
+            </w:pPr>
+            <w:r>
+              <w:rPr/>
               <w:drawing>
-                <wp:inline distT="0" distB="0" distL="0" distR="0" wp14:anchorId="3F112CD9" wp14:editId="3C11AFB8">
+                <wp:inline distT="0" distB="0" distL="0" distR="0">
                   <wp:extent cx="6247765" cy="3817620"/>
                   <wp:effectExtent l="0" t="0" r="0" b="0"/>
-                  <wp:docPr id="1725905323" name="Picture 9"/>
+                  <wp:docPr id="4" name="Picture 9" descr=""/>
                   <wp:cNvGraphicFramePr>
                     <a:graphicFrameLocks xmlns:a="http://schemas.openxmlformats.org/drawingml/2006/main" noChangeAspect="1"/>
                   </wp:cNvGraphicFramePr>
@@ -2475,22 +2649,18 @@
                     <a:graphicData uri="http://schemas.openxmlformats.org/drawingml/2006/picture">
                       <pic:pic xmlns:pic="http://schemas.openxmlformats.org/drawingml/2006/picture">
                         <pic:nvPicPr>
-                          <pic:cNvPr id="1725905323" name="Picture 1725905323"/>
-                          <pic:cNvPicPr/>
+                          <pic:cNvPr id="4" name="Picture 9" descr=""/>
+                          <pic:cNvPicPr>
+                            <a:picLocks noChangeAspect="1" noChangeArrowheads="1"/>
+                          </pic:cNvPicPr>
                         </pic:nvPicPr>
                         <pic:blipFill>
-                          <a:blip r:embed="rId9" cstate="print">
-                            <a:extLst>
-                              <a:ext uri="{28A0092B-C50C-407E-A947-70E740481C1C}">
-                                <a14:useLocalDpi xmlns:a14="http://schemas.microsoft.com/office/drawing/2010/main" val="0"/>
-                              </a:ext>
-                            </a:extLst>
-                          </a:blip>
+                          <a:blip r:embed="rId6"/>
                           <a:stretch>
                             <a:fillRect/>
                           </a:stretch>
                         </pic:blipFill>
-                        <pic:spPr>
+                        <pic:spPr bwMode="auto">
                           <a:xfrm>
                             <a:off x="0" y="0"/>
                             <a:ext cx="6247765" cy="3817620"/>
@@ -2513,51 +2683,69 @@
                 <w:rFonts w:ascii="Times New Roman" w:hAnsi="Times New Roman" w:cs="Times New Roman"/>
               </w:rPr>
             </w:pPr>
-          </w:p>
-          <w:p>
-            <w:pPr>
-              <w:pStyle w:val="NoSpacing"/>
-              <w:rPr>
-                <w:rFonts w:ascii="Times New Roman" w:hAnsi="Times New Roman" w:cs="Times New Roman"/>
-              </w:rPr>
-            </w:pPr>
-          </w:p>
-          <w:p>
-            <w:pPr>
-              <w:pStyle w:val="NoSpacing"/>
-              <w:rPr>
-                <w:rFonts w:ascii="Times New Roman" w:hAnsi="Times New Roman" w:cs="Times New Roman"/>
-              </w:rPr>
-            </w:pPr>
-          </w:p>
-          <w:p>
-            <w:pPr>
-              <w:pStyle w:val="NoSpacing"/>
-              <w:rPr>
-                <w:rFonts w:ascii="Times New Roman" w:hAnsi="Times New Roman" w:cs="Times New Roman"/>
-              </w:rPr>
-            </w:pPr>
-          </w:p>
-          <w:p>
-            <w:pPr>
-              <w:pStyle w:val="NoSpacing"/>
-              <w:rPr>
-                <w:rFonts w:ascii="Times New Roman" w:hAnsi="Times New Roman" w:cs="Times New Roman"/>
-              </w:rPr>
-            </w:pPr>
-          </w:p>
-          <w:p>
-            <w:pPr>
-              <w:pStyle w:val="NoSpacing"/>
-              <w:rPr>
-                <w:rFonts w:ascii="Times New Roman" w:hAnsi="Times New Roman" w:cs="Times New Roman"/>
-              </w:rPr>
-            </w:pPr>
+            <w:r>
+              <w:rPr>
+                <w:rFonts w:cs="Times New Roman" w:ascii="Times New Roman" w:hAnsi="Times New Roman"/>
+              </w:rPr>
+            </w:r>
+          </w:p>
+          <w:p>
+            <w:pPr>
+              <w:pStyle w:val="NoSpacing"/>
+              <w:rPr>
+                <w:rFonts w:ascii="Times New Roman" w:hAnsi="Times New Roman" w:cs="Times New Roman"/>
+              </w:rPr>
+            </w:pPr>
+            <w:r>
+              <w:rPr>
+                <w:rFonts w:cs="Times New Roman" w:ascii="Times New Roman" w:hAnsi="Times New Roman"/>
+              </w:rPr>
+            </w:r>
+          </w:p>
+          <w:p>
+            <w:pPr>
+              <w:pStyle w:val="NoSpacing"/>
+              <w:rPr>
+                <w:rFonts w:ascii="Times New Roman" w:hAnsi="Times New Roman" w:cs="Times New Roman"/>
+              </w:rPr>
+            </w:pPr>
+            <w:r>
+              <w:rPr>
+                <w:rFonts w:cs="Times New Roman" w:ascii="Times New Roman" w:hAnsi="Times New Roman"/>
+              </w:rPr>
+            </w:r>
+          </w:p>
+          <w:p>
+            <w:pPr>
+              <w:pStyle w:val="NoSpacing"/>
+              <w:rPr>
+                <w:rFonts w:ascii="Times New Roman" w:hAnsi="Times New Roman" w:cs="Times New Roman"/>
+              </w:rPr>
+            </w:pPr>
+            <w:r>
+              <w:rPr>
+                <w:rFonts w:cs="Times New Roman" w:ascii="Times New Roman" w:hAnsi="Times New Roman"/>
+              </w:rPr>
+            </w:r>
+          </w:p>
+          <w:p>
+            <w:pPr>
+              <w:pStyle w:val="NoSpacing"/>
+              <w:rPr>
+                <w:rFonts w:ascii="Times New Roman" w:hAnsi="Times New Roman" w:cs="Times New Roman"/>
+              </w:rPr>
+            </w:pPr>
+            <w:r>
+              <w:rPr>
+                <w:rFonts w:cs="Times New Roman" w:ascii="Times New Roman" w:hAnsi="Times New Roman"/>
+              </w:rPr>
+            </w:r>
           </w:p>
         </w:tc>
         <w:tc>
           <w:tcPr>
-            <w:tcW w:w="80" w:type="dxa"/>
+            <w:tcW w:w="79" w:type="dxa"/>
+            <w:tcBorders/>
             <w:vAlign w:val="center"/>
           </w:tcPr>
           <w:p>
@@ -2569,9 +2757,8 @@
             </w:pPr>
             <w:r>
               <w:rPr>
-                <w:rFonts w:ascii="Times New Roman" w:hAnsi="Times New Roman" w:cs="Times New Roman"/>
-              </w:rPr>
-              <w:lastRenderedPageBreak/>
+                <w:rFonts w:cs="Times New Roman" w:ascii="Times New Roman" w:hAnsi="Times New Roman"/>
+              </w:rPr>
               <w:t xml:space="preserve"> </w:t>
             </w:r>
           </w:p>
@@ -2587,1055 +2774,31 @@
         </w:rPr>
       </w:pPr>
       <w:r>
-        <w:rPr>
-          <w:rFonts w:ascii="Times New Roman" w:hAnsi="Times New Roman" w:cs="Times New Roman"/>
-          <w:noProof/>
-          <w:vanish/>
-        </w:rPr>
-        <w:lastRenderedPageBreak/>
-        <w:drawing>
-          <wp:inline distT="0" distB="0" distL="0" distR="0" wp14:anchorId="45344502" wp14:editId="355AF795">
-            <wp:extent cx="4939030" cy="9777730"/>
-            <wp:effectExtent l="0" t="0" r="0" b="0"/>
-            <wp:docPr id="20575658" name="Picture 3"/>
-            <wp:cNvGraphicFramePr>
-              <a:graphicFrameLocks xmlns:a="http://schemas.openxmlformats.org/drawingml/2006/main" noChangeAspect="1"/>
-            </wp:cNvGraphicFramePr>
-            <a:graphic xmlns:a="http://schemas.openxmlformats.org/drawingml/2006/main">
-              <a:graphicData uri="http://schemas.openxmlformats.org/drawingml/2006/picture">
-                <pic:pic xmlns:pic="http://schemas.openxmlformats.org/drawingml/2006/picture">
-                  <pic:nvPicPr>
-                    <pic:cNvPr id="20575658" name="Picture 20575658"/>
-                    <pic:cNvPicPr/>
-                  </pic:nvPicPr>
-                  <pic:blipFill>
-                    <a:blip r:embed="rId10" cstate="print">
-                      <a:extLst>
-                        <a:ext uri="{28A0092B-C50C-407E-A947-70E740481C1C}">
-                          <a14:useLocalDpi xmlns:a14="http://schemas.microsoft.com/office/drawing/2010/main" val="0"/>
-                        </a:ext>
-                      </a:extLst>
-                    </a:blip>
-                    <a:stretch>
-                      <a:fillRect/>
-                    </a:stretch>
-                  </pic:blipFill>
-                  <pic:spPr>
-                    <a:xfrm>
-                      <a:off x="0" y="0"/>
-                      <a:ext cx="4939030" cy="9777730"/>
-                    </a:xfrm>
-                    <a:prstGeom prst="rect">
-                      <a:avLst/>
-                    </a:prstGeom>
-                  </pic:spPr>
-                </pic:pic>
-              </a:graphicData>
-            </a:graphic>
-          </wp:inline>
-        </w:drawing>
-      </w:r>
-      <w:r>
-        <w:rPr>
-          <w:rFonts w:ascii="Times New Roman" w:hAnsi="Times New Roman" w:cs="Times New Roman"/>
-          <w:noProof/>
-          <w:vanish/>
-        </w:rPr>
-        <w:drawing>
-          <wp:inline distT="0" distB="0" distL="0" distR="0" wp14:anchorId="56F95F3B" wp14:editId="604E4286">
-            <wp:extent cx="4939030" cy="9777730"/>
-            <wp:effectExtent l="0" t="0" r="0" b="0"/>
-            <wp:docPr id="661472258" name="Picture 2"/>
-            <wp:cNvGraphicFramePr>
-              <a:graphicFrameLocks xmlns:a="http://schemas.openxmlformats.org/drawingml/2006/main" noChangeAspect="1"/>
-            </wp:cNvGraphicFramePr>
-            <a:graphic xmlns:a="http://schemas.openxmlformats.org/drawingml/2006/main">
-              <a:graphicData uri="http://schemas.openxmlformats.org/drawingml/2006/picture">
-                <pic:pic xmlns:pic="http://schemas.openxmlformats.org/drawingml/2006/picture">
-                  <pic:nvPicPr>
-                    <pic:cNvPr id="661472258" name="Picture 661472258"/>
-                    <pic:cNvPicPr/>
-                  </pic:nvPicPr>
-                  <pic:blipFill>
-                    <a:blip r:embed="rId10" cstate="print">
-                      <a:extLst>
-                        <a:ext uri="{28A0092B-C50C-407E-A947-70E740481C1C}">
-                          <a14:useLocalDpi xmlns:a14="http://schemas.microsoft.com/office/drawing/2010/main" val="0"/>
-                        </a:ext>
-                      </a:extLst>
-                    </a:blip>
-                    <a:stretch>
-                      <a:fillRect/>
-                    </a:stretch>
-                  </pic:blipFill>
-                  <pic:spPr>
-                    <a:xfrm>
-                      <a:off x="0" y="0"/>
-                      <a:ext cx="4939030" cy="9777730"/>
-                    </a:xfrm>
-                    <a:prstGeom prst="rect">
-                      <a:avLst/>
-                    </a:prstGeom>
-                  </pic:spPr>
-                </pic:pic>
-              </a:graphicData>
-            </a:graphic>
-          </wp:inline>
-        </w:drawing>
-      </w:r>
-      <w:r>
-        <w:rPr>
-          <w:rFonts w:ascii="Times New Roman" w:hAnsi="Times New Roman" w:cs="Times New Roman"/>
-          <w:noProof/>
-          <w:vanish/>
-        </w:rPr>
-        <w:drawing>
-          <wp:inline distT="0" distB="0" distL="0" distR="0" wp14:anchorId="37A32713" wp14:editId="129103DF">
-            <wp:extent cx="4939030" cy="9777730"/>
-            <wp:effectExtent l="0" t="0" r="0" b="0"/>
-            <wp:docPr id="1993199866" name="Picture 1"/>
-            <wp:cNvGraphicFramePr>
-              <a:graphicFrameLocks xmlns:a="http://schemas.openxmlformats.org/drawingml/2006/main" noChangeAspect="1"/>
-            </wp:cNvGraphicFramePr>
-            <a:graphic xmlns:a="http://schemas.openxmlformats.org/drawingml/2006/main">
-              <a:graphicData uri="http://schemas.openxmlformats.org/drawingml/2006/picture">
-                <pic:pic xmlns:pic="http://schemas.openxmlformats.org/drawingml/2006/picture">
-                  <pic:nvPicPr>
-                    <pic:cNvPr id="1993199866" name="Picture 1993199866"/>
-                    <pic:cNvPicPr/>
-                  </pic:nvPicPr>
-                  <pic:blipFill>
-                    <a:blip r:embed="rId10" cstate="print">
-                      <a:extLst>
-                        <a:ext uri="{28A0092B-C50C-407E-A947-70E740481C1C}">
-                          <a14:useLocalDpi xmlns:a14="http://schemas.microsoft.com/office/drawing/2010/main" val="0"/>
-                        </a:ext>
-                      </a:extLst>
-                    </a:blip>
-                    <a:stretch>
-                      <a:fillRect/>
-                    </a:stretch>
-                  </pic:blipFill>
-                  <pic:spPr>
-                    <a:xfrm>
-                      <a:off x="0" y="0"/>
-                      <a:ext cx="4939030" cy="9777730"/>
-                    </a:xfrm>
-                    <a:prstGeom prst="rect">
-                      <a:avLst/>
-                    </a:prstGeom>
-                  </pic:spPr>
-                </pic:pic>
-              </a:graphicData>
-            </a:graphic>
-          </wp:inline>
-        </w:drawing>
+        <w:rPr/>
       </w:r>
     </w:p>
     <w:sectPr>
+      <w:type w:val="nextPage"/>
       <w:pgSz w:w="11906" w:h="16838"/>
-      <w:pgMar w:top="720" w:right="720" w:bottom="720" w:left="720" w:header="0" w:footer="0" w:gutter="0"/>
-      <w:pgBorders>
+      <w:pgMar w:left="720" w:right="720" w:gutter="0" w:header="0" w:top="720" w:footer="0" w:bottom="720"/>
+      <w:pgBorders w:display="allPages" w:offsetFrom="text">
         <w:top w:val="single" w:sz="4" w:space="12" w:color="000000"/>
         <w:left w:val="single" w:sz="4" w:space="12" w:color="000000"/>
         <w:bottom w:val="single" w:sz="4" w:space="12" w:color="000000"/>
         <w:right w:val="single" w:sz="4" w:space="12" w:color="000000"/>
       </w:pgBorders>
-      <w:cols w:space="720"/>
-      <w:formProt w:val="0"/>
-      <w:docGrid w:linePitch="360"/>
+      <w:pgNumType w:fmt="decimal"/>
+      <w:formProt w:val="false"/>
+      <w:textDirection w:val="lrTb"/>
+      <w:docGrid w:type="default" w:linePitch="360" w:charSpace="0"/>
     </w:sectPr>
   </w:body>
 </w:document>
 </file>
 
 <file path=word/numbering.xml><?xml version="1.0" encoding="utf-8"?>
-<w:numbering xmlns:wpc="http://schemas.microsoft.com/office/word/2010/wordprocessingCanvas" xmlns:cx="http://schemas.microsoft.com/office/drawing/2014/chartex" xmlns:cx1="http://schemas.microsoft.com/office/drawing/2015/9/8/chartex" xmlns:cx2="http://schemas.microsoft.com/office/drawing/2015/10/21/chartex" xmlns:cx3="http://schemas.microsoft.com/office/drawing/2016/5/9/chartex" xmlns:cx4="http://schemas.microsoft.com/office/drawing/2016/5/10/chartex" xmlns:cx5="http://schemas.microsoft.com/office/drawing/2016/5/11/chartex" xmlns:cx6="http://schemas.microsoft.com/office/drawing/2016/5/12/chartex" xmlns:cx7="http://schemas.microsoft.com/office/drawing/2016/5/13/chartex" xmlns:cx8="http://schemas.microsoft.com/office/drawing/2016/5/14/chartex" xmlns:mc="http://schemas.openxmlformats.org/markup-compatibility/2006" xmlns:aink="http://schemas.microsoft.com/office/drawing/2016/ink" xmlns:am3d="http://schemas.microsoft.com/office/drawing/2017/model3d" xmlns:o="urn:schemas-microsoft-com:office:office" xmlns:oel="http://schemas.microsoft.com/office/2019/extlst" xmlns:r="http://schemas.openxmlformats.org/officeDocument/2006/relationships" xmlns:m="http://schemas.openxmlformats.org/officeDocument/2006/math" xmlns:v="urn:schemas-microsoft-com:vml" xmlns:wp14="http://schemas.microsoft.com/office/word/2010/wordprocessingDrawing" xmlns:wp="http://schemas.openxmlformats.org/drawingml/2006/wordprocessingDrawing" xmlns:w10="urn:schemas-microsoft-com:office:word" xmlns:w="http://schemas.openxmlformats.org/wordprocessingml/2006/main" xmlns:w14="http://schemas.microsoft.com/office/word/2010/wordml" xmlns:w15="http://schemas.microsoft.com/office/word/2012/wordml" xmlns:w16cex="http://schemas.microsoft.com/office/word/2018/wordml/cex" xmlns:w16cid="http://schemas.microsoft.com/office/word/2016/wordml/cid" xmlns:w16="http://schemas.microsoft.com/office/word/2018/wordml" xmlns:w16du="http://schemas.microsoft.com/office/word/2023/wordml/word16du" xmlns:w16sdtdh="http://schemas.microsoft.com/office/word/2020/wordml/sdtdatahash" xmlns:w16sdtfl="http://schemas.microsoft.com/office/word/2024/wordml/sdtformatlock" xmlns:w16se="http://schemas.microsoft.com/office/word/2015/wordml/symex" xmlns:wpg="http://schemas.microsoft.com/office/word/2010/wordprocessingGroup" xmlns:wpi="http://schemas.microsoft.com/office/word/2010/wordprocessingInk" xmlns:wne="http://schemas.microsoft.com/office/word/2006/wordml" xmlns:wps="http://schemas.microsoft.com/office/word/2010/wordprocessingShape" mc:Ignorable="w14 w15 w16se w16cid w16 w16cex w16sdtdh w16sdtfl w16du wp14">
-  <w:abstractNum w:abstractNumId="0" w15:restartNumberingAfterBreak="0">
-    <w:nsid w:val="023E3E3B"/>
-    <w:multiLevelType w:val="multilevel"/>
-    <w:tmpl w:val="563A4984"/>
-    <w:lvl w:ilvl="0">
-      <w:start w:val="1"/>
-      <w:numFmt w:val="bullet"/>
-      <w:lvlText w:val=""/>
-      <w:lvlJc w:val="left"/>
-      <w:pPr>
-        <w:tabs>
-          <w:tab w:val="num" w:pos="720"/>
-        </w:tabs>
-        <w:ind w:left="720" w:hanging="283"/>
-      </w:pPr>
-      <w:rPr>
-        <w:rFonts w:ascii="Symbol" w:hAnsi="Symbol" w:cs="Symbol" w:hint="default"/>
-      </w:rPr>
-    </w:lvl>
-    <w:lvl w:ilvl="1">
-      <w:start w:val="1"/>
-      <w:numFmt w:val="decimal"/>
-      <w:lvlText w:val="%2."/>
-      <w:lvlJc w:val="left"/>
-      <w:pPr>
-        <w:tabs>
-          <w:tab w:val="num" w:pos="1080"/>
-        </w:tabs>
-        <w:ind w:left="1080" w:hanging="360"/>
-      </w:pPr>
-    </w:lvl>
-    <w:lvl w:ilvl="2">
-      <w:start w:val="1"/>
-      <w:numFmt w:val="decimal"/>
-      <w:lvlText w:val="%3."/>
-      <w:lvlJc w:val="left"/>
-      <w:pPr>
-        <w:tabs>
-          <w:tab w:val="num" w:pos="1440"/>
-        </w:tabs>
-        <w:ind w:left="1440" w:hanging="360"/>
-      </w:pPr>
-    </w:lvl>
-    <w:lvl w:ilvl="3">
-      <w:start w:val="1"/>
-      <w:numFmt w:val="decimal"/>
-      <w:lvlText w:val="%4."/>
-      <w:lvlJc w:val="left"/>
-      <w:pPr>
-        <w:tabs>
-          <w:tab w:val="num" w:pos="1800"/>
-        </w:tabs>
-        <w:ind w:left="1800" w:hanging="360"/>
-      </w:pPr>
-    </w:lvl>
-    <w:lvl w:ilvl="4">
-      <w:start w:val="1"/>
-      <w:numFmt w:val="decimal"/>
-      <w:lvlText w:val="%5."/>
-      <w:lvlJc w:val="left"/>
-      <w:pPr>
-        <w:tabs>
-          <w:tab w:val="num" w:pos="2160"/>
-        </w:tabs>
-        <w:ind w:left="2160" w:hanging="360"/>
-      </w:pPr>
-    </w:lvl>
-    <w:lvl w:ilvl="5">
-      <w:start w:val="1"/>
-      <w:numFmt w:val="decimal"/>
-      <w:lvlText w:val="%6."/>
-      <w:lvlJc w:val="left"/>
-      <w:pPr>
-        <w:tabs>
-          <w:tab w:val="num" w:pos="2520"/>
-        </w:tabs>
-        <w:ind w:left="2520" w:hanging="360"/>
-      </w:pPr>
-    </w:lvl>
-    <w:lvl w:ilvl="6">
-      <w:start w:val="1"/>
-      <w:numFmt w:val="decimal"/>
-      <w:lvlText w:val="%7."/>
-      <w:lvlJc w:val="left"/>
-      <w:pPr>
-        <w:tabs>
-          <w:tab w:val="num" w:pos="2880"/>
-        </w:tabs>
-        <w:ind w:left="2880" w:hanging="360"/>
-      </w:pPr>
-    </w:lvl>
-    <w:lvl w:ilvl="7">
-      <w:start w:val="1"/>
-      <w:numFmt w:val="decimal"/>
-      <w:lvlText w:val="%8."/>
-      <w:lvlJc w:val="left"/>
-      <w:pPr>
-        <w:tabs>
-          <w:tab w:val="num" w:pos="3240"/>
-        </w:tabs>
-        <w:ind w:left="3240" w:hanging="360"/>
-      </w:pPr>
-    </w:lvl>
-    <w:lvl w:ilvl="8">
-      <w:start w:val="1"/>
-      <w:numFmt w:val="decimal"/>
-      <w:lvlText w:val="%9."/>
-      <w:lvlJc w:val="left"/>
-      <w:pPr>
-        <w:tabs>
-          <w:tab w:val="num" w:pos="3600"/>
-        </w:tabs>
-        <w:ind w:left="3600" w:hanging="360"/>
-      </w:pPr>
-    </w:lvl>
-  </w:abstractNum>
-  <w:abstractNum w:abstractNumId="1" w15:restartNumberingAfterBreak="0">
-    <w:nsid w:val="0F393A94"/>
-    <w:multiLevelType w:val="multilevel"/>
-    <w:tmpl w:val="0256142A"/>
-    <w:lvl w:ilvl="0">
-      <w:start w:val="1"/>
-      <w:numFmt w:val="none"/>
-      <w:suff w:val="nothing"/>
-      <w:lvlText w:val=""/>
-      <w:lvlJc w:val="left"/>
-      <w:pPr>
-        <w:tabs>
-          <w:tab w:val="num" w:pos="0"/>
-        </w:tabs>
-        <w:ind w:left="0" w:firstLine="0"/>
-      </w:pPr>
-    </w:lvl>
-    <w:lvl w:ilvl="1">
-      <w:start w:val="1"/>
-      <w:numFmt w:val="none"/>
-      <w:suff w:val="nothing"/>
-      <w:lvlText w:val=""/>
-      <w:lvlJc w:val="left"/>
-      <w:pPr>
-        <w:tabs>
-          <w:tab w:val="num" w:pos="0"/>
-        </w:tabs>
-        <w:ind w:left="0" w:firstLine="0"/>
-      </w:pPr>
-    </w:lvl>
-    <w:lvl w:ilvl="2">
-      <w:start w:val="1"/>
-      <w:numFmt w:val="none"/>
-      <w:suff w:val="nothing"/>
-      <w:lvlText w:val=""/>
-      <w:lvlJc w:val="left"/>
-      <w:pPr>
-        <w:tabs>
-          <w:tab w:val="num" w:pos="0"/>
-        </w:tabs>
-        <w:ind w:left="0" w:firstLine="0"/>
-      </w:pPr>
-    </w:lvl>
-    <w:lvl w:ilvl="3">
-      <w:start w:val="1"/>
-      <w:numFmt w:val="none"/>
-      <w:suff w:val="nothing"/>
-      <w:lvlText w:val=""/>
-      <w:lvlJc w:val="left"/>
-      <w:pPr>
-        <w:tabs>
-          <w:tab w:val="num" w:pos="0"/>
-        </w:tabs>
-        <w:ind w:left="0" w:firstLine="0"/>
-      </w:pPr>
-    </w:lvl>
-    <w:lvl w:ilvl="4">
-      <w:start w:val="1"/>
-      <w:numFmt w:val="none"/>
-      <w:suff w:val="nothing"/>
-      <w:lvlText w:val=""/>
-      <w:lvlJc w:val="left"/>
-      <w:pPr>
-        <w:tabs>
-          <w:tab w:val="num" w:pos="0"/>
-        </w:tabs>
-        <w:ind w:left="0" w:firstLine="0"/>
-      </w:pPr>
-    </w:lvl>
-    <w:lvl w:ilvl="5">
-      <w:start w:val="1"/>
-      <w:numFmt w:val="none"/>
-      <w:suff w:val="nothing"/>
-      <w:lvlText w:val=""/>
-      <w:lvlJc w:val="left"/>
-      <w:pPr>
-        <w:tabs>
-          <w:tab w:val="num" w:pos="0"/>
-        </w:tabs>
-        <w:ind w:left="0" w:firstLine="0"/>
-      </w:pPr>
-    </w:lvl>
-    <w:lvl w:ilvl="6">
-      <w:start w:val="1"/>
-      <w:numFmt w:val="none"/>
-      <w:suff w:val="nothing"/>
-      <w:lvlText w:val=""/>
-      <w:lvlJc w:val="left"/>
-      <w:pPr>
-        <w:tabs>
-          <w:tab w:val="num" w:pos="0"/>
-        </w:tabs>
-        <w:ind w:left="0" w:firstLine="0"/>
-      </w:pPr>
-    </w:lvl>
-    <w:lvl w:ilvl="7">
-      <w:start w:val="1"/>
-      <w:numFmt w:val="none"/>
-      <w:suff w:val="nothing"/>
-      <w:lvlText w:val=""/>
-      <w:lvlJc w:val="left"/>
-      <w:pPr>
-        <w:tabs>
-          <w:tab w:val="num" w:pos="0"/>
-        </w:tabs>
-        <w:ind w:left="0" w:firstLine="0"/>
-      </w:pPr>
-    </w:lvl>
-    <w:lvl w:ilvl="8">
-      <w:start w:val="1"/>
-      <w:numFmt w:val="none"/>
-      <w:suff w:val="nothing"/>
-      <w:lvlText w:val=""/>
-      <w:lvlJc w:val="left"/>
-      <w:pPr>
-        <w:tabs>
-          <w:tab w:val="num" w:pos="0"/>
-        </w:tabs>
-        <w:ind w:left="0" w:firstLine="0"/>
-      </w:pPr>
-    </w:lvl>
-  </w:abstractNum>
-  <w:abstractNum w:abstractNumId="2" w15:restartNumberingAfterBreak="0">
-    <w:nsid w:val="159E7AFE"/>
-    <w:multiLevelType w:val="multilevel"/>
-    <w:tmpl w:val="86D4F6EE"/>
-    <w:lvl w:ilvl="0">
-      <w:start w:val="1"/>
-      <w:numFmt w:val="bullet"/>
-      <w:lvlText w:val=""/>
-      <w:lvlJc w:val="left"/>
-      <w:pPr>
-        <w:tabs>
-          <w:tab w:val="num" w:pos="720"/>
-        </w:tabs>
-        <w:ind w:left="720" w:hanging="283"/>
-      </w:pPr>
-      <w:rPr>
-        <w:rFonts w:ascii="Symbol" w:hAnsi="Symbol" w:cs="Symbol" w:hint="default"/>
-      </w:rPr>
-    </w:lvl>
-    <w:lvl w:ilvl="1">
-      <w:start w:val="1"/>
-      <w:numFmt w:val="decimal"/>
-      <w:lvlText w:val="%2."/>
-      <w:lvlJc w:val="left"/>
-      <w:pPr>
-        <w:tabs>
-          <w:tab w:val="num" w:pos="1080"/>
-        </w:tabs>
-        <w:ind w:left="1080" w:hanging="360"/>
-      </w:pPr>
-    </w:lvl>
-    <w:lvl w:ilvl="2">
-      <w:start w:val="1"/>
-      <w:numFmt w:val="decimal"/>
-      <w:lvlText w:val="%3."/>
-      <w:lvlJc w:val="left"/>
-      <w:pPr>
-        <w:tabs>
-          <w:tab w:val="num" w:pos="1440"/>
-        </w:tabs>
-        <w:ind w:left="1440" w:hanging="360"/>
-      </w:pPr>
-    </w:lvl>
-    <w:lvl w:ilvl="3">
-      <w:start w:val="1"/>
-      <w:numFmt w:val="decimal"/>
-      <w:lvlText w:val="%4."/>
-      <w:lvlJc w:val="left"/>
-      <w:pPr>
-        <w:tabs>
-          <w:tab w:val="num" w:pos="1800"/>
-        </w:tabs>
-        <w:ind w:left="1800" w:hanging="360"/>
-      </w:pPr>
-    </w:lvl>
-    <w:lvl w:ilvl="4">
-      <w:start w:val="1"/>
-      <w:numFmt w:val="decimal"/>
-      <w:lvlText w:val="%5."/>
-      <w:lvlJc w:val="left"/>
-      <w:pPr>
-        <w:tabs>
-          <w:tab w:val="num" w:pos="2160"/>
-        </w:tabs>
-        <w:ind w:left="2160" w:hanging="360"/>
-      </w:pPr>
-    </w:lvl>
-    <w:lvl w:ilvl="5">
-      <w:start w:val="1"/>
-      <w:numFmt w:val="decimal"/>
-      <w:lvlText w:val="%6."/>
-      <w:lvlJc w:val="left"/>
-      <w:pPr>
-        <w:tabs>
-          <w:tab w:val="num" w:pos="2520"/>
-        </w:tabs>
-        <w:ind w:left="2520" w:hanging="360"/>
-      </w:pPr>
-    </w:lvl>
-    <w:lvl w:ilvl="6">
-      <w:start w:val="1"/>
-      <w:numFmt w:val="decimal"/>
-      <w:lvlText w:val="%7."/>
-      <w:lvlJc w:val="left"/>
-      <w:pPr>
-        <w:tabs>
-          <w:tab w:val="num" w:pos="2880"/>
-        </w:tabs>
-        <w:ind w:left="2880" w:hanging="360"/>
-      </w:pPr>
-    </w:lvl>
-    <w:lvl w:ilvl="7">
-      <w:start w:val="1"/>
-      <w:numFmt w:val="decimal"/>
-      <w:lvlText w:val="%8."/>
-      <w:lvlJc w:val="left"/>
-      <w:pPr>
-        <w:tabs>
-          <w:tab w:val="num" w:pos="3240"/>
-        </w:tabs>
-        <w:ind w:left="3240" w:hanging="360"/>
-      </w:pPr>
-    </w:lvl>
-    <w:lvl w:ilvl="8">
-      <w:start w:val="1"/>
-      <w:numFmt w:val="decimal"/>
-      <w:lvlText w:val="%9."/>
-      <w:lvlJc w:val="left"/>
-      <w:pPr>
-        <w:tabs>
-          <w:tab w:val="num" w:pos="3600"/>
-        </w:tabs>
-        <w:ind w:left="3600" w:hanging="360"/>
-      </w:pPr>
-    </w:lvl>
-  </w:abstractNum>
-  <w:abstractNum w:abstractNumId="3" w15:restartNumberingAfterBreak="0">
-    <w:nsid w:val="27650B86"/>
-    <w:multiLevelType w:val="multilevel"/>
-    <w:tmpl w:val="8946A7B4"/>
-    <w:lvl w:ilvl="0">
-      <w:start w:val="1"/>
-      <w:numFmt w:val="bullet"/>
-      <w:lvlText w:val=""/>
-      <w:lvlJc w:val="left"/>
-      <w:pPr>
-        <w:tabs>
-          <w:tab w:val="num" w:pos="720"/>
-        </w:tabs>
-        <w:ind w:left="720" w:hanging="360"/>
-      </w:pPr>
-      <w:rPr>
-        <w:rFonts w:ascii="Symbol" w:hAnsi="Symbol" w:hint="default"/>
-        <w:sz w:val="20"/>
-      </w:rPr>
-    </w:lvl>
-    <w:lvl w:ilvl="1" w:tentative="1">
-      <w:start w:val="1"/>
-      <w:numFmt w:val="bullet"/>
-      <w:lvlText w:val="o"/>
-      <w:lvlJc w:val="left"/>
-      <w:pPr>
-        <w:tabs>
-          <w:tab w:val="num" w:pos="1440"/>
-        </w:tabs>
-        <w:ind w:left="1440" w:hanging="360"/>
-      </w:pPr>
-      <w:rPr>
-        <w:rFonts w:ascii="Courier New" w:hAnsi="Courier New" w:hint="default"/>
-        <w:sz w:val="20"/>
-      </w:rPr>
-    </w:lvl>
-    <w:lvl w:ilvl="2" w:tentative="1">
-      <w:start w:val="1"/>
-      <w:numFmt w:val="bullet"/>
-      <w:lvlText w:val=""/>
-      <w:lvlJc w:val="left"/>
-      <w:pPr>
-        <w:tabs>
-          <w:tab w:val="num" w:pos="2160"/>
-        </w:tabs>
-        <w:ind w:left="2160" w:hanging="360"/>
-      </w:pPr>
-      <w:rPr>
-        <w:rFonts w:ascii="Wingdings" w:hAnsi="Wingdings" w:hint="default"/>
-        <w:sz w:val="20"/>
-      </w:rPr>
-    </w:lvl>
-    <w:lvl w:ilvl="3" w:tentative="1">
-      <w:start w:val="1"/>
-      <w:numFmt w:val="bullet"/>
-      <w:lvlText w:val=""/>
-      <w:lvlJc w:val="left"/>
-      <w:pPr>
-        <w:tabs>
-          <w:tab w:val="num" w:pos="2880"/>
-        </w:tabs>
-        <w:ind w:left="2880" w:hanging="360"/>
-      </w:pPr>
-      <w:rPr>
-        <w:rFonts w:ascii="Wingdings" w:hAnsi="Wingdings" w:hint="default"/>
-        <w:sz w:val="20"/>
-      </w:rPr>
-    </w:lvl>
-    <w:lvl w:ilvl="4" w:tentative="1">
-      <w:start w:val="1"/>
-      <w:numFmt w:val="bullet"/>
-      <w:lvlText w:val=""/>
-      <w:lvlJc w:val="left"/>
-      <w:pPr>
-        <w:tabs>
-          <w:tab w:val="num" w:pos="3600"/>
-        </w:tabs>
-        <w:ind w:left="3600" w:hanging="360"/>
-      </w:pPr>
-      <w:rPr>
-        <w:rFonts w:ascii="Wingdings" w:hAnsi="Wingdings" w:hint="default"/>
-        <w:sz w:val="20"/>
-      </w:rPr>
-    </w:lvl>
-    <w:lvl w:ilvl="5" w:tentative="1">
-      <w:start w:val="1"/>
-      <w:numFmt w:val="bullet"/>
-      <w:lvlText w:val=""/>
-      <w:lvlJc w:val="left"/>
-      <w:pPr>
-        <w:tabs>
-          <w:tab w:val="num" w:pos="4320"/>
-        </w:tabs>
-        <w:ind w:left="4320" w:hanging="360"/>
-      </w:pPr>
-      <w:rPr>
-        <w:rFonts w:ascii="Wingdings" w:hAnsi="Wingdings" w:hint="default"/>
-        <w:sz w:val="20"/>
-      </w:rPr>
-    </w:lvl>
-    <w:lvl w:ilvl="6" w:tentative="1">
-      <w:start w:val="1"/>
-      <w:numFmt w:val="bullet"/>
-      <w:lvlText w:val=""/>
-      <w:lvlJc w:val="left"/>
-      <w:pPr>
-        <w:tabs>
-          <w:tab w:val="num" w:pos="5040"/>
-        </w:tabs>
-        <w:ind w:left="5040" w:hanging="360"/>
-      </w:pPr>
-      <w:rPr>
-        <w:rFonts w:ascii="Wingdings" w:hAnsi="Wingdings" w:hint="default"/>
-        <w:sz w:val="20"/>
-      </w:rPr>
-    </w:lvl>
-    <w:lvl w:ilvl="7" w:tentative="1">
-      <w:start w:val="1"/>
-      <w:numFmt w:val="bullet"/>
-      <w:lvlText w:val=""/>
-      <w:lvlJc w:val="left"/>
-      <w:pPr>
-        <w:tabs>
-          <w:tab w:val="num" w:pos="5760"/>
-        </w:tabs>
-        <w:ind w:left="5760" w:hanging="360"/>
-      </w:pPr>
-      <w:rPr>
-        <w:rFonts w:ascii="Wingdings" w:hAnsi="Wingdings" w:hint="default"/>
-        <w:sz w:val="20"/>
-      </w:rPr>
-    </w:lvl>
-    <w:lvl w:ilvl="8" w:tentative="1">
-      <w:start w:val="1"/>
-      <w:numFmt w:val="bullet"/>
-      <w:lvlText w:val=""/>
-      <w:lvlJc w:val="left"/>
-      <w:pPr>
-        <w:tabs>
-          <w:tab w:val="num" w:pos="6480"/>
-        </w:tabs>
-        <w:ind w:left="6480" w:hanging="360"/>
-      </w:pPr>
-      <w:rPr>
-        <w:rFonts w:ascii="Wingdings" w:hAnsi="Wingdings" w:hint="default"/>
-        <w:sz w:val="20"/>
-      </w:rPr>
-    </w:lvl>
-  </w:abstractNum>
-  <w:abstractNum w:abstractNumId="4" w15:restartNumberingAfterBreak="0">
-    <w:nsid w:val="39291DEA"/>
-    <w:multiLevelType w:val="multilevel"/>
-    <w:tmpl w:val="BCD84174"/>
-    <w:lvl w:ilvl="0">
-      <w:start w:val="1"/>
-      <w:numFmt w:val="bullet"/>
-      <w:lvlText w:val=""/>
-      <w:lvlJc w:val="left"/>
-      <w:pPr>
-        <w:tabs>
-          <w:tab w:val="num" w:pos="720"/>
-        </w:tabs>
-        <w:ind w:left="720" w:hanging="360"/>
-      </w:pPr>
-      <w:rPr>
-        <w:rFonts w:ascii="Symbol" w:hAnsi="Symbol" w:hint="default"/>
-        <w:sz w:val="20"/>
-      </w:rPr>
-    </w:lvl>
-    <w:lvl w:ilvl="1" w:tentative="1">
-      <w:start w:val="1"/>
-      <w:numFmt w:val="bullet"/>
-      <w:lvlText w:val="o"/>
-      <w:lvlJc w:val="left"/>
-      <w:pPr>
-        <w:tabs>
-          <w:tab w:val="num" w:pos="1440"/>
-        </w:tabs>
-        <w:ind w:left="1440" w:hanging="360"/>
-      </w:pPr>
-      <w:rPr>
-        <w:rFonts w:ascii="Courier New" w:hAnsi="Courier New" w:hint="default"/>
-        <w:sz w:val="20"/>
-      </w:rPr>
-    </w:lvl>
-    <w:lvl w:ilvl="2" w:tentative="1">
-      <w:start w:val="1"/>
-      <w:numFmt w:val="bullet"/>
-      <w:lvlText w:val=""/>
-      <w:lvlJc w:val="left"/>
-      <w:pPr>
-        <w:tabs>
-          <w:tab w:val="num" w:pos="2160"/>
-        </w:tabs>
-        <w:ind w:left="2160" w:hanging="360"/>
-      </w:pPr>
-      <w:rPr>
-        <w:rFonts w:ascii="Wingdings" w:hAnsi="Wingdings" w:hint="default"/>
-        <w:sz w:val="20"/>
-      </w:rPr>
-    </w:lvl>
-    <w:lvl w:ilvl="3" w:tentative="1">
-      <w:start w:val="1"/>
-      <w:numFmt w:val="bullet"/>
-      <w:lvlText w:val=""/>
-      <w:lvlJc w:val="left"/>
-      <w:pPr>
-        <w:tabs>
-          <w:tab w:val="num" w:pos="2880"/>
-        </w:tabs>
-        <w:ind w:left="2880" w:hanging="360"/>
-      </w:pPr>
-      <w:rPr>
-        <w:rFonts w:ascii="Wingdings" w:hAnsi="Wingdings" w:hint="default"/>
-        <w:sz w:val="20"/>
-      </w:rPr>
-    </w:lvl>
-    <w:lvl w:ilvl="4" w:tentative="1">
-      <w:start w:val="1"/>
-      <w:numFmt w:val="bullet"/>
-      <w:lvlText w:val=""/>
-      <w:lvlJc w:val="left"/>
-      <w:pPr>
-        <w:tabs>
-          <w:tab w:val="num" w:pos="3600"/>
-        </w:tabs>
-        <w:ind w:left="3600" w:hanging="360"/>
-      </w:pPr>
-      <w:rPr>
-        <w:rFonts w:ascii="Wingdings" w:hAnsi="Wingdings" w:hint="default"/>
-        <w:sz w:val="20"/>
-      </w:rPr>
-    </w:lvl>
-    <w:lvl w:ilvl="5" w:tentative="1">
-      <w:start w:val="1"/>
-      <w:numFmt w:val="bullet"/>
-      <w:lvlText w:val=""/>
-      <w:lvlJc w:val="left"/>
-      <w:pPr>
-        <w:tabs>
-          <w:tab w:val="num" w:pos="4320"/>
-        </w:tabs>
-        <w:ind w:left="4320" w:hanging="360"/>
-      </w:pPr>
-      <w:rPr>
-        <w:rFonts w:ascii="Wingdings" w:hAnsi="Wingdings" w:hint="default"/>
-        <w:sz w:val="20"/>
-      </w:rPr>
-    </w:lvl>
-    <w:lvl w:ilvl="6" w:tentative="1">
-      <w:start w:val="1"/>
-      <w:numFmt w:val="bullet"/>
-      <w:lvlText w:val=""/>
-      <w:lvlJc w:val="left"/>
-      <w:pPr>
-        <w:tabs>
-          <w:tab w:val="num" w:pos="5040"/>
-        </w:tabs>
-        <w:ind w:left="5040" w:hanging="360"/>
-      </w:pPr>
-      <w:rPr>
-        <w:rFonts w:ascii="Wingdings" w:hAnsi="Wingdings" w:hint="default"/>
-        <w:sz w:val="20"/>
-      </w:rPr>
-    </w:lvl>
-    <w:lvl w:ilvl="7" w:tentative="1">
-      <w:start w:val="1"/>
-      <w:numFmt w:val="bullet"/>
-      <w:lvlText w:val=""/>
-      <w:lvlJc w:val="left"/>
-      <w:pPr>
-        <w:tabs>
-          <w:tab w:val="num" w:pos="5760"/>
-        </w:tabs>
-        <w:ind w:left="5760" w:hanging="360"/>
-      </w:pPr>
-      <w:rPr>
-        <w:rFonts w:ascii="Wingdings" w:hAnsi="Wingdings" w:hint="default"/>
-        <w:sz w:val="20"/>
-      </w:rPr>
-    </w:lvl>
-    <w:lvl w:ilvl="8" w:tentative="1">
-      <w:start w:val="1"/>
-      <w:numFmt w:val="bullet"/>
-      <w:lvlText w:val=""/>
-      <w:lvlJc w:val="left"/>
-      <w:pPr>
-        <w:tabs>
-          <w:tab w:val="num" w:pos="6480"/>
-        </w:tabs>
-        <w:ind w:left="6480" w:hanging="360"/>
-      </w:pPr>
-      <w:rPr>
-        <w:rFonts w:ascii="Wingdings" w:hAnsi="Wingdings" w:hint="default"/>
-        <w:sz w:val="20"/>
-      </w:rPr>
-    </w:lvl>
-  </w:abstractNum>
-  <w:abstractNum w:abstractNumId="5" w15:restartNumberingAfterBreak="0">
-    <w:nsid w:val="46893FEC"/>
-    <w:multiLevelType w:val="multilevel"/>
-    <w:tmpl w:val="E9D63DD2"/>
-    <w:lvl w:ilvl="0">
-      <w:start w:val="1"/>
-      <w:numFmt w:val="bullet"/>
-      <w:lvlText w:val=""/>
-      <w:lvlJc w:val="left"/>
-      <w:pPr>
-        <w:tabs>
-          <w:tab w:val="num" w:pos="720"/>
-        </w:tabs>
-        <w:ind w:left="720" w:hanging="283"/>
-      </w:pPr>
-      <w:rPr>
-        <w:rFonts w:ascii="Symbol" w:hAnsi="Symbol" w:cs="Symbol" w:hint="default"/>
-      </w:rPr>
-    </w:lvl>
-    <w:lvl w:ilvl="1">
-      <w:start w:val="1"/>
-      <w:numFmt w:val="decimal"/>
-      <w:lvlText w:val="%2."/>
-      <w:lvlJc w:val="left"/>
-      <w:pPr>
-        <w:tabs>
-          <w:tab w:val="num" w:pos="1080"/>
-        </w:tabs>
-        <w:ind w:left="1080" w:hanging="360"/>
-      </w:pPr>
-    </w:lvl>
-    <w:lvl w:ilvl="2">
-      <w:start w:val="1"/>
-      <w:numFmt w:val="decimal"/>
-      <w:lvlText w:val="%3."/>
-      <w:lvlJc w:val="left"/>
-      <w:pPr>
-        <w:tabs>
-          <w:tab w:val="num" w:pos="1440"/>
-        </w:tabs>
-        <w:ind w:left="1440" w:hanging="360"/>
-      </w:pPr>
-    </w:lvl>
-    <w:lvl w:ilvl="3">
-      <w:start w:val="1"/>
-      <w:numFmt w:val="decimal"/>
-      <w:lvlText w:val="%4."/>
-      <w:lvlJc w:val="left"/>
-      <w:pPr>
-        <w:tabs>
-          <w:tab w:val="num" w:pos="1800"/>
-        </w:tabs>
-        <w:ind w:left="1800" w:hanging="360"/>
-      </w:pPr>
-    </w:lvl>
-    <w:lvl w:ilvl="4">
-      <w:start w:val="1"/>
-      <w:numFmt w:val="decimal"/>
-      <w:lvlText w:val="%5."/>
-      <w:lvlJc w:val="left"/>
-      <w:pPr>
-        <w:tabs>
-          <w:tab w:val="num" w:pos="2160"/>
-        </w:tabs>
-        <w:ind w:left="2160" w:hanging="360"/>
-      </w:pPr>
-    </w:lvl>
-    <w:lvl w:ilvl="5">
-      <w:start w:val="1"/>
-      <w:numFmt w:val="decimal"/>
-      <w:lvlText w:val="%6."/>
-      <w:lvlJc w:val="left"/>
-      <w:pPr>
-        <w:tabs>
-          <w:tab w:val="num" w:pos="2520"/>
-        </w:tabs>
-        <w:ind w:left="2520" w:hanging="360"/>
-      </w:pPr>
-    </w:lvl>
-    <w:lvl w:ilvl="6">
-      <w:start w:val="1"/>
-      <w:numFmt w:val="decimal"/>
-      <w:lvlText w:val="%7."/>
-      <w:lvlJc w:val="left"/>
-      <w:pPr>
-        <w:tabs>
-          <w:tab w:val="num" w:pos="2880"/>
-        </w:tabs>
-        <w:ind w:left="2880" w:hanging="360"/>
-      </w:pPr>
-    </w:lvl>
-    <w:lvl w:ilvl="7">
-      <w:start w:val="1"/>
-      <w:numFmt w:val="decimal"/>
-      <w:lvlText w:val="%8."/>
-      <w:lvlJc w:val="left"/>
-      <w:pPr>
-        <w:tabs>
-          <w:tab w:val="num" w:pos="3240"/>
-        </w:tabs>
-        <w:ind w:left="3240" w:hanging="360"/>
-      </w:pPr>
-    </w:lvl>
-    <w:lvl w:ilvl="8">
-      <w:start w:val="1"/>
-      <w:numFmt w:val="decimal"/>
-      <w:lvlText w:val="%9."/>
-      <w:lvlJc w:val="left"/>
-      <w:pPr>
-        <w:tabs>
-          <w:tab w:val="num" w:pos="3600"/>
-        </w:tabs>
-        <w:ind w:left="3600" w:hanging="360"/>
-      </w:pPr>
-    </w:lvl>
-  </w:abstractNum>
-  <w:abstractNum w:abstractNumId="6" w15:restartNumberingAfterBreak="0">
-    <w:nsid w:val="47000709"/>
-    <w:multiLevelType w:val="multilevel"/>
-    <w:tmpl w:val="32682748"/>
-    <w:lvl w:ilvl="0">
-      <w:start w:val="1"/>
-      <w:numFmt w:val="decimal"/>
-      <w:lvlText w:val="%1."/>
-      <w:lvlJc w:val="left"/>
-      <w:pPr>
-        <w:tabs>
-          <w:tab w:val="num" w:pos="720"/>
-        </w:tabs>
-        <w:ind w:left="720" w:hanging="360"/>
-      </w:pPr>
-    </w:lvl>
-    <w:lvl w:ilvl="1" w:tentative="1">
-      <w:start w:val="1"/>
-      <w:numFmt w:val="decimal"/>
-      <w:lvlText w:val="%2."/>
-      <w:lvlJc w:val="left"/>
-      <w:pPr>
-        <w:tabs>
-          <w:tab w:val="num" w:pos="1440"/>
-        </w:tabs>
-        <w:ind w:left="1440" w:hanging="360"/>
-      </w:pPr>
-    </w:lvl>
-    <w:lvl w:ilvl="2" w:tentative="1">
-      <w:start w:val="1"/>
-      <w:numFmt w:val="decimal"/>
-      <w:lvlText w:val="%3."/>
-      <w:lvlJc w:val="left"/>
-      <w:pPr>
-        <w:tabs>
-          <w:tab w:val="num" w:pos="2160"/>
-        </w:tabs>
-        <w:ind w:left="2160" w:hanging="360"/>
-      </w:pPr>
-    </w:lvl>
-    <w:lvl w:ilvl="3" w:tentative="1">
-      <w:start w:val="1"/>
-      <w:numFmt w:val="decimal"/>
-      <w:lvlText w:val="%4."/>
-      <w:lvlJc w:val="left"/>
-      <w:pPr>
-        <w:tabs>
-          <w:tab w:val="num" w:pos="2880"/>
-        </w:tabs>
-        <w:ind w:left="2880" w:hanging="360"/>
-      </w:pPr>
-    </w:lvl>
-    <w:lvl w:ilvl="4" w:tentative="1">
-      <w:start w:val="1"/>
-      <w:numFmt w:val="decimal"/>
-      <w:lvlText w:val="%5."/>
-      <w:lvlJc w:val="left"/>
-      <w:pPr>
-        <w:tabs>
-          <w:tab w:val="num" w:pos="3600"/>
-        </w:tabs>
-        <w:ind w:left="3600" w:hanging="360"/>
-      </w:pPr>
-    </w:lvl>
-    <w:lvl w:ilvl="5" w:tentative="1">
-      <w:start w:val="1"/>
-      <w:numFmt w:val="decimal"/>
-      <w:lvlText w:val="%6."/>
-      <w:lvlJc w:val="left"/>
-      <w:pPr>
-        <w:tabs>
-          <w:tab w:val="num" w:pos="4320"/>
-        </w:tabs>
-        <w:ind w:left="4320" w:hanging="360"/>
-      </w:pPr>
-    </w:lvl>
-    <w:lvl w:ilvl="6" w:tentative="1">
-      <w:start w:val="1"/>
-      <w:numFmt w:val="decimal"/>
-      <w:lvlText w:val="%7."/>
-      <w:lvlJc w:val="left"/>
-      <w:pPr>
-        <w:tabs>
-          <w:tab w:val="num" w:pos="5040"/>
-        </w:tabs>
-        <w:ind w:left="5040" w:hanging="360"/>
-      </w:pPr>
-    </w:lvl>
-    <w:lvl w:ilvl="7" w:tentative="1">
-      <w:start w:val="1"/>
-      <w:numFmt w:val="decimal"/>
-      <w:lvlText w:val="%8."/>
-      <w:lvlJc w:val="left"/>
-      <w:pPr>
-        <w:tabs>
-          <w:tab w:val="num" w:pos="5760"/>
-        </w:tabs>
-        <w:ind w:left="5760" w:hanging="360"/>
-      </w:pPr>
-    </w:lvl>
-    <w:lvl w:ilvl="8" w:tentative="1">
-      <w:start w:val="1"/>
-      <w:numFmt w:val="decimal"/>
-      <w:lvlText w:val="%9."/>
-      <w:lvlJc w:val="left"/>
-      <w:pPr>
-        <w:tabs>
-          <w:tab w:val="num" w:pos="6480"/>
-        </w:tabs>
-        <w:ind w:left="6480" w:hanging="360"/>
-      </w:pPr>
-    </w:lvl>
-  </w:abstractNum>
-  <w:abstractNum w:abstractNumId="7" w15:restartNumberingAfterBreak="0">
-    <w:nsid w:val="4E140F30"/>
-    <w:multiLevelType w:val="multilevel"/>
-    <w:tmpl w:val="9FC83B52"/>
+<w:numbering xmlns:w="http://schemas.openxmlformats.org/wordprocessingml/2006/main" xmlns:o="urn:schemas-microsoft-com:office:office" xmlns:r="http://schemas.openxmlformats.org/officeDocument/2006/relationships" xmlns:v="urn:schemas-microsoft-com:vml" xmlns:mc="http://schemas.openxmlformats.org/markup-compatibility/2006" xmlns:w14="http://schemas.microsoft.com/office/word/2010/wordml" mc:Ignorable="w14">
+  <w:abstractNum w:abstractNumId="1">
     <w:lvl w:ilvl="0">
       <w:start w:val="1"/>
       <w:numFmt w:val="bullet"/>
@@ -3781,10 +2944,7 @@
       </w:rPr>
     </w:lvl>
   </w:abstractNum>
-  <w:abstractNum w:abstractNumId="8" w15:restartNumberingAfterBreak="0">
-    <w:nsid w:val="55A147DE"/>
-    <w:multiLevelType w:val="multilevel"/>
-    <w:tmpl w:val="EA765136"/>
+  <w:abstractNum w:abstractNumId="2">
     <w:lvl w:ilvl="0">
       <w:start w:val="1"/>
       <w:numFmt w:val="bullet"/>
@@ -3930,10 +3090,7 @@
       </w:rPr>
     </w:lvl>
   </w:abstractNum>
-  <w:abstractNum w:abstractNumId="9" w15:restartNumberingAfterBreak="0">
-    <w:nsid w:val="57CC7333"/>
-    <w:multiLevelType w:val="multilevel"/>
-    <w:tmpl w:val="909C515A"/>
+  <w:abstractNum w:abstractNumId="3">
     <w:lvl w:ilvl="0">
       <w:start w:val="1"/>
       <w:numFmt w:val="decimal"/>
@@ -3945,6 +3102,7 @@
         </w:tabs>
         <w:ind w:left="720" w:hanging="360"/>
       </w:pPr>
+      <w:rPr/>
     </w:lvl>
     <w:lvl w:ilvl="1">
       <w:start w:val="1"/>
@@ -3957,6 +3115,7 @@
         </w:tabs>
         <w:ind w:left="1440" w:hanging="360"/>
       </w:pPr>
+      <w:rPr/>
     </w:lvl>
     <w:lvl w:ilvl="2">
       <w:start w:val="1"/>
@@ -3969,6 +3128,7 @@
         </w:tabs>
         <w:ind w:left="2160" w:hanging="360"/>
       </w:pPr>
+      <w:rPr/>
     </w:lvl>
     <w:lvl w:ilvl="3">
       <w:start w:val="1"/>
@@ -3981,6 +3141,7 @@
         </w:tabs>
         <w:ind w:left="2880" w:hanging="360"/>
       </w:pPr>
+      <w:rPr/>
     </w:lvl>
     <w:lvl w:ilvl="4">
       <w:start w:val="1"/>
@@ -3993,6 +3154,7 @@
         </w:tabs>
         <w:ind w:left="3600" w:hanging="360"/>
       </w:pPr>
+      <w:rPr/>
     </w:lvl>
     <w:lvl w:ilvl="5">
       <w:start w:val="1"/>
@@ -4005,6 +3167,7 @@
         </w:tabs>
         <w:ind w:left="4320" w:hanging="360"/>
       </w:pPr>
+      <w:rPr/>
     </w:lvl>
     <w:lvl w:ilvl="6">
       <w:start w:val="1"/>
@@ -4017,6 +3180,7 @@
         </w:tabs>
         <w:ind w:left="5040" w:hanging="360"/>
       </w:pPr>
+      <w:rPr/>
     </w:lvl>
     <w:lvl w:ilvl="7">
       <w:start w:val="1"/>
@@ -4029,6 +3193,7 @@
         </w:tabs>
         <w:ind w:left="5760" w:hanging="360"/>
       </w:pPr>
+      <w:rPr/>
     </w:lvl>
     <w:lvl w:ilvl="8">
       <w:start w:val="1"/>
@@ -4041,12 +3206,519 @@
         </w:tabs>
         <w:ind w:left="6480" w:hanging="360"/>
       </w:pPr>
+      <w:rPr/>
     </w:lvl>
   </w:abstractNum>
-  <w:abstractNum w:abstractNumId="10" w15:restartNumberingAfterBreak="0">
-    <w:nsid w:val="7A6128CC"/>
-    <w:multiLevelType w:val="multilevel"/>
-    <w:tmpl w:val="B53C39CA"/>
+  <w:abstractNum w:abstractNumId="4">
+    <w:lvl w:ilvl="0">
+      <w:start w:val="1"/>
+      <w:numFmt w:val="bullet"/>
+      <w:lvlText w:val=""/>
+      <w:lvlJc w:val="left"/>
+      <w:pPr>
+        <w:tabs>
+          <w:tab w:val="num" w:pos="720"/>
+        </w:tabs>
+        <w:ind w:left="720" w:hanging="283"/>
+      </w:pPr>
+      <w:rPr>
+        <w:rFonts w:ascii="Symbol" w:hAnsi="Symbol" w:cs="Symbol" w:hint="default"/>
+      </w:rPr>
+    </w:lvl>
+    <w:lvl w:ilvl="1">
+      <w:start w:val="1"/>
+      <w:numFmt w:val="decimal"/>
+      <w:lvlText w:val="%2."/>
+      <w:lvlJc w:val="left"/>
+      <w:pPr>
+        <w:tabs>
+          <w:tab w:val="num" w:pos="1080"/>
+        </w:tabs>
+        <w:ind w:left="1080" w:hanging="360"/>
+      </w:pPr>
+      <w:rPr/>
+    </w:lvl>
+    <w:lvl w:ilvl="2">
+      <w:start w:val="1"/>
+      <w:numFmt w:val="decimal"/>
+      <w:lvlText w:val="%3."/>
+      <w:lvlJc w:val="left"/>
+      <w:pPr>
+        <w:tabs>
+          <w:tab w:val="num" w:pos="1440"/>
+        </w:tabs>
+        <w:ind w:left="1440" w:hanging="360"/>
+      </w:pPr>
+      <w:rPr/>
+    </w:lvl>
+    <w:lvl w:ilvl="3">
+      <w:start w:val="1"/>
+      <w:numFmt w:val="decimal"/>
+      <w:lvlText w:val="%4."/>
+      <w:lvlJc w:val="left"/>
+      <w:pPr>
+        <w:tabs>
+          <w:tab w:val="num" w:pos="1800"/>
+        </w:tabs>
+        <w:ind w:left="1800" w:hanging="360"/>
+      </w:pPr>
+      <w:rPr/>
+    </w:lvl>
+    <w:lvl w:ilvl="4">
+      <w:start w:val="1"/>
+      <w:numFmt w:val="decimal"/>
+      <w:lvlText w:val="%5."/>
+      <w:lvlJc w:val="left"/>
+      <w:pPr>
+        <w:tabs>
+          <w:tab w:val="num" w:pos="2160"/>
+        </w:tabs>
+        <w:ind w:left="2160" w:hanging="360"/>
+      </w:pPr>
+      <w:rPr/>
+    </w:lvl>
+    <w:lvl w:ilvl="5">
+      <w:start w:val="1"/>
+      <w:numFmt w:val="decimal"/>
+      <w:lvlText w:val="%6."/>
+      <w:lvlJc w:val="left"/>
+      <w:pPr>
+        <w:tabs>
+          <w:tab w:val="num" w:pos="2520"/>
+        </w:tabs>
+        <w:ind w:left="2520" w:hanging="360"/>
+      </w:pPr>
+      <w:rPr/>
+    </w:lvl>
+    <w:lvl w:ilvl="6">
+      <w:start w:val="1"/>
+      <w:numFmt w:val="decimal"/>
+      <w:lvlText w:val="%7."/>
+      <w:lvlJc w:val="left"/>
+      <w:pPr>
+        <w:tabs>
+          <w:tab w:val="num" w:pos="2880"/>
+        </w:tabs>
+        <w:ind w:left="2880" w:hanging="360"/>
+      </w:pPr>
+      <w:rPr/>
+    </w:lvl>
+    <w:lvl w:ilvl="7">
+      <w:start w:val="1"/>
+      <w:numFmt w:val="decimal"/>
+      <w:lvlText w:val="%8."/>
+      <w:lvlJc w:val="left"/>
+      <w:pPr>
+        <w:tabs>
+          <w:tab w:val="num" w:pos="3240"/>
+        </w:tabs>
+        <w:ind w:left="3240" w:hanging="360"/>
+      </w:pPr>
+      <w:rPr/>
+    </w:lvl>
+    <w:lvl w:ilvl="8">
+      <w:start w:val="1"/>
+      <w:numFmt w:val="decimal"/>
+      <w:lvlText w:val="%9."/>
+      <w:lvlJc w:val="left"/>
+      <w:pPr>
+        <w:tabs>
+          <w:tab w:val="num" w:pos="3600"/>
+        </w:tabs>
+        <w:ind w:left="3600" w:hanging="360"/>
+      </w:pPr>
+      <w:rPr/>
+    </w:lvl>
+  </w:abstractNum>
+  <w:abstractNum w:abstractNumId="5">
+    <w:lvl w:ilvl="0">
+      <w:start w:val="1"/>
+      <w:numFmt w:val="bullet"/>
+      <w:lvlText w:val=""/>
+      <w:lvlJc w:val="left"/>
+      <w:pPr>
+        <w:tabs>
+          <w:tab w:val="num" w:pos="720"/>
+        </w:tabs>
+        <w:ind w:left="720" w:hanging="283"/>
+      </w:pPr>
+      <w:rPr>
+        <w:rFonts w:ascii="Symbol" w:hAnsi="Symbol" w:cs="Symbol" w:hint="default"/>
+      </w:rPr>
+    </w:lvl>
+    <w:lvl w:ilvl="1">
+      <w:start w:val="1"/>
+      <w:numFmt w:val="decimal"/>
+      <w:lvlText w:val="%2."/>
+      <w:lvlJc w:val="left"/>
+      <w:pPr>
+        <w:tabs>
+          <w:tab w:val="num" w:pos="1080"/>
+        </w:tabs>
+        <w:ind w:left="1080" w:hanging="360"/>
+      </w:pPr>
+      <w:rPr/>
+    </w:lvl>
+    <w:lvl w:ilvl="2">
+      <w:start w:val="1"/>
+      <w:numFmt w:val="decimal"/>
+      <w:lvlText w:val="%3."/>
+      <w:lvlJc w:val="left"/>
+      <w:pPr>
+        <w:tabs>
+          <w:tab w:val="num" w:pos="1440"/>
+        </w:tabs>
+        <w:ind w:left="1440" w:hanging="360"/>
+      </w:pPr>
+      <w:rPr/>
+    </w:lvl>
+    <w:lvl w:ilvl="3">
+      <w:start w:val="1"/>
+      <w:numFmt w:val="decimal"/>
+      <w:lvlText w:val="%4."/>
+      <w:lvlJc w:val="left"/>
+      <w:pPr>
+        <w:tabs>
+          <w:tab w:val="num" w:pos="1800"/>
+        </w:tabs>
+        <w:ind w:left="1800" w:hanging="360"/>
+      </w:pPr>
+      <w:rPr/>
+    </w:lvl>
+    <w:lvl w:ilvl="4">
+      <w:start w:val="1"/>
+      <w:numFmt w:val="decimal"/>
+      <w:lvlText w:val="%5."/>
+      <w:lvlJc w:val="left"/>
+      <w:pPr>
+        <w:tabs>
+          <w:tab w:val="num" w:pos="2160"/>
+        </w:tabs>
+        <w:ind w:left="2160" w:hanging="360"/>
+      </w:pPr>
+      <w:rPr/>
+    </w:lvl>
+    <w:lvl w:ilvl="5">
+      <w:start w:val="1"/>
+      <w:numFmt w:val="decimal"/>
+      <w:lvlText w:val="%6."/>
+      <w:lvlJc w:val="left"/>
+      <w:pPr>
+        <w:tabs>
+          <w:tab w:val="num" w:pos="2520"/>
+        </w:tabs>
+        <w:ind w:left="2520" w:hanging="360"/>
+      </w:pPr>
+      <w:rPr/>
+    </w:lvl>
+    <w:lvl w:ilvl="6">
+      <w:start w:val="1"/>
+      <w:numFmt w:val="decimal"/>
+      <w:lvlText w:val="%7."/>
+      <w:lvlJc w:val="left"/>
+      <w:pPr>
+        <w:tabs>
+          <w:tab w:val="num" w:pos="2880"/>
+        </w:tabs>
+        <w:ind w:left="2880" w:hanging="360"/>
+      </w:pPr>
+      <w:rPr/>
+    </w:lvl>
+    <w:lvl w:ilvl="7">
+      <w:start w:val="1"/>
+      <w:numFmt w:val="decimal"/>
+      <w:lvlText w:val="%8."/>
+      <w:lvlJc w:val="left"/>
+      <w:pPr>
+        <w:tabs>
+          <w:tab w:val="num" w:pos="3240"/>
+        </w:tabs>
+        <w:ind w:left="3240" w:hanging="360"/>
+      </w:pPr>
+      <w:rPr/>
+    </w:lvl>
+    <w:lvl w:ilvl="8">
+      <w:start w:val="1"/>
+      <w:numFmt w:val="decimal"/>
+      <w:lvlText w:val="%9."/>
+      <w:lvlJc w:val="left"/>
+      <w:pPr>
+        <w:tabs>
+          <w:tab w:val="num" w:pos="3600"/>
+        </w:tabs>
+        <w:ind w:left="3600" w:hanging="360"/>
+      </w:pPr>
+      <w:rPr/>
+    </w:lvl>
+  </w:abstractNum>
+  <w:abstractNum w:abstractNumId="6">
+    <w:lvl w:ilvl="0">
+      <w:start w:val="1"/>
+      <w:numFmt w:val="bullet"/>
+      <w:lvlText w:val=""/>
+      <w:lvlJc w:val="left"/>
+      <w:pPr>
+        <w:tabs>
+          <w:tab w:val="num" w:pos="720"/>
+        </w:tabs>
+        <w:ind w:left="720" w:hanging="283"/>
+      </w:pPr>
+      <w:rPr>
+        <w:rFonts w:ascii="Symbol" w:hAnsi="Symbol" w:cs="Symbol" w:hint="default"/>
+      </w:rPr>
+    </w:lvl>
+    <w:lvl w:ilvl="1">
+      <w:start w:val="1"/>
+      <w:numFmt w:val="decimal"/>
+      <w:lvlText w:val="%2."/>
+      <w:lvlJc w:val="left"/>
+      <w:pPr>
+        <w:tabs>
+          <w:tab w:val="num" w:pos="1080"/>
+        </w:tabs>
+        <w:ind w:left="1080" w:hanging="360"/>
+      </w:pPr>
+      <w:rPr/>
+    </w:lvl>
+    <w:lvl w:ilvl="2">
+      <w:start w:val="1"/>
+      <w:numFmt w:val="decimal"/>
+      <w:lvlText w:val="%3."/>
+      <w:lvlJc w:val="left"/>
+      <w:pPr>
+        <w:tabs>
+          <w:tab w:val="num" w:pos="1440"/>
+        </w:tabs>
+        <w:ind w:left="1440" w:hanging="360"/>
+      </w:pPr>
+      <w:rPr/>
+    </w:lvl>
+    <w:lvl w:ilvl="3">
+      <w:start w:val="1"/>
+      <w:numFmt w:val="decimal"/>
+      <w:lvlText w:val="%4."/>
+      <w:lvlJc w:val="left"/>
+      <w:pPr>
+        <w:tabs>
+          <w:tab w:val="num" w:pos="1800"/>
+        </w:tabs>
+        <w:ind w:left="1800" w:hanging="360"/>
+      </w:pPr>
+      <w:rPr/>
+    </w:lvl>
+    <w:lvl w:ilvl="4">
+      <w:start w:val="1"/>
+      <w:numFmt w:val="decimal"/>
+      <w:lvlText w:val="%5."/>
+      <w:lvlJc w:val="left"/>
+      <w:pPr>
+        <w:tabs>
+          <w:tab w:val="num" w:pos="2160"/>
+        </w:tabs>
+        <w:ind w:left="2160" w:hanging="360"/>
+      </w:pPr>
+      <w:rPr/>
+    </w:lvl>
+    <w:lvl w:ilvl="5">
+      <w:start w:val="1"/>
+      <w:numFmt w:val="decimal"/>
+      <w:lvlText w:val="%6."/>
+      <w:lvlJc w:val="left"/>
+      <w:pPr>
+        <w:tabs>
+          <w:tab w:val="num" w:pos="2520"/>
+        </w:tabs>
+        <w:ind w:left="2520" w:hanging="360"/>
+      </w:pPr>
+      <w:rPr/>
+    </w:lvl>
+    <w:lvl w:ilvl="6">
+      <w:start w:val="1"/>
+      <w:numFmt w:val="decimal"/>
+      <w:lvlText w:val="%7."/>
+      <w:lvlJc w:val="left"/>
+      <w:pPr>
+        <w:tabs>
+          <w:tab w:val="num" w:pos="2880"/>
+        </w:tabs>
+        <w:ind w:left="2880" w:hanging="360"/>
+      </w:pPr>
+      <w:rPr/>
+    </w:lvl>
+    <w:lvl w:ilvl="7">
+      <w:start w:val="1"/>
+      <w:numFmt w:val="decimal"/>
+      <w:lvlText w:val="%8."/>
+      <w:lvlJc w:val="left"/>
+      <w:pPr>
+        <w:tabs>
+          <w:tab w:val="num" w:pos="3240"/>
+        </w:tabs>
+        <w:ind w:left="3240" w:hanging="360"/>
+      </w:pPr>
+      <w:rPr/>
+    </w:lvl>
+    <w:lvl w:ilvl="8">
+      <w:start w:val="1"/>
+      <w:numFmt w:val="decimal"/>
+      <w:lvlText w:val="%9."/>
+      <w:lvlJc w:val="left"/>
+      <w:pPr>
+        <w:tabs>
+          <w:tab w:val="num" w:pos="3600"/>
+        </w:tabs>
+        <w:ind w:left="3600" w:hanging="360"/>
+      </w:pPr>
+      <w:rPr/>
+    </w:lvl>
+  </w:abstractNum>
+  <w:abstractNum w:abstractNumId="7">
+    <w:lvl w:ilvl="0">
+      <w:start w:val="1"/>
+      <w:numFmt w:val="bullet"/>
+      <w:lvlText w:val=""/>
+      <w:lvlJc w:val="left"/>
+      <w:pPr>
+        <w:tabs>
+          <w:tab w:val="num" w:pos="720"/>
+        </w:tabs>
+        <w:ind w:left="720" w:hanging="360"/>
+      </w:pPr>
+      <w:rPr>
+        <w:rFonts w:ascii="Symbol" w:hAnsi="Symbol" w:cs="Symbol" w:hint="default"/>
+        <w:sz w:val="20"/>
+      </w:rPr>
+    </w:lvl>
+    <w:lvl w:ilvl="1">
+      <w:start w:val="1"/>
+      <w:numFmt w:val="bullet"/>
+      <w:lvlText w:val="o"/>
+      <w:lvlJc w:val="left"/>
+      <w:pPr>
+        <w:tabs>
+          <w:tab w:val="num" w:pos="1440"/>
+        </w:tabs>
+        <w:ind w:left="1440" w:hanging="360"/>
+      </w:pPr>
+      <w:rPr>
+        <w:rFonts w:ascii="Courier New" w:hAnsi="Courier New" w:cs="Courier New" w:hint="default"/>
+        <w:sz w:val="20"/>
+      </w:rPr>
+    </w:lvl>
+    <w:lvl w:ilvl="2">
+      <w:start w:val="1"/>
+      <w:numFmt w:val="bullet"/>
+      <w:lvlText w:val=""/>
+      <w:lvlJc w:val="left"/>
+      <w:pPr>
+        <w:tabs>
+          <w:tab w:val="num" w:pos="2160"/>
+        </w:tabs>
+        <w:ind w:left="2160" w:hanging="360"/>
+      </w:pPr>
+      <w:rPr>
+        <w:rFonts w:ascii="Wingdings" w:hAnsi="Wingdings" w:cs="Wingdings" w:hint="default"/>
+        <w:sz w:val="20"/>
+      </w:rPr>
+    </w:lvl>
+    <w:lvl w:ilvl="3">
+      <w:start w:val="1"/>
+      <w:numFmt w:val="bullet"/>
+      <w:lvlText w:val=""/>
+      <w:lvlJc w:val="left"/>
+      <w:pPr>
+        <w:tabs>
+          <w:tab w:val="num" w:pos="2880"/>
+        </w:tabs>
+        <w:ind w:left="2880" w:hanging="360"/>
+      </w:pPr>
+      <w:rPr>
+        <w:rFonts w:ascii="Wingdings" w:hAnsi="Wingdings" w:cs="Wingdings" w:hint="default"/>
+        <w:sz w:val="20"/>
+      </w:rPr>
+    </w:lvl>
+    <w:lvl w:ilvl="4">
+      <w:start w:val="1"/>
+      <w:numFmt w:val="bullet"/>
+      <w:lvlText w:val=""/>
+      <w:lvlJc w:val="left"/>
+      <w:pPr>
+        <w:tabs>
+          <w:tab w:val="num" w:pos="3600"/>
+        </w:tabs>
+        <w:ind w:left="3600" w:hanging="360"/>
+      </w:pPr>
+      <w:rPr>
+        <w:rFonts w:ascii="Wingdings" w:hAnsi="Wingdings" w:cs="Wingdings" w:hint="default"/>
+        <w:sz w:val="20"/>
+      </w:rPr>
+    </w:lvl>
+    <w:lvl w:ilvl="5">
+      <w:start w:val="1"/>
+      <w:numFmt w:val="bullet"/>
+      <w:lvlText w:val=""/>
+      <w:lvlJc w:val="left"/>
+      <w:pPr>
+        <w:tabs>
+          <w:tab w:val="num" w:pos="4320"/>
+        </w:tabs>
+        <w:ind w:left="4320" w:hanging="360"/>
+      </w:pPr>
+      <w:rPr>
+        <w:rFonts w:ascii="Wingdings" w:hAnsi="Wingdings" w:cs="Wingdings" w:hint="default"/>
+        <w:sz w:val="20"/>
+      </w:rPr>
+    </w:lvl>
+    <w:lvl w:ilvl="6">
+      <w:start w:val="1"/>
+      <w:numFmt w:val="bullet"/>
+      <w:lvlText w:val=""/>
+      <w:lvlJc w:val="left"/>
+      <w:pPr>
+        <w:tabs>
+          <w:tab w:val="num" w:pos="5040"/>
+        </w:tabs>
+        <w:ind w:left="5040" w:hanging="360"/>
+      </w:pPr>
+      <w:rPr>
+        <w:rFonts w:ascii="Wingdings" w:hAnsi="Wingdings" w:cs="Wingdings" w:hint="default"/>
+        <w:sz w:val="20"/>
+      </w:rPr>
+    </w:lvl>
+    <w:lvl w:ilvl="7">
+      <w:start w:val="1"/>
+      <w:numFmt w:val="bullet"/>
+      <w:lvlText w:val=""/>
+      <w:lvlJc w:val="left"/>
+      <w:pPr>
+        <w:tabs>
+          <w:tab w:val="num" w:pos="5760"/>
+        </w:tabs>
+        <w:ind w:left="5760" w:hanging="360"/>
+      </w:pPr>
+      <w:rPr>
+        <w:rFonts w:ascii="Wingdings" w:hAnsi="Wingdings" w:cs="Wingdings" w:hint="default"/>
+        <w:sz w:val="20"/>
+      </w:rPr>
+    </w:lvl>
+    <w:lvl w:ilvl="8">
+      <w:start w:val="1"/>
+      <w:numFmt w:val="bullet"/>
+      <w:lvlText w:val=""/>
+      <w:lvlJc w:val="left"/>
+      <w:pPr>
+        <w:tabs>
+          <w:tab w:val="num" w:pos="6480"/>
+        </w:tabs>
+        <w:ind w:left="6480" w:hanging="360"/>
+      </w:pPr>
+      <w:rPr>
+        <w:rFonts w:ascii="Wingdings" w:hAnsi="Wingdings" w:cs="Wingdings" w:hint="default"/>
+        <w:sz w:val="20"/>
+      </w:rPr>
+    </w:lvl>
+  </w:abstractNum>
+  <w:abstractNum w:abstractNumId="8">
     <w:lvl w:ilvl="0">
       <w:start w:val="1"/>
       <w:numFmt w:val="decimal"/>
@@ -4058,8 +3730,9 @@
         </w:tabs>
         <w:ind w:left="720" w:hanging="360"/>
       </w:pPr>
-    </w:lvl>
-    <w:lvl w:ilvl="1" w:tentative="1">
+      <w:rPr/>
+    </w:lvl>
+    <w:lvl w:ilvl="1">
       <w:start w:val="1"/>
       <w:numFmt w:val="decimal"/>
       <w:lvlText w:val="%2."/>
@@ -4070,8 +3743,9 @@
         </w:tabs>
         <w:ind w:left="1440" w:hanging="360"/>
       </w:pPr>
-    </w:lvl>
-    <w:lvl w:ilvl="2" w:tentative="1">
+      <w:rPr/>
+    </w:lvl>
+    <w:lvl w:ilvl="2">
       <w:start w:val="1"/>
       <w:numFmt w:val="decimal"/>
       <w:lvlText w:val="%3."/>
@@ -4082,8 +3756,9 @@
         </w:tabs>
         <w:ind w:left="2160" w:hanging="360"/>
       </w:pPr>
-    </w:lvl>
-    <w:lvl w:ilvl="3" w:tentative="1">
+      <w:rPr/>
+    </w:lvl>
+    <w:lvl w:ilvl="3">
       <w:start w:val="1"/>
       <w:numFmt w:val="decimal"/>
       <w:lvlText w:val="%4."/>
@@ -4094,8 +3769,9 @@
         </w:tabs>
         <w:ind w:left="2880" w:hanging="360"/>
       </w:pPr>
-    </w:lvl>
-    <w:lvl w:ilvl="4" w:tentative="1">
+      <w:rPr/>
+    </w:lvl>
+    <w:lvl w:ilvl="4">
       <w:start w:val="1"/>
       <w:numFmt w:val="decimal"/>
       <w:lvlText w:val="%5."/>
@@ -4106,8 +3782,9 @@
         </w:tabs>
         <w:ind w:left="3600" w:hanging="360"/>
       </w:pPr>
-    </w:lvl>
-    <w:lvl w:ilvl="5" w:tentative="1">
+      <w:rPr/>
+    </w:lvl>
+    <w:lvl w:ilvl="5">
       <w:start w:val="1"/>
       <w:numFmt w:val="decimal"/>
       <w:lvlText w:val="%6."/>
@@ -4118,8 +3795,9 @@
         </w:tabs>
         <w:ind w:left="4320" w:hanging="360"/>
       </w:pPr>
-    </w:lvl>
-    <w:lvl w:ilvl="6" w:tentative="1">
+      <w:rPr/>
+    </w:lvl>
+    <w:lvl w:ilvl="6">
       <w:start w:val="1"/>
       <w:numFmt w:val="decimal"/>
       <w:lvlText w:val="%7."/>
@@ -4130,8 +3808,9 @@
         </w:tabs>
         <w:ind w:left="5040" w:hanging="360"/>
       </w:pPr>
-    </w:lvl>
-    <w:lvl w:ilvl="7" w:tentative="1">
+      <w:rPr/>
+    </w:lvl>
+    <w:lvl w:ilvl="7">
       <w:start w:val="1"/>
       <w:numFmt w:val="decimal"/>
       <w:lvlText w:val="%8."/>
@@ -4142,8 +3821,9 @@
         </w:tabs>
         <w:ind w:left="5760" w:hanging="360"/>
       </w:pPr>
-    </w:lvl>
-    <w:lvl w:ilvl="8" w:tentative="1">
+      <w:rPr/>
+    </w:lvl>
+    <w:lvl w:ilvl="8">
       <w:start w:val="1"/>
       <w:numFmt w:val="decimal"/>
       <w:lvlText w:val="%9."/>
@@ -4154,50 +3834,435 @@
         </w:tabs>
         <w:ind w:left="6480" w:hanging="360"/>
       </w:pPr>
+      <w:rPr/>
     </w:lvl>
   </w:abstractNum>
-  <w:num w:numId="1" w16cid:durableId="1664746814">
+  <w:abstractNum w:abstractNumId="9">
+    <w:lvl w:ilvl="0">
+      <w:start w:val="1"/>
+      <w:numFmt w:val="bullet"/>
+      <w:lvlText w:val=""/>
+      <w:lvlJc w:val="left"/>
+      <w:pPr>
+        <w:tabs>
+          <w:tab w:val="num" w:pos="720"/>
+        </w:tabs>
+        <w:ind w:left="720" w:hanging="360"/>
+      </w:pPr>
+      <w:rPr>
+        <w:rFonts w:ascii="Symbol" w:hAnsi="Symbol" w:cs="Symbol" w:hint="default"/>
+        <w:sz w:val="20"/>
+      </w:rPr>
+    </w:lvl>
+    <w:lvl w:ilvl="1">
+      <w:start w:val="1"/>
+      <w:numFmt w:val="bullet"/>
+      <w:lvlText w:val="o"/>
+      <w:lvlJc w:val="left"/>
+      <w:pPr>
+        <w:tabs>
+          <w:tab w:val="num" w:pos="1440"/>
+        </w:tabs>
+        <w:ind w:left="1440" w:hanging="360"/>
+      </w:pPr>
+      <w:rPr>
+        <w:rFonts w:ascii="Courier New" w:hAnsi="Courier New" w:cs="Courier New" w:hint="default"/>
+        <w:sz w:val="20"/>
+      </w:rPr>
+    </w:lvl>
+    <w:lvl w:ilvl="2">
+      <w:start w:val="1"/>
+      <w:numFmt w:val="bullet"/>
+      <w:lvlText w:val=""/>
+      <w:lvlJc w:val="left"/>
+      <w:pPr>
+        <w:tabs>
+          <w:tab w:val="num" w:pos="2160"/>
+        </w:tabs>
+        <w:ind w:left="2160" w:hanging="360"/>
+      </w:pPr>
+      <w:rPr>
+        <w:rFonts w:ascii="Wingdings" w:hAnsi="Wingdings" w:cs="Wingdings" w:hint="default"/>
+        <w:sz w:val="20"/>
+      </w:rPr>
+    </w:lvl>
+    <w:lvl w:ilvl="3">
+      <w:start w:val="1"/>
+      <w:numFmt w:val="bullet"/>
+      <w:lvlText w:val=""/>
+      <w:lvlJc w:val="left"/>
+      <w:pPr>
+        <w:tabs>
+          <w:tab w:val="num" w:pos="2880"/>
+        </w:tabs>
+        <w:ind w:left="2880" w:hanging="360"/>
+      </w:pPr>
+      <w:rPr>
+        <w:rFonts w:ascii="Wingdings" w:hAnsi="Wingdings" w:cs="Wingdings" w:hint="default"/>
+        <w:sz w:val="20"/>
+      </w:rPr>
+    </w:lvl>
+    <w:lvl w:ilvl="4">
+      <w:start w:val="1"/>
+      <w:numFmt w:val="bullet"/>
+      <w:lvlText w:val=""/>
+      <w:lvlJc w:val="left"/>
+      <w:pPr>
+        <w:tabs>
+          <w:tab w:val="num" w:pos="3600"/>
+        </w:tabs>
+        <w:ind w:left="3600" w:hanging="360"/>
+      </w:pPr>
+      <w:rPr>
+        <w:rFonts w:ascii="Wingdings" w:hAnsi="Wingdings" w:cs="Wingdings" w:hint="default"/>
+        <w:sz w:val="20"/>
+      </w:rPr>
+    </w:lvl>
+    <w:lvl w:ilvl="5">
+      <w:start w:val="1"/>
+      <w:numFmt w:val="bullet"/>
+      <w:lvlText w:val=""/>
+      <w:lvlJc w:val="left"/>
+      <w:pPr>
+        <w:tabs>
+          <w:tab w:val="num" w:pos="4320"/>
+        </w:tabs>
+        <w:ind w:left="4320" w:hanging="360"/>
+      </w:pPr>
+      <w:rPr>
+        <w:rFonts w:ascii="Wingdings" w:hAnsi="Wingdings" w:cs="Wingdings" w:hint="default"/>
+        <w:sz w:val="20"/>
+      </w:rPr>
+    </w:lvl>
+    <w:lvl w:ilvl="6">
+      <w:start w:val="1"/>
+      <w:numFmt w:val="bullet"/>
+      <w:lvlText w:val=""/>
+      <w:lvlJc w:val="left"/>
+      <w:pPr>
+        <w:tabs>
+          <w:tab w:val="num" w:pos="5040"/>
+        </w:tabs>
+        <w:ind w:left="5040" w:hanging="360"/>
+      </w:pPr>
+      <w:rPr>
+        <w:rFonts w:ascii="Wingdings" w:hAnsi="Wingdings" w:cs="Wingdings" w:hint="default"/>
+        <w:sz w:val="20"/>
+      </w:rPr>
+    </w:lvl>
+    <w:lvl w:ilvl="7">
+      <w:start w:val="1"/>
+      <w:numFmt w:val="bullet"/>
+      <w:lvlText w:val=""/>
+      <w:lvlJc w:val="left"/>
+      <w:pPr>
+        <w:tabs>
+          <w:tab w:val="num" w:pos="5760"/>
+        </w:tabs>
+        <w:ind w:left="5760" w:hanging="360"/>
+      </w:pPr>
+      <w:rPr>
+        <w:rFonts w:ascii="Wingdings" w:hAnsi="Wingdings" w:cs="Wingdings" w:hint="default"/>
+        <w:sz w:val="20"/>
+      </w:rPr>
+    </w:lvl>
+    <w:lvl w:ilvl="8">
+      <w:start w:val="1"/>
+      <w:numFmt w:val="bullet"/>
+      <w:lvlText w:val=""/>
+      <w:lvlJc w:val="left"/>
+      <w:pPr>
+        <w:tabs>
+          <w:tab w:val="num" w:pos="6480"/>
+        </w:tabs>
+        <w:ind w:left="6480" w:hanging="360"/>
+      </w:pPr>
+      <w:rPr>
+        <w:rFonts w:ascii="Wingdings" w:hAnsi="Wingdings" w:cs="Wingdings" w:hint="default"/>
+        <w:sz w:val="20"/>
+      </w:rPr>
+    </w:lvl>
+  </w:abstractNum>
+  <w:abstractNum w:abstractNumId="10">
+    <w:lvl w:ilvl="0">
+      <w:start w:val="1"/>
+      <w:numFmt w:val="decimal"/>
+      <w:lvlText w:val="%1."/>
+      <w:lvlJc w:val="left"/>
+      <w:pPr>
+        <w:tabs>
+          <w:tab w:val="num" w:pos="720"/>
+        </w:tabs>
+        <w:ind w:left="720" w:hanging="360"/>
+      </w:pPr>
+      <w:rPr/>
+    </w:lvl>
+    <w:lvl w:ilvl="1">
+      <w:start w:val="1"/>
+      <w:numFmt w:val="decimal"/>
+      <w:lvlText w:val="%2."/>
+      <w:lvlJc w:val="left"/>
+      <w:pPr>
+        <w:tabs>
+          <w:tab w:val="num" w:pos="1440"/>
+        </w:tabs>
+        <w:ind w:left="1440" w:hanging="360"/>
+      </w:pPr>
+      <w:rPr/>
+    </w:lvl>
+    <w:lvl w:ilvl="2">
+      <w:start w:val="1"/>
+      <w:numFmt w:val="decimal"/>
+      <w:lvlText w:val="%3."/>
+      <w:lvlJc w:val="left"/>
+      <w:pPr>
+        <w:tabs>
+          <w:tab w:val="num" w:pos="2160"/>
+        </w:tabs>
+        <w:ind w:left="2160" w:hanging="360"/>
+      </w:pPr>
+      <w:rPr/>
+    </w:lvl>
+    <w:lvl w:ilvl="3">
+      <w:start w:val="1"/>
+      <w:numFmt w:val="decimal"/>
+      <w:lvlText w:val="%4."/>
+      <w:lvlJc w:val="left"/>
+      <w:pPr>
+        <w:tabs>
+          <w:tab w:val="num" w:pos="2880"/>
+        </w:tabs>
+        <w:ind w:left="2880" w:hanging="360"/>
+      </w:pPr>
+      <w:rPr/>
+    </w:lvl>
+    <w:lvl w:ilvl="4">
+      <w:start w:val="1"/>
+      <w:numFmt w:val="decimal"/>
+      <w:lvlText w:val="%5."/>
+      <w:lvlJc w:val="left"/>
+      <w:pPr>
+        <w:tabs>
+          <w:tab w:val="num" w:pos="3600"/>
+        </w:tabs>
+        <w:ind w:left="3600" w:hanging="360"/>
+      </w:pPr>
+      <w:rPr/>
+    </w:lvl>
+    <w:lvl w:ilvl="5">
+      <w:start w:val="1"/>
+      <w:numFmt w:val="decimal"/>
+      <w:lvlText w:val="%6."/>
+      <w:lvlJc w:val="left"/>
+      <w:pPr>
+        <w:tabs>
+          <w:tab w:val="num" w:pos="4320"/>
+        </w:tabs>
+        <w:ind w:left="4320" w:hanging="360"/>
+      </w:pPr>
+      <w:rPr/>
+    </w:lvl>
+    <w:lvl w:ilvl="6">
+      <w:start w:val="1"/>
+      <w:numFmt w:val="decimal"/>
+      <w:lvlText w:val="%7."/>
+      <w:lvlJc w:val="left"/>
+      <w:pPr>
+        <w:tabs>
+          <w:tab w:val="num" w:pos="5040"/>
+        </w:tabs>
+        <w:ind w:left="5040" w:hanging="360"/>
+      </w:pPr>
+      <w:rPr/>
+    </w:lvl>
+    <w:lvl w:ilvl="7">
+      <w:start w:val="1"/>
+      <w:numFmt w:val="decimal"/>
+      <w:lvlText w:val="%8."/>
+      <w:lvlJc w:val="left"/>
+      <w:pPr>
+        <w:tabs>
+          <w:tab w:val="num" w:pos="5760"/>
+        </w:tabs>
+        <w:ind w:left="5760" w:hanging="360"/>
+      </w:pPr>
+      <w:rPr/>
+    </w:lvl>
+    <w:lvl w:ilvl="8">
+      <w:start w:val="1"/>
+      <w:numFmt w:val="decimal"/>
+      <w:lvlText w:val="%9."/>
+      <w:lvlJc w:val="left"/>
+      <w:pPr>
+        <w:tabs>
+          <w:tab w:val="num" w:pos="6480"/>
+        </w:tabs>
+        <w:ind w:left="6480" w:hanging="360"/>
+      </w:pPr>
+      <w:rPr/>
+    </w:lvl>
+  </w:abstractNum>
+  <w:abstractNum w:abstractNumId="11">
+    <w:lvl w:ilvl="0">
+      <w:start w:val="1"/>
+      <w:numFmt w:val="none"/>
+      <w:suff w:val="nothing"/>
+      <w:lvlText w:val=""/>
+      <w:lvlJc w:val="left"/>
+      <w:pPr>
+        <w:tabs>
+          <w:tab w:val="num" w:pos="0"/>
+        </w:tabs>
+        <w:ind w:left="0" w:hanging="0"/>
+      </w:pPr>
+    </w:lvl>
+    <w:lvl w:ilvl="1">
+      <w:start w:val="1"/>
+      <w:numFmt w:val="none"/>
+      <w:suff w:val="nothing"/>
+      <w:lvlText w:val=""/>
+      <w:lvlJc w:val="left"/>
+      <w:pPr>
+        <w:tabs>
+          <w:tab w:val="num" w:pos="0"/>
+        </w:tabs>
+        <w:ind w:left="0" w:hanging="0"/>
+      </w:pPr>
+    </w:lvl>
+    <w:lvl w:ilvl="2">
+      <w:start w:val="1"/>
+      <w:numFmt w:val="none"/>
+      <w:suff w:val="nothing"/>
+      <w:lvlText w:val=""/>
+      <w:lvlJc w:val="left"/>
+      <w:pPr>
+        <w:tabs>
+          <w:tab w:val="num" w:pos="0"/>
+        </w:tabs>
+        <w:ind w:left="0" w:hanging="0"/>
+      </w:pPr>
+    </w:lvl>
+    <w:lvl w:ilvl="3">
+      <w:start w:val="1"/>
+      <w:numFmt w:val="none"/>
+      <w:suff w:val="nothing"/>
+      <w:lvlText w:val=""/>
+      <w:lvlJc w:val="left"/>
+      <w:pPr>
+        <w:tabs>
+          <w:tab w:val="num" w:pos="0"/>
+        </w:tabs>
+        <w:ind w:left="0" w:hanging="0"/>
+      </w:pPr>
+    </w:lvl>
+    <w:lvl w:ilvl="4">
+      <w:start w:val="1"/>
+      <w:numFmt w:val="none"/>
+      <w:suff w:val="nothing"/>
+      <w:lvlText w:val=""/>
+      <w:lvlJc w:val="left"/>
+      <w:pPr>
+        <w:tabs>
+          <w:tab w:val="num" w:pos="0"/>
+        </w:tabs>
+        <w:ind w:left="0" w:hanging="0"/>
+      </w:pPr>
+    </w:lvl>
+    <w:lvl w:ilvl="5">
+      <w:start w:val="1"/>
+      <w:numFmt w:val="none"/>
+      <w:suff w:val="nothing"/>
+      <w:lvlText w:val=""/>
+      <w:lvlJc w:val="left"/>
+      <w:pPr>
+        <w:tabs>
+          <w:tab w:val="num" w:pos="0"/>
+        </w:tabs>
+        <w:ind w:left="0" w:hanging="0"/>
+      </w:pPr>
+    </w:lvl>
+    <w:lvl w:ilvl="6">
+      <w:start w:val="1"/>
+      <w:numFmt w:val="none"/>
+      <w:suff w:val="nothing"/>
+      <w:lvlText w:val=""/>
+      <w:lvlJc w:val="left"/>
+      <w:pPr>
+        <w:tabs>
+          <w:tab w:val="num" w:pos="0"/>
+        </w:tabs>
+        <w:ind w:left="0" w:hanging="0"/>
+      </w:pPr>
+    </w:lvl>
+    <w:lvl w:ilvl="7">
+      <w:start w:val="1"/>
+      <w:numFmt w:val="none"/>
+      <w:suff w:val="nothing"/>
+      <w:lvlText w:val=""/>
+      <w:lvlJc w:val="left"/>
+      <w:pPr>
+        <w:tabs>
+          <w:tab w:val="num" w:pos="0"/>
+        </w:tabs>
+        <w:ind w:left="0" w:hanging="0"/>
+      </w:pPr>
+    </w:lvl>
+    <w:lvl w:ilvl="8">
+      <w:start w:val="1"/>
+      <w:numFmt w:val="none"/>
+      <w:suff w:val="nothing"/>
+      <w:lvlText w:val=""/>
+      <w:lvlJc w:val="left"/>
+      <w:pPr>
+        <w:tabs>
+          <w:tab w:val="num" w:pos="0"/>
+        </w:tabs>
+        <w:ind w:left="0" w:hanging="0"/>
+      </w:pPr>
+    </w:lvl>
+  </w:abstractNum>
+  <w:num w:numId="1">
+    <w:abstractNumId w:val="1"/>
+  </w:num>
+  <w:num w:numId="2">
+    <w:abstractNumId w:val="2"/>
+  </w:num>
+  <w:num w:numId="3">
+    <w:abstractNumId w:val="3"/>
+  </w:num>
+  <w:num w:numId="4">
+    <w:abstractNumId w:val="4"/>
+  </w:num>
+  <w:num w:numId="5">
+    <w:abstractNumId w:val="5"/>
+  </w:num>
+  <w:num w:numId="6">
+    <w:abstractNumId w:val="6"/>
+  </w:num>
+  <w:num w:numId="7">
+    <w:abstractNumId w:val="7"/>
+  </w:num>
+  <w:num w:numId="8">
     <w:abstractNumId w:val="8"/>
   </w:num>
-  <w:num w:numId="2" w16cid:durableId="659696107">
-    <w:abstractNumId w:val="7"/>
-  </w:num>
-  <w:num w:numId="3" w16cid:durableId="99227657">
+  <w:num w:numId="9">
     <w:abstractNumId w:val="9"/>
   </w:num>
-  <w:num w:numId="4" w16cid:durableId="1460874418">
-    <w:abstractNumId w:val="2"/>
-  </w:num>
-  <w:num w:numId="5" w16cid:durableId="895623599">
-    <w:abstractNumId w:val="0"/>
-  </w:num>
-  <w:num w:numId="6" w16cid:durableId="239295326">
-    <w:abstractNumId w:val="5"/>
-  </w:num>
-  <w:num w:numId="7" w16cid:durableId="1926919085">
-    <w:abstractNumId w:val="1"/>
-  </w:num>
-  <w:num w:numId="8" w16cid:durableId="1247150783">
-    <w:abstractNumId w:val="4"/>
-  </w:num>
-  <w:num w:numId="9" w16cid:durableId="885458476">
+  <w:num w:numId="10">
     <w:abstractNumId w:val="10"/>
   </w:num>
-  <w:num w:numId="10" w16cid:durableId="357850149">
-    <w:abstractNumId w:val="3"/>
-  </w:num>
-  <w:num w:numId="11" w16cid:durableId="479737788">
-    <w:abstractNumId w:val="6"/>
+  <w:num w:numId="11">
+    <w:abstractNumId w:val="11"/>
   </w:num>
 </w:numbering>
 </file>
 
 <file path=word/styles.xml><?xml version="1.0" encoding="utf-8"?>
-<w:styles xmlns:mc="http://schemas.openxmlformats.org/markup-compatibility/2006" xmlns:r="http://schemas.openxmlformats.org/officeDocument/2006/relationships" xmlns:w="http://schemas.openxmlformats.org/wordprocessingml/2006/main" xmlns:w14="http://schemas.microsoft.com/office/word/2010/wordml" xmlns:w15="http://schemas.microsoft.com/office/word/2012/wordml" xmlns:w16cex="http://schemas.microsoft.com/office/word/2018/wordml/cex" xmlns:w16cid="http://schemas.microsoft.com/office/word/2016/wordml/cid" xmlns:w16="http://schemas.microsoft.com/office/word/2018/wordml" xmlns:w16du="http://schemas.microsoft.com/office/word/2023/wordml/word16du" xmlns:w16sdtdh="http://schemas.microsoft.com/office/word/2020/wordml/sdtdatahash" xmlns:w16sdtfl="http://schemas.microsoft.com/office/word/2024/wordml/sdtformatlock" xmlns:w16se="http://schemas.microsoft.com/office/word/2015/wordml/symex" mc:Ignorable="w14 w15 w16se w16cid w16 w16cex w16sdtdh w16sdtfl w16du">
+<w:styles xmlns:w="http://schemas.openxmlformats.org/wordprocessingml/2006/main" xmlns:w14="http://schemas.microsoft.com/office/word/2010/wordml" xmlns:mc="http://schemas.openxmlformats.org/markup-compatibility/2006" mc:Ignorable="w14">
   <w:docDefaults>
     <w:rPrDefault>
       <w:rPr>
-        <w:rFonts w:asciiTheme="minorHAnsi" w:eastAsiaTheme="minorHAnsi" w:hAnsiTheme="minorHAnsi" w:cstheme="minorBidi"/>
+        <w:rFonts w:ascii="Aptos" w:hAnsi="Aptos" w:eastAsia="Aptos" w:cs="" w:asciiTheme="minorHAnsi" w:cstheme="minorBidi" w:eastAsiaTheme="minorHAnsi" w:hAnsiTheme="minorHAnsi"/>
         <w:kern w:val="2"/>
         <w:sz w:val="24"/>
         <w:szCs w:val="24"/>
@@ -4207,21 +4272,21 @@
     </w:rPrDefault>
     <w:pPrDefault>
       <w:pPr>
-        <w:suppressAutoHyphens/>
+        <w:suppressAutoHyphens w:val="true"/>
       </w:pPr>
     </w:pPrDefault>
   </w:docDefaults>
   <w:latentStyles w:defLockedState="0" w:defUIPriority="99" w:defSemiHidden="0" w:defUnhideWhenUsed="0" w:defQFormat="0" w:count="376">
     <w:lsdException w:name="Normal" w:uiPriority="0" w:qFormat="1"/>
     <w:lsdException w:name="heading 1" w:uiPriority="9" w:qFormat="1"/>
-    <w:lsdException w:name="heading 2" w:semiHidden="1" w:uiPriority="9" w:unhideWhenUsed="1" w:qFormat="1"/>
-    <w:lsdException w:name="heading 3" w:semiHidden="1" w:uiPriority="9" w:unhideWhenUsed="1" w:qFormat="1"/>
-    <w:lsdException w:name="heading 4" w:semiHidden="1" w:uiPriority="9" w:unhideWhenUsed="1" w:qFormat="1"/>
-    <w:lsdException w:name="heading 5" w:semiHidden="1" w:uiPriority="9" w:unhideWhenUsed="1" w:qFormat="1"/>
-    <w:lsdException w:name="heading 6" w:semiHidden="1" w:uiPriority="9" w:unhideWhenUsed="1" w:qFormat="1"/>
-    <w:lsdException w:name="heading 7" w:semiHidden="1" w:uiPriority="9" w:unhideWhenUsed="1" w:qFormat="1"/>
-    <w:lsdException w:name="heading 8" w:semiHidden="1" w:uiPriority="9" w:unhideWhenUsed="1" w:qFormat="1"/>
-    <w:lsdException w:name="heading 9" w:semiHidden="1" w:uiPriority="9" w:unhideWhenUsed="1" w:qFormat="1"/>
+    <w:lsdException w:name="heading 2" w:uiPriority="9" w:semiHidden="1" w:unhideWhenUsed="1" w:qFormat="1"/>
+    <w:lsdException w:name="heading 3" w:uiPriority="9" w:semiHidden="1" w:unhideWhenUsed="1" w:qFormat="1"/>
+    <w:lsdException w:name="heading 4" w:uiPriority="9" w:semiHidden="1" w:unhideWhenUsed="1" w:qFormat="1"/>
+    <w:lsdException w:name="heading 5" w:uiPriority="9" w:semiHidden="1" w:unhideWhenUsed="1" w:qFormat="1"/>
+    <w:lsdException w:name="heading 6" w:uiPriority="9" w:semiHidden="1" w:unhideWhenUsed="1" w:qFormat="1"/>
+    <w:lsdException w:name="heading 7" w:uiPriority="9" w:semiHidden="1" w:unhideWhenUsed="1" w:qFormat="1"/>
+    <w:lsdException w:name="heading 8" w:uiPriority="9" w:semiHidden="1" w:unhideWhenUsed="1" w:qFormat="1"/>
+    <w:lsdException w:name="heading 9" w:uiPriority="9" w:semiHidden="1" w:unhideWhenUsed="1" w:qFormat="1"/>
     <w:lsdException w:name="index 1" w:semiHidden="1" w:unhideWhenUsed="1"/>
     <w:lsdException w:name="index 2" w:semiHidden="1" w:unhideWhenUsed="1"/>
     <w:lsdException w:name="index 3" w:semiHidden="1" w:unhideWhenUsed="1"/>
@@ -4231,22 +4296,22 @@
     <w:lsdException w:name="index 7" w:semiHidden="1" w:unhideWhenUsed="1"/>
     <w:lsdException w:name="index 8" w:semiHidden="1" w:unhideWhenUsed="1"/>
     <w:lsdException w:name="index 9" w:semiHidden="1" w:unhideWhenUsed="1"/>
-    <w:lsdException w:name="toc 1" w:semiHidden="1" w:uiPriority="39" w:unhideWhenUsed="1"/>
-    <w:lsdException w:name="toc 2" w:semiHidden="1" w:uiPriority="39" w:unhideWhenUsed="1"/>
-    <w:lsdException w:name="toc 3" w:semiHidden="1" w:uiPriority="39" w:unhideWhenUsed="1"/>
-    <w:lsdException w:name="toc 4" w:semiHidden="1" w:uiPriority="39" w:unhideWhenUsed="1"/>
-    <w:lsdException w:name="toc 5" w:semiHidden="1" w:uiPriority="39" w:unhideWhenUsed="1"/>
-    <w:lsdException w:name="toc 6" w:semiHidden="1" w:uiPriority="39" w:unhideWhenUsed="1"/>
-    <w:lsdException w:name="toc 7" w:semiHidden="1" w:uiPriority="39" w:unhideWhenUsed="1"/>
-    <w:lsdException w:name="toc 8" w:semiHidden="1" w:uiPriority="39" w:unhideWhenUsed="1"/>
-    <w:lsdException w:name="toc 9" w:semiHidden="1" w:uiPriority="39" w:unhideWhenUsed="1"/>
+    <w:lsdException w:name="toc 1" w:uiPriority="39" w:semiHidden="1" w:unhideWhenUsed="1"/>
+    <w:lsdException w:name="toc 2" w:uiPriority="39" w:semiHidden="1" w:unhideWhenUsed="1"/>
+    <w:lsdException w:name="toc 3" w:uiPriority="39" w:semiHidden="1" w:unhideWhenUsed="1"/>
+    <w:lsdException w:name="toc 4" w:uiPriority="39" w:semiHidden="1" w:unhideWhenUsed="1"/>
+    <w:lsdException w:name="toc 5" w:uiPriority="39" w:semiHidden="1" w:unhideWhenUsed="1"/>
+    <w:lsdException w:name="toc 6" w:uiPriority="39" w:semiHidden="1" w:unhideWhenUsed="1"/>
+    <w:lsdException w:name="toc 7" w:uiPriority="39" w:semiHidden="1" w:unhideWhenUsed="1"/>
+    <w:lsdException w:name="toc 8" w:uiPriority="39" w:semiHidden="1" w:unhideWhenUsed="1"/>
+    <w:lsdException w:name="toc 9" w:uiPriority="39" w:semiHidden="1" w:unhideWhenUsed="1"/>
     <w:lsdException w:name="Normal Indent" w:semiHidden="1" w:unhideWhenUsed="1"/>
     <w:lsdException w:name="footnote text" w:semiHidden="1" w:unhideWhenUsed="1"/>
     <w:lsdException w:name="annotation text" w:semiHidden="1" w:unhideWhenUsed="1"/>
     <w:lsdException w:name="header" w:semiHidden="1" w:unhideWhenUsed="1"/>
     <w:lsdException w:name="footer" w:semiHidden="1" w:unhideWhenUsed="1"/>
     <w:lsdException w:name="index heading" w:semiHidden="1" w:unhideWhenUsed="1"/>
-    <w:lsdException w:name="caption" w:semiHidden="1" w:uiPriority="35" w:unhideWhenUsed="1" w:qFormat="1"/>
+    <w:lsdException w:name="caption" w:uiPriority="35" w:semiHidden="1" w:unhideWhenUsed="1" w:qFormat="1"/>
     <w:lsdException w:name="table of figures" w:semiHidden="1" w:unhideWhenUsed="1"/>
     <w:lsdException w:name="envelope address" w:semiHidden="1" w:unhideWhenUsed="1"/>
     <w:lsdException w:name="envelope return" w:semiHidden="1" w:unhideWhenUsed="1"/>
@@ -4277,7 +4342,7 @@
     <w:lsdException w:name="Title" w:uiPriority="10" w:qFormat="1"/>
     <w:lsdException w:name="Closing" w:semiHidden="1" w:unhideWhenUsed="1"/>
     <w:lsdException w:name="Signature" w:semiHidden="1" w:unhideWhenUsed="1"/>
-    <w:lsdException w:name="Default Paragraph Font" w:semiHidden="1" w:uiPriority="1" w:unhideWhenUsed="1"/>
+    <w:lsdException w:name="Default Paragraph Font" w:uiPriority="1" w:semiHidden="1" w:unhideWhenUsed="1"/>
     <w:lsdException w:name="Body Text" w:semiHidden="1" w:unhideWhenUsed="1"/>
     <w:lsdException w:name="Body Text Indent" w:semiHidden="1" w:unhideWhenUsed="1"/>
     <w:lsdException w:name="List Continue" w:semiHidden="1" w:unhideWhenUsed="1"/>
@@ -4477,8 +4542,8 @@
     <w:lsdException w:name="Subtle Reference" w:uiPriority="31" w:qFormat="1"/>
     <w:lsdException w:name="Intense Reference" w:uiPriority="32" w:qFormat="1"/>
     <w:lsdException w:name="Book Title" w:uiPriority="33" w:qFormat="1"/>
-    <w:lsdException w:name="Bibliography" w:semiHidden="1" w:uiPriority="37" w:unhideWhenUsed="1"/>
-    <w:lsdException w:name="TOC Heading" w:semiHidden="1" w:uiPriority="39" w:unhideWhenUsed="1" w:qFormat="1"/>
+    <w:lsdException w:name="Bibliography" w:uiPriority="37" w:semiHidden="1" w:unhideWhenUsed="1"/>
+    <w:lsdException w:name="TOC Heading" w:uiPriority="39" w:semiHidden="1" w:unhideWhenUsed="1" w:qFormat="1"/>
     <w:lsdException w:name="Plain Table 1" w:uiPriority="41"/>
     <w:lsdException w:name="Plain Table 2" w:uiPriority="42"/>
     <w:lsdException w:name="Plain Table 3" w:uiPriority="43"/>
@@ -4589,36 +4654,49 @@
     <w:lsdException w:name="Unresolved Mention" w:semiHidden="1" w:unhideWhenUsed="1"/>
     <w:lsdException w:name="Smart Link" w:semiHidden="1" w:unhideWhenUsed="1"/>
   </w:latentStyles>
-  <w:style w:type="paragraph" w:default="1" w:styleId="Normal">
+  <w:style w:type="paragraph" w:styleId="Normal" w:default="1">
     <w:name w:val="Normal"/>
     <w:qFormat/>
     <w:pPr>
-      <w:spacing w:after="160" w:line="276" w:lineRule="auto"/>
+      <w:widowControl/>
+      <w:suppressAutoHyphens w:val="true"/>
+      <w:bidi w:val="0"/>
+      <w:spacing w:lineRule="auto" w:line="276" w:before="0" w:after="160"/>
+      <w:jc w:val="left"/>
     </w:pPr>
+    <w:rPr>
+      <w:rFonts w:ascii="Aptos" w:hAnsi="Aptos" w:eastAsia="Aptos" w:cs="" w:asciiTheme="minorHAnsi" w:cstheme="minorBidi" w:eastAsiaTheme="minorHAnsi" w:hAnsiTheme="minorHAnsi"/>
+      <w:color w:val="auto"/>
+      <w:kern w:val="2"/>
+      <w:sz w:val="24"/>
+      <w:szCs w:val="24"/>
+      <w:lang w:val="en-IN" w:eastAsia="en-US" w:bidi="ar-SA"/>
+      <w14:ligatures w14:val="standardContextual"/>
+    </w:rPr>
   </w:style>
   <w:style w:type="paragraph" w:styleId="Heading1">
-    <w:name w:val="heading 1"/>
+    <w:name w:val="Heading 1"/>
     <w:basedOn w:val="Normal"/>
     <w:next w:val="Normal"/>
     <w:link w:val="Heading1Char"/>
     <w:uiPriority w:val="9"/>
     <w:qFormat/>
-    <w:rsid w:val="00A06CD0"/>
+    <w:rsid w:val="00a06cd0"/>
     <w:pPr>
-      <w:keepNext/>
+      <w:keepNext w:val="true"/>
       <w:keepLines/>
       <w:spacing w:before="360" w:after="80"/>
       <w:outlineLvl w:val="0"/>
     </w:pPr>
     <w:rPr>
-      <w:rFonts w:asciiTheme="majorHAnsi" w:eastAsiaTheme="majorEastAsia" w:hAnsiTheme="majorHAnsi" w:cstheme="majorBidi"/>
-      <w:color w:val="0F4761" w:themeColor="accent1" w:themeShade="BF"/>
+      <w:rFonts w:ascii="Aptos Display" w:hAnsi="Aptos Display" w:eastAsia="" w:cs="" w:asciiTheme="majorHAnsi" w:cstheme="majorBidi" w:eastAsiaTheme="majorEastAsia" w:hAnsiTheme="majorHAnsi"/>
+      <w:color w:themeColor="accent1" w:themeShade="bf" w:val="0F4761"/>
       <w:sz w:val="40"/>
       <w:szCs w:val="40"/>
     </w:rPr>
   </w:style>
   <w:style w:type="paragraph" w:styleId="Heading2">
-    <w:name w:val="heading 2"/>
+    <w:name w:val="Heading 2"/>
     <w:basedOn w:val="Normal"/>
     <w:next w:val="Normal"/>
     <w:link w:val="Heading2Char"/>
@@ -4626,22 +4704,22 @@
     <w:semiHidden/>
     <w:unhideWhenUsed/>
     <w:qFormat/>
-    <w:rsid w:val="00A06CD0"/>
+    <w:rsid w:val="00a06cd0"/>
     <w:pPr>
-      <w:keepNext/>
+      <w:keepNext w:val="true"/>
       <w:keepLines/>
       <w:spacing w:before="160" w:after="80"/>
       <w:outlineLvl w:val="1"/>
     </w:pPr>
     <w:rPr>
-      <w:rFonts w:asciiTheme="majorHAnsi" w:eastAsiaTheme="majorEastAsia" w:hAnsiTheme="majorHAnsi" w:cstheme="majorBidi"/>
-      <w:color w:val="0F4761" w:themeColor="accent1" w:themeShade="BF"/>
+      <w:rFonts w:ascii="Aptos Display" w:hAnsi="Aptos Display" w:eastAsia="" w:cs="" w:asciiTheme="majorHAnsi" w:cstheme="majorBidi" w:eastAsiaTheme="majorEastAsia" w:hAnsiTheme="majorHAnsi"/>
+      <w:color w:themeColor="accent1" w:themeShade="bf" w:val="0F4761"/>
       <w:sz w:val="32"/>
       <w:szCs w:val="32"/>
     </w:rPr>
   </w:style>
   <w:style w:type="paragraph" w:styleId="Heading3">
-    <w:name w:val="heading 3"/>
+    <w:name w:val="Heading 3"/>
     <w:basedOn w:val="Normal"/>
     <w:next w:val="Normal"/>
     <w:link w:val="Heading3Char"/>
@@ -4649,22 +4727,22 @@
     <w:semiHidden/>
     <w:unhideWhenUsed/>
     <w:qFormat/>
-    <w:rsid w:val="00A06CD0"/>
+    <w:rsid w:val="00a06cd0"/>
     <w:pPr>
-      <w:keepNext/>
+      <w:keepNext w:val="true"/>
       <w:keepLines/>
       <w:spacing w:before="160" w:after="80"/>
       <w:outlineLvl w:val="2"/>
     </w:pPr>
     <w:rPr>
-      <w:rFonts w:eastAsiaTheme="majorEastAsia" w:cstheme="majorBidi"/>
-      <w:color w:val="0F4761" w:themeColor="accent1" w:themeShade="BF"/>
+      <w:rFonts w:eastAsia="" w:cs="" w:cstheme="majorBidi" w:eastAsiaTheme="majorEastAsia"/>
+      <w:color w:themeColor="accent1" w:themeShade="bf" w:val="0F4761"/>
       <w:sz w:val="28"/>
       <w:szCs w:val="28"/>
     </w:rPr>
   </w:style>
   <w:style w:type="paragraph" w:styleId="Heading4">
-    <w:name w:val="heading 4"/>
+    <w:name w:val="Heading 4"/>
     <w:basedOn w:val="Normal"/>
     <w:next w:val="Normal"/>
     <w:link w:val="Heading4Char"/>
@@ -4672,22 +4750,22 @@
     <w:semiHidden/>
     <w:unhideWhenUsed/>
     <w:qFormat/>
-    <w:rsid w:val="00A06CD0"/>
+    <w:rsid w:val="00a06cd0"/>
     <w:pPr>
-      <w:keepNext/>
+      <w:keepNext w:val="true"/>
       <w:keepLines/>
       <w:spacing w:before="80" w:after="40"/>
       <w:outlineLvl w:val="3"/>
     </w:pPr>
     <w:rPr>
-      <w:rFonts w:eastAsiaTheme="majorEastAsia" w:cstheme="majorBidi"/>
+      <w:rFonts w:eastAsia="" w:cs="" w:cstheme="majorBidi" w:eastAsiaTheme="majorEastAsia"/>
       <w:i/>
       <w:iCs/>
-      <w:color w:val="0F4761" w:themeColor="accent1" w:themeShade="BF"/>
+      <w:color w:themeColor="accent1" w:themeShade="bf" w:val="0F4761"/>
     </w:rPr>
   </w:style>
   <w:style w:type="paragraph" w:styleId="Heading5">
-    <w:name w:val="heading 5"/>
+    <w:name w:val="Heading 5"/>
     <w:basedOn w:val="Normal"/>
     <w:next w:val="Normal"/>
     <w:link w:val="Heading5Char"/>
@@ -4695,20 +4773,20 @@
     <w:semiHidden/>
     <w:unhideWhenUsed/>
     <w:qFormat/>
-    <w:rsid w:val="00A06CD0"/>
+    <w:rsid w:val="00a06cd0"/>
     <w:pPr>
-      <w:keepNext/>
+      <w:keepNext w:val="true"/>
       <w:keepLines/>
       <w:spacing w:before="80" w:after="40"/>
       <w:outlineLvl w:val="4"/>
     </w:pPr>
     <w:rPr>
-      <w:rFonts w:eastAsiaTheme="majorEastAsia" w:cstheme="majorBidi"/>
-      <w:color w:val="0F4761" w:themeColor="accent1" w:themeShade="BF"/>
+      <w:rFonts w:eastAsia="" w:cs="" w:cstheme="majorBidi" w:eastAsiaTheme="majorEastAsia"/>
+      <w:color w:themeColor="accent1" w:themeShade="bf" w:val="0F4761"/>
     </w:rPr>
   </w:style>
   <w:style w:type="paragraph" w:styleId="Heading6">
-    <w:name w:val="heading 6"/>
+    <w:name w:val="Heading 6"/>
     <w:basedOn w:val="Normal"/>
     <w:next w:val="Normal"/>
     <w:link w:val="Heading6Char"/>
@@ -4716,22 +4794,22 @@
     <w:semiHidden/>
     <w:unhideWhenUsed/>
     <w:qFormat/>
-    <w:rsid w:val="00A06CD0"/>
+    <w:rsid w:val="00a06cd0"/>
     <w:pPr>
-      <w:keepNext/>
+      <w:keepNext w:val="true"/>
       <w:keepLines/>
       <w:spacing w:before="40" w:after="0"/>
       <w:outlineLvl w:val="5"/>
     </w:pPr>
     <w:rPr>
-      <w:rFonts w:eastAsiaTheme="majorEastAsia" w:cstheme="majorBidi"/>
+      <w:rFonts w:eastAsia="" w:cs="" w:cstheme="majorBidi" w:eastAsiaTheme="majorEastAsia"/>
       <w:i/>
       <w:iCs/>
-      <w:color w:val="595959" w:themeColor="text1" w:themeTint="A6"/>
+      <w:color w:themeColor="text1" w:themeTint="a6" w:val="595959"/>
     </w:rPr>
   </w:style>
   <w:style w:type="paragraph" w:styleId="Heading7">
-    <w:name w:val="heading 7"/>
+    <w:name w:val="Heading 7"/>
     <w:basedOn w:val="Normal"/>
     <w:next w:val="Normal"/>
     <w:link w:val="Heading7Char"/>
@@ -4739,20 +4817,20 @@
     <w:semiHidden/>
     <w:unhideWhenUsed/>
     <w:qFormat/>
-    <w:rsid w:val="00A06CD0"/>
+    <w:rsid w:val="00a06cd0"/>
     <w:pPr>
-      <w:keepNext/>
+      <w:keepNext w:val="true"/>
       <w:keepLines/>
       <w:spacing w:before="40" w:after="0"/>
       <w:outlineLvl w:val="6"/>
     </w:pPr>
     <w:rPr>
-      <w:rFonts w:eastAsiaTheme="majorEastAsia" w:cstheme="majorBidi"/>
-      <w:color w:val="595959" w:themeColor="text1" w:themeTint="A6"/>
+      <w:rFonts w:eastAsia="" w:cs="" w:cstheme="majorBidi" w:eastAsiaTheme="majorEastAsia"/>
+      <w:color w:themeColor="text1" w:themeTint="a6" w:val="595959"/>
     </w:rPr>
   </w:style>
   <w:style w:type="paragraph" w:styleId="Heading8">
-    <w:name w:val="heading 8"/>
+    <w:name w:val="Heading 8"/>
     <w:basedOn w:val="Normal"/>
     <w:next w:val="Normal"/>
     <w:link w:val="Heading8Char"/>
@@ -4760,22 +4838,22 @@
     <w:semiHidden/>
     <w:unhideWhenUsed/>
     <w:qFormat/>
-    <w:rsid w:val="00A06CD0"/>
+    <w:rsid w:val="00a06cd0"/>
     <w:pPr>
-      <w:keepNext/>
+      <w:keepNext w:val="true"/>
       <w:keepLines/>
-      <w:spacing w:after="0"/>
+      <w:spacing w:before="0" w:after="0"/>
       <w:outlineLvl w:val="7"/>
     </w:pPr>
     <w:rPr>
-      <w:rFonts w:eastAsiaTheme="majorEastAsia" w:cstheme="majorBidi"/>
+      <w:rFonts w:eastAsia="" w:cs="" w:cstheme="majorBidi" w:eastAsiaTheme="majorEastAsia"/>
       <w:i/>
       <w:iCs/>
-      <w:color w:val="272727" w:themeColor="text1" w:themeTint="D8"/>
+      <w:color w:themeColor="text1" w:themeTint="d8" w:val="272727"/>
     </w:rPr>
   </w:style>
   <w:style w:type="paragraph" w:styleId="Heading9">
-    <w:name w:val="heading 9"/>
+    <w:name w:val="Heading 9"/>
     <w:basedOn w:val="Normal"/>
     <w:next w:val="Normal"/>
     <w:link w:val="Heading9Char"/>
@@ -4783,213 +4861,194 @@
     <w:semiHidden/>
     <w:unhideWhenUsed/>
     <w:qFormat/>
-    <w:rsid w:val="00A06CD0"/>
+    <w:rsid w:val="00a06cd0"/>
     <w:pPr>
-      <w:keepNext/>
+      <w:keepNext w:val="true"/>
       <w:keepLines/>
-      <w:spacing w:after="0"/>
+      <w:spacing w:before="0" w:after="0"/>
       <w:outlineLvl w:val="8"/>
     </w:pPr>
     <w:rPr>
-      <w:rFonts w:eastAsiaTheme="majorEastAsia" w:cstheme="majorBidi"/>
-      <w:color w:val="272727" w:themeColor="text1" w:themeTint="D8"/>
+      <w:rFonts w:eastAsia="" w:cs="" w:cstheme="majorBidi" w:eastAsiaTheme="majorEastAsia"/>
+      <w:color w:themeColor="text1" w:themeTint="d8" w:val="272727"/>
     </w:rPr>
   </w:style>
-  <w:style w:type="character" w:default="1" w:styleId="DefaultParagraphFont">
+  <w:style w:type="character" w:styleId="DefaultParagraphFont" w:default="1">
     <w:name w:val="Default Paragraph Font"/>
     <w:uiPriority w:val="1"/>
     <w:unhideWhenUsed/>
+    <w:qFormat/>
+    <w:rPr/>
   </w:style>
-  <w:style w:type="table" w:default="1" w:styleId="TableNormal">
-    <w:name w:val="Normal Table"/>
-    <w:uiPriority w:val="99"/>
-    <w:semiHidden/>
-    <w:unhideWhenUsed/>
-    <w:tblPr>
-      <w:tblInd w:w="0" w:type="dxa"/>
-      <w:tblCellMar>
-        <w:top w:w="0" w:type="dxa"/>
-        <w:left w:w="108" w:type="dxa"/>
-        <w:bottom w:w="0" w:type="dxa"/>
-        <w:right w:w="108" w:type="dxa"/>
-      </w:tblCellMar>
-    </w:tblPr>
-  </w:style>
-  <w:style w:type="numbering" w:default="1" w:styleId="NoList">
-    <w:name w:val="No List"/>
-    <w:uiPriority w:val="99"/>
-    <w:semiHidden/>
-    <w:unhideWhenUsed/>
-  </w:style>
-  <w:style w:type="character" w:customStyle="1" w:styleId="Heading1Char">
+  <w:style w:type="character" w:styleId="Heading1Char" w:customStyle="1">
     <w:name w:val="Heading 1 Char"/>
     <w:basedOn w:val="DefaultParagraphFont"/>
     <w:link w:val="Heading1"/>
     <w:uiPriority w:val="9"/>
     <w:qFormat/>
-    <w:rsid w:val="00A06CD0"/>
+    <w:rsid w:val="00a06cd0"/>
     <w:rPr>
-      <w:rFonts w:asciiTheme="majorHAnsi" w:eastAsiaTheme="majorEastAsia" w:hAnsiTheme="majorHAnsi" w:cstheme="majorBidi"/>
-      <w:color w:val="0F4761" w:themeColor="accent1" w:themeShade="BF"/>
+      <w:rFonts w:ascii="Aptos Display" w:hAnsi="Aptos Display" w:eastAsia="" w:cs="" w:asciiTheme="majorHAnsi" w:cstheme="majorBidi" w:eastAsiaTheme="majorEastAsia" w:hAnsiTheme="majorHAnsi"/>
+      <w:color w:themeColor="accent1" w:themeShade="bf" w:val="0F4761"/>
       <w:sz w:val="40"/>
       <w:szCs w:val="40"/>
     </w:rPr>
   </w:style>
-  <w:style w:type="character" w:customStyle="1" w:styleId="Heading2Char">
+  <w:style w:type="character" w:styleId="Heading2Char" w:customStyle="1">
     <w:name w:val="Heading 2 Char"/>
     <w:basedOn w:val="DefaultParagraphFont"/>
     <w:link w:val="Heading2"/>
     <w:uiPriority w:val="9"/>
     <w:semiHidden/>
     <w:qFormat/>
-    <w:rsid w:val="00A06CD0"/>
+    <w:rsid w:val="00a06cd0"/>
     <w:rPr>
-      <w:rFonts w:asciiTheme="majorHAnsi" w:eastAsiaTheme="majorEastAsia" w:hAnsiTheme="majorHAnsi" w:cstheme="majorBidi"/>
-      <w:color w:val="0F4761" w:themeColor="accent1" w:themeShade="BF"/>
+      <w:rFonts w:ascii="Aptos Display" w:hAnsi="Aptos Display" w:eastAsia="" w:cs="" w:asciiTheme="majorHAnsi" w:cstheme="majorBidi" w:eastAsiaTheme="majorEastAsia" w:hAnsiTheme="majorHAnsi"/>
+      <w:color w:themeColor="accent1" w:themeShade="bf" w:val="0F4761"/>
       <w:sz w:val="32"/>
       <w:szCs w:val="32"/>
     </w:rPr>
   </w:style>
-  <w:style w:type="character" w:customStyle="1" w:styleId="Heading3Char">
+  <w:style w:type="character" w:styleId="Heading3Char" w:customStyle="1">
     <w:name w:val="Heading 3 Char"/>
     <w:basedOn w:val="DefaultParagraphFont"/>
     <w:link w:val="Heading3"/>
     <w:uiPriority w:val="9"/>
     <w:semiHidden/>
     <w:qFormat/>
-    <w:rsid w:val="00A06CD0"/>
+    <w:rsid w:val="00a06cd0"/>
     <w:rPr>
-      <w:rFonts w:eastAsiaTheme="majorEastAsia" w:cstheme="majorBidi"/>
-      <w:color w:val="0F4761" w:themeColor="accent1" w:themeShade="BF"/>
+      <w:rFonts w:eastAsia="" w:cs="" w:cstheme="majorBidi" w:eastAsiaTheme="majorEastAsia"/>
+      <w:color w:themeColor="accent1" w:themeShade="bf" w:val="0F4761"/>
       <w:sz w:val="28"/>
       <w:szCs w:val="28"/>
     </w:rPr>
   </w:style>
-  <w:style w:type="character" w:customStyle="1" w:styleId="Heading4Char">
+  <w:style w:type="character" w:styleId="Heading4Char" w:customStyle="1">
     <w:name w:val="Heading 4 Char"/>
     <w:basedOn w:val="DefaultParagraphFont"/>
     <w:link w:val="Heading4"/>
     <w:uiPriority w:val="9"/>
     <w:semiHidden/>
     <w:qFormat/>
-    <w:rsid w:val="00A06CD0"/>
+    <w:rsid w:val="00a06cd0"/>
     <w:rPr>
-      <w:rFonts w:eastAsiaTheme="majorEastAsia" w:cstheme="majorBidi"/>
+      <w:rFonts w:eastAsia="" w:cs="" w:cstheme="majorBidi" w:eastAsiaTheme="majorEastAsia"/>
       <w:i/>
       <w:iCs/>
-      <w:color w:val="0F4761" w:themeColor="accent1" w:themeShade="BF"/>
+      <w:color w:themeColor="accent1" w:themeShade="bf" w:val="0F4761"/>
     </w:rPr>
   </w:style>
-  <w:style w:type="character" w:customStyle="1" w:styleId="Heading5Char">
+  <w:style w:type="character" w:styleId="Heading5Char" w:customStyle="1">
     <w:name w:val="Heading 5 Char"/>
     <w:basedOn w:val="DefaultParagraphFont"/>
     <w:link w:val="Heading5"/>
     <w:uiPriority w:val="9"/>
     <w:semiHidden/>
     <w:qFormat/>
-    <w:rsid w:val="00A06CD0"/>
+    <w:rsid w:val="00a06cd0"/>
     <w:rPr>
-      <w:rFonts w:eastAsiaTheme="majorEastAsia" w:cstheme="majorBidi"/>
-      <w:color w:val="0F4761" w:themeColor="accent1" w:themeShade="BF"/>
+      <w:rFonts w:eastAsia="" w:cs="" w:cstheme="majorBidi" w:eastAsiaTheme="majorEastAsia"/>
+      <w:color w:themeColor="accent1" w:themeShade="bf" w:val="0F4761"/>
     </w:rPr>
   </w:style>
-  <w:style w:type="character" w:customStyle="1" w:styleId="Heading6Char">
+  <w:style w:type="character" w:styleId="Heading6Char" w:customStyle="1">
     <w:name w:val="Heading 6 Char"/>
     <w:basedOn w:val="DefaultParagraphFont"/>
     <w:link w:val="Heading6"/>
     <w:uiPriority w:val="9"/>
     <w:semiHidden/>
     <w:qFormat/>
-    <w:rsid w:val="00A06CD0"/>
+    <w:rsid w:val="00a06cd0"/>
     <w:rPr>
-      <w:rFonts w:eastAsiaTheme="majorEastAsia" w:cstheme="majorBidi"/>
+      <w:rFonts w:eastAsia="" w:cs="" w:cstheme="majorBidi" w:eastAsiaTheme="majorEastAsia"/>
       <w:i/>
       <w:iCs/>
-      <w:color w:val="595959" w:themeColor="text1" w:themeTint="A6"/>
+      <w:color w:themeColor="text1" w:themeTint="a6" w:val="595959"/>
     </w:rPr>
   </w:style>
-  <w:style w:type="character" w:customStyle="1" w:styleId="Heading7Char">
+  <w:style w:type="character" w:styleId="Heading7Char" w:customStyle="1">
     <w:name w:val="Heading 7 Char"/>
     <w:basedOn w:val="DefaultParagraphFont"/>
     <w:link w:val="Heading7"/>
     <w:uiPriority w:val="9"/>
     <w:semiHidden/>
     <w:qFormat/>
-    <w:rsid w:val="00A06CD0"/>
+    <w:rsid w:val="00a06cd0"/>
     <w:rPr>
-      <w:rFonts w:eastAsiaTheme="majorEastAsia" w:cstheme="majorBidi"/>
-      <w:color w:val="595959" w:themeColor="text1" w:themeTint="A6"/>
+      <w:rFonts w:eastAsia="" w:cs="" w:cstheme="majorBidi" w:eastAsiaTheme="majorEastAsia"/>
+      <w:color w:themeColor="text1" w:themeTint="a6" w:val="595959"/>
     </w:rPr>
   </w:style>
-  <w:style w:type="character" w:customStyle="1" w:styleId="Heading8Char">
+  <w:style w:type="character" w:styleId="Heading8Char" w:customStyle="1">
     <w:name w:val="Heading 8 Char"/>
     <w:basedOn w:val="DefaultParagraphFont"/>
     <w:link w:val="Heading8"/>
     <w:uiPriority w:val="9"/>
     <w:semiHidden/>
     <w:qFormat/>
-    <w:rsid w:val="00A06CD0"/>
+    <w:rsid w:val="00a06cd0"/>
     <w:rPr>
-      <w:rFonts w:eastAsiaTheme="majorEastAsia" w:cstheme="majorBidi"/>
+      <w:rFonts w:eastAsia="" w:cs="" w:cstheme="majorBidi" w:eastAsiaTheme="majorEastAsia"/>
       <w:i/>
       <w:iCs/>
-      <w:color w:val="272727" w:themeColor="text1" w:themeTint="D8"/>
+      <w:color w:themeColor="text1" w:themeTint="d8" w:val="272727"/>
     </w:rPr>
   </w:style>
-  <w:style w:type="character" w:customStyle="1" w:styleId="Heading9Char">
+  <w:style w:type="character" w:styleId="Heading9Char" w:customStyle="1">
     <w:name w:val="Heading 9 Char"/>
     <w:basedOn w:val="DefaultParagraphFont"/>
     <w:link w:val="Heading9"/>
     <w:uiPriority w:val="9"/>
     <w:semiHidden/>
     <w:qFormat/>
-    <w:rsid w:val="00A06CD0"/>
+    <w:rsid w:val="00a06cd0"/>
     <w:rPr>
-      <w:rFonts w:eastAsiaTheme="majorEastAsia" w:cstheme="majorBidi"/>
-      <w:color w:val="272727" w:themeColor="text1" w:themeTint="D8"/>
+      <w:rFonts w:eastAsia="" w:cs="" w:cstheme="majorBidi" w:eastAsiaTheme="majorEastAsia"/>
+      <w:color w:themeColor="text1" w:themeTint="d8" w:val="272727"/>
     </w:rPr>
   </w:style>
-  <w:style w:type="character" w:customStyle="1" w:styleId="TitleChar">
+  <w:style w:type="character" w:styleId="TitleChar" w:customStyle="1">
     <w:name w:val="Title Char"/>
     <w:basedOn w:val="DefaultParagraphFont"/>
     <w:link w:val="Title"/>
     <w:uiPriority w:val="10"/>
     <w:qFormat/>
-    <w:rsid w:val="00A06CD0"/>
+    <w:rsid w:val="00a06cd0"/>
     <w:rPr>
-      <w:rFonts w:asciiTheme="majorHAnsi" w:eastAsiaTheme="majorEastAsia" w:hAnsiTheme="majorHAnsi" w:cstheme="majorBidi"/>
+      <w:rFonts w:ascii="Aptos Display" w:hAnsi="Aptos Display" w:eastAsia="" w:cs="" w:asciiTheme="majorHAnsi" w:cstheme="majorBidi" w:eastAsiaTheme="majorEastAsia" w:hAnsiTheme="majorHAnsi"/>
       <w:spacing w:val="-10"/>
       <w:kern w:val="2"/>
       <w:sz w:val="56"/>
       <w:szCs w:val="56"/>
     </w:rPr>
   </w:style>
-  <w:style w:type="character" w:customStyle="1" w:styleId="SubtitleChar">
+  <w:style w:type="character" w:styleId="SubtitleChar" w:customStyle="1">
     <w:name w:val="Subtitle Char"/>
     <w:basedOn w:val="DefaultParagraphFont"/>
     <w:link w:val="Subtitle"/>
     <w:uiPriority w:val="11"/>
     <w:qFormat/>
-    <w:rsid w:val="00A06CD0"/>
+    <w:rsid w:val="00a06cd0"/>
     <w:rPr>
-      <w:rFonts w:eastAsiaTheme="majorEastAsia" w:cstheme="majorBidi"/>
-      <w:color w:val="595959" w:themeColor="text1" w:themeTint="A6"/>
+      <w:rFonts w:eastAsia="" w:cs="" w:cstheme="majorBidi" w:eastAsiaTheme="majorEastAsia"/>
+      <w:color w:themeColor="text1" w:themeTint="a6" w:val="595959"/>
       <w:spacing w:val="15"/>
       <w:sz w:val="28"/>
       <w:szCs w:val="28"/>
     </w:rPr>
   </w:style>
-  <w:style w:type="character" w:customStyle="1" w:styleId="QuoteChar">
+  <w:style w:type="character" w:styleId="QuoteChar" w:customStyle="1">
     <w:name w:val="Quote Char"/>
     <w:basedOn w:val="DefaultParagraphFont"/>
     <w:link w:val="Quote"/>
     <w:uiPriority w:val="29"/>
     <w:qFormat/>
-    <w:rsid w:val="00A06CD0"/>
+    <w:rsid w:val="00a06cd0"/>
     <w:rPr>
       <w:i/>
       <w:iCs/>
-      <w:color w:val="404040" w:themeColor="text1" w:themeTint="BF"/>
+      <w:color w:themeColor="text1" w:themeTint="bf" w:val="404040"/>
     </w:rPr>
   </w:style>
   <w:style w:type="character" w:styleId="IntenseEmphasis">
@@ -4997,24 +5056,24 @@
     <w:basedOn w:val="DefaultParagraphFont"/>
     <w:uiPriority w:val="21"/>
     <w:qFormat/>
-    <w:rsid w:val="00A06CD0"/>
+    <w:rsid w:val="00a06cd0"/>
     <w:rPr>
       <w:i/>
       <w:iCs/>
-      <w:color w:val="0F4761" w:themeColor="accent1" w:themeShade="BF"/>
+      <w:color w:themeColor="accent1" w:themeShade="bf" w:val="0F4761"/>
     </w:rPr>
   </w:style>
-  <w:style w:type="character" w:customStyle="1" w:styleId="IntenseQuoteChar">
+  <w:style w:type="character" w:styleId="IntenseQuoteChar" w:customStyle="1">
     <w:name w:val="Intense Quote Char"/>
     <w:basedOn w:val="DefaultParagraphFont"/>
     <w:link w:val="IntenseQuote"/>
     <w:uiPriority w:val="30"/>
     <w:qFormat/>
-    <w:rsid w:val="00A06CD0"/>
+    <w:rsid w:val="00a06cd0"/>
     <w:rPr>
       <w:i/>
       <w:iCs/>
-      <w:color w:val="0F4761" w:themeColor="accent1" w:themeShade="BF"/>
+      <w:color w:themeColor="accent1" w:themeShade="bf" w:val="0F4761"/>
     </w:rPr>
   </w:style>
   <w:style w:type="character" w:styleId="IntenseReference">
@@ -5022,12 +5081,12 @@
     <w:basedOn w:val="DefaultParagraphFont"/>
     <w:uiPriority w:val="32"/>
     <w:qFormat/>
-    <w:rsid w:val="00A06CD0"/>
+    <w:rsid w:val="00a06cd0"/>
     <w:rPr>
       <w:b/>
       <w:bCs/>
       <w:smallCaps/>
-      <w:color w:val="0F4761" w:themeColor="accent1" w:themeShade="BF"/>
+      <w:color w:themeColor="accent1" w:themeShade="bf" w:val="0F4761"/>
       <w:spacing w:val="5"/>
     </w:rPr>
   </w:style>
@@ -5036,9 +5095,9 @@
     <w:basedOn w:val="DefaultParagraphFont"/>
     <w:uiPriority w:val="99"/>
     <w:unhideWhenUsed/>
-    <w:rsid w:val="000E1DF0"/>
+    <w:rsid w:val="000e1df0"/>
     <w:rPr>
-      <w:color w:val="467886" w:themeColor="hyperlink"/>
+      <w:color w:themeColor="hyperlink" w:val="467886"/>
       <w:u w:val="single"/>
     </w:rPr>
   </w:style>
@@ -5049,30 +5108,30 @@
     <w:semiHidden/>
     <w:unhideWhenUsed/>
     <w:qFormat/>
-    <w:rsid w:val="000E1DF0"/>
+    <w:rsid w:val="000e1df0"/>
     <w:rPr>
       <w:color w:val="605E5C"/>
-      <w:shd w:val="clear" w:color="auto" w:fill="E1DFDD"/>
+      <w:shd w:fill="E1DFDD" w:val="clear"/>
     </w:rPr>
   </w:style>
-  <w:style w:type="character" w:customStyle="1" w:styleId="Bullets">
+  <w:style w:type="character" w:styleId="Bullets" w:customStyle="1">
     <w:name w:val="Bullets"/>
     <w:qFormat/>
     <w:rPr>
-      <w:rFonts w:ascii="OpenSymbol" w:eastAsia="OpenSymbol" w:hAnsi="OpenSymbol" w:cs="OpenSymbol"/>
+      <w:rFonts w:ascii="OpenSymbol" w:hAnsi="OpenSymbol" w:eastAsia="OpenSymbol" w:cs="OpenSymbol"/>
     </w:rPr>
   </w:style>
-  <w:style w:type="paragraph" w:customStyle="1" w:styleId="Heading">
+  <w:style w:type="paragraph" w:styleId="Heading" w:customStyle="1">
     <w:name w:val="Heading"/>
     <w:basedOn w:val="Normal"/>
     <w:next w:val="BodyText"/>
     <w:qFormat/>
     <w:pPr>
-      <w:keepNext/>
+      <w:keepNext w:val="true"/>
       <w:spacing w:before="240" w:after="120"/>
     </w:pPr>
     <w:rPr>
-      <w:rFonts w:ascii="Liberation Sans" w:eastAsia="Noto Sans CJK SC" w:hAnsi="Liberation Sans" w:cs="FreeSans"/>
+      <w:rFonts w:ascii="Liberation Sans" w:hAnsi="Liberation Sans" w:eastAsia="Noto Sans CJK SC" w:cs="FreeSans"/>
       <w:sz w:val="28"/>
       <w:szCs w:val="28"/>
     </w:rPr>
@@ -5081,18 +5140,20 @@
     <w:name w:val="Body Text"/>
     <w:basedOn w:val="Normal"/>
     <w:pPr>
-      <w:spacing w:after="140"/>
+      <w:spacing w:before="0" w:after="140"/>
     </w:pPr>
+    <w:rPr/>
   </w:style>
   <w:style w:type="paragraph" w:styleId="List">
     <w:name w:val="List"/>
     <w:basedOn w:val="BodyText"/>
+    <w:pPr/>
     <w:rPr>
       <w:rFonts w:cs="FreeSans"/>
     </w:rPr>
   </w:style>
   <w:style w:type="paragraph" w:styleId="Caption">
-    <w:name w:val="caption"/>
+    <w:name w:val="Caption"/>
     <w:basedOn w:val="Normal"/>
     <w:qFormat/>
     <w:pPr>
@@ -5105,7 +5166,7 @@
       <w:iCs/>
     </w:rPr>
   </w:style>
-  <w:style w:type="paragraph" w:customStyle="1" w:styleId="Index">
+  <w:style w:type="paragraph" w:styleId="Index" w:customStyle="1">
     <w:name w:val="Index"/>
     <w:basedOn w:val="Normal"/>
     <w:qFormat/>
@@ -5123,13 +5184,13 @@
     <w:link w:val="TitleChar"/>
     <w:uiPriority w:val="10"/>
     <w:qFormat/>
-    <w:rsid w:val="00A06CD0"/>
+    <w:rsid w:val="00a06cd0"/>
     <w:pPr>
-      <w:spacing w:after="80" w:line="240" w:lineRule="auto"/>
+      <w:spacing w:lineRule="auto" w:line="240" w:before="0" w:after="80"/>
       <w:contextualSpacing/>
     </w:pPr>
     <w:rPr>
-      <w:rFonts w:asciiTheme="majorHAnsi" w:eastAsiaTheme="majorEastAsia" w:hAnsiTheme="majorHAnsi" w:cstheme="majorBidi"/>
+      <w:rFonts w:ascii="Aptos Display" w:hAnsi="Aptos Display" w:eastAsia="" w:cs="" w:asciiTheme="majorHAnsi" w:cstheme="majorBidi" w:eastAsiaTheme="majorEastAsia" w:hAnsiTheme="majorHAnsi"/>
       <w:spacing w:val="-10"/>
       <w:sz w:val="56"/>
       <w:szCs w:val="56"/>
@@ -5142,10 +5203,11 @@
     <w:link w:val="SubtitleChar"/>
     <w:uiPriority w:val="11"/>
     <w:qFormat/>
-    <w:rsid w:val="00A06CD0"/>
+    <w:rsid w:val="00a06cd0"/>
+    <w:pPr/>
     <w:rPr>
-      <w:rFonts w:eastAsiaTheme="majorEastAsia" w:cstheme="majorBidi"/>
-      <w:color w:val="595959" w:themeColor="text1" w:themeTint="A6"/>
+      <w:rFonts w:eastAsia="" w:cs="" w:cstheme="majorBidi" w:eastAsiaTheme="majorEastAsia"/>
+      <w:color w:themeColor="text1" w:themeTint="a6" w:val="595959"/>
       <w:spacing w:val="15"/>
       <w:sz w:val="28"/>
       <w:szCs w:val="28"/>
@@ -5158,15 +5220,15 @@
     <w:link w:val="QuoteChar"/>
     <w:uiPriority w:val="29"/>
     <w:qFormat/>
-    <w:rsid w:val="00A06CD0"/>
+    <w:rsid w:val="00a06cd0"/>
     <w:pPr>
-      <w:spacing w:before="160"/>
+      <w:spacing w:before="160" w:after="160"/>
       <w:jc w:val="center"/>
     </w:pPr>
     <w:rPr>
       <w:i/>
       <w:iCs/>
-      <w:color w:val="404040" w:themeColor="text1" w:themeTint="BF"/>
+      <w:color w:themeColor="text1" w:themeTint="bf" w:val="404040"/>
     </w:rPr>
   </w:style>
   <w:style w:type="paragraph" w:styleId="ListParagraph">
@@ -5174,11 +5236,13 @@
     <w:basedOn w:val="Normal"/>
     <w:uiPriority w:val="34"/>
     <w:qFormat/>
-    <w:rsid w:val="00A06CD0"/>
+    <w:rsid w:val="00a06cd0"/>
     <w:pPr>
+      <w:spacing w:before="0" w:after="160"/>
       <w:ind w:left="720"/>
       <w:contextualSpacing/>
     </w:pPr>
+    <w:rPr/>
   </w:style>
   <w:style w:type="paragraph" w:styleId="IntenseQuote">
     <w:name w:val="Intense Quote"/>
@@ -5187,11 +5251,11 @@
     <w:link w:val="IntenseQuoteChar"/>
     <w:uiPriority w:val="30"/>
     <w:qFormat/>
-    <w:rsid w:val="00A06CD0"/>
+    <w:rsid w:val="00a06cd0"/>
     <w:pPr>
       <w:pBdr>
-        <w:top w:val="single" w:sz="4" w:space="10" w:color="0F4761" w:themeColor="accent1" w:themeShade="BF"/>
-        <w:bottom w:val="single" w:sz="4" w:space="10" w:color="0F4761" w:themeColor="accent1" w:themeShade="BF"/>
+        <w:top w:val="single" w:sz="4" w:space="10" w:color="0F4761" w:themeColor="accent1" w:themeShade="bf"/>
+        <w:bottom w:val="single" w:sz="4" w:space="10" w:color="0F4761" w:themeColor="accent1" w:themeShade="bf"/>
       </w:pBdr>
       <w:spacing w:before="360" w:after="360"/>
       <w:ind w:left="864" w:right="864"/>
@@ -5200,67 +5264,104 @@
     <w:rPr>
       <w:i/>
       <w:iCs/>
-      <w:color w:val="0F4761" w:themeColor="accent1" w:themeShade="BF"/>
+      <w:color w:themeColor="accent1" w:themeShade="bf" w:val="0F4761"/>
     </w:rPr>
   </w:style>
   <w:style w:type="paragraph" w:styleId="NoSpacing">
     <w:name w:val="No Spacing"/>
     <w:uiPriority w:val="1"/>
     <w:qFormat/>
-    <w:rsid w:val="000E1DF0"/>
+    <w:rsid w:val="000e1df0"/>
+    <w:pPr>
+      <w:widowControl/>
+      <w:suppressAutoHyphens w:val="true"/>
+      <w:bidi w:val="0"/>
+      <w:spacing w:before="0" w:after="0"/>
+      <w:jc w:val="left"/>
+    </w:pPr>
+    <w:rPr>
+      <w:rFonts w:ascii="Aptos" w:hAnsi="Aptos" w:eastAsia="Aptos" w:cs="" w:asciiTheme="minorHAnsi" w:cstheme="minorBidi" w:eastAsiaTheme="minorHAnsi" w:hAnsiTheme="minorHAnsi"/>
+      <w:color w:val="auto"/>
+      <w:kern w:val="2"/>
+      <w:sz w:val="24"/>
+      <w:szCs w:val="24"/>
+      <w:lang w:val="en-IN" w:eastAsia="en-US" w:bidi="ar-SA"/>
+      <w14:ligatures w14:val="standardContextual"/>
+    </w:rPr>
+  </w:style>
+  <w:style w:type="numbering" w:styleId="NoList" w:default="1">
+    <w:name w:val="No List"/>
+    <w:uiPriority w:val="99"/>
+    <w:semiHidden/>
+    <w:unhideWhenUsed/>
+    <w:qFormat/>
+  </w:style>
+  <w:style w:type="table" w:default="1" w:styleId="TableNormal">
+    <w:name w:val="Normal Table"/>
+    <w:uiPriority w:val="99"/>
+    <w:semiHidden/>
+    <w:unhideWhenUsed/>
+    <w:tblPr>
+      <w:tblCellMar>
+        <w:top w:w="0" w:type="dxa"/>
+        <w:left w:w="108" w:type="dxa"/>
+        <w:bottom w:w="0" w:type="dxa"/>
+        <w:right w:w="108" w:type="dxa"/>
+      </w:tblCellMar>
+    </w:tblPr>
   </w:style>
 </w:styles>
 </file>
 
 <file path=word/theme/theme1.xml><?xml version="1.0" encoding="utf-8"?>
-<a:theme xmlns:a="http://schemas.openxmlformats.org/drawingml/2006/main" name="Office Theme">
+<a:theme xmlns:a="http://schemas.openxmlformats.org/drawingml/2006/main" xmlns:r="http://schemas.openxmlformats.org/officeDocument/2006/relationships" name="Office Theme">
   <a:themeElements>
     <a:clrScheme name="Office">
       <a:dk1>
         <a:srgbClr val="000000"/>
       </a:dk1>
       <a:lt1>
-        <a:srgbClr val="FFFFFF"/>
+        <a:srgbClr val="ffffff"/>
       </a:lt1>
       <a:dk2>
-        <a:srgbClr val="0E2841"/>
+        <a:srgbClr val="0e2841"/>
       </a:dk2>
       <a:lt2>
-        <a:srgbClr val="E8E8E8"/>
+        <a:srgbClr val="e8e8e8"/>
       </a:lt2>
       <a:accent1>
         <a:srgbClr val="156082"/>
       </a:accent1>
       <a:accent2>
-        <a:srgbClr val="E97132"/>
+        <a:srgbClr val="e97132"/>
       </a:accent2>
       <a:accent3>
-        <a:srgbClr val="196B24"/>
+        <a:srgbClr val="196b24"/>
       </a:accent3>
       <a:accent4>
-        <a:srgbClr val="0F9ED5"/>
+        <a:srgbClr val="0f9ed5"/>
       </a:accent4>
       <a:accent5>
-        <a:srgbClr val="A02B93"/>
+        <a:srgbClr val="a02b93"/>
       </a:accent5>
       <a:accent6>
-        <a:srgbClr val="4EA72E"/>
+        <a:srgbClr val="4ea72e"/>
       </a:accent6>
       <a:hlink>
         <a:srgbClr val="467886"/>
       </a:hlink>
       <a:folHlink>
-        <a:srgbClr val="96607D"/>
+        <a:srgbClr val="96607d"/>
       </a:folHlink>
     </a:clrScheme>
     <a:fontScheme name="Office">
       <a:majorFont>
-        <a:latin typeface="Aptos Display" panose="02110004020202020204"/>
+        <a:latin typeface="Aptos Display" panose="02110004020202020204" pitchFamily="0" charset="1"/>
         <a:ea typeface=""/>
         <a:cs typeface=""/>
       </a:majorFont>
       <a:minorFont>
-        <a:latin typeface="Aptos" panose="02110004020202020204"/>
+        <a:latin typeface="Aptos" panose="02110004020202020204" pitchFamily="0" charset="1"/>
         <a:ea typeface=""/>
         <a:cs typeface=""/>
       </a:minorFont>
@@ -5292,7 +5393,7 @@
             </a:gs>
           </a:gsLst>
           <a:lin ang="5400000" scaled="0"/>
-          <a:tileRect/>
+          <a:tileRect l="0" t="0" r="0" b="0"/>
         </a:gradFill>
         <a:gradFill>
           <a:gsLst>
@@ -5316,7 +5417,7 @@
             </a:gs>
           </a:gsLst>
           <a:lin ang="5400000" scaled="0"/>
-          <a:tileRect/>
+          <a:tileRect l="0" t="0" r="0" b="0"/>
         </a:gradFill>
       </a:fillStyleLst>
       <a:lnStyleLst>
@@ -5376,12 +5477,10 @@
             </a:gs>
           </a:gsLst>
           <a:lin ang="5400000" scaled="0"/>
-          <a:tileRect/>
+          <a:tileRect l="0" t="0" r="0" b="0"/>
         </a:gradFill>
       </a:bgFillStyleLst>
     </a:fmtScheme>
   </a:themeElements>
-  <a:objectDefaults/>
-  <a:extraClrSchemeLst/>
 </a:theme>
 </file>